--- a/Year 1/Природно-надійні системи кібербезпеки/Звіт_2.docx
+++ b/Year 1/Природно-надійні системи кібербезпеки/Звіт_2.docx
@@ -1441,7 +1441,7 @@
         <w:rPr>
           <w:shd w:val="clear" w:color="auto" w:fill="FFFFFF"/>
         </w:rPr>
-        <w:t>двонаправленої</w:t>
+        <w:t>сучасної</w:t>
       </w:r>
       <w:proofErr w:type="spellEnd"/>
       <w:r>
@@ -1455,7 +1455,7 @@
         <w:rPr>
           <w:shd w:val="clear" w:color="auto" w:fill="FFFFFF"/>
         </w:rPr>
-        <w:t>асоціативної</w:t>
+        <w:t>церебральної</w:t>
       </w:r>
       <w:proofErr w:type="spellEnd"/>
       <w:r>
@@ -1469,14 +1469,28 @@
         <w:rPr>
           <w:shd w:val="clear" w:color="auto" w:fill="FFFFFF"/>
         </w:rPr>
-        <w:t>пам'яті</w:t>
+        <w:t>моделі</w:t>
       </w:r>
       <w:proofErr w:type="spellEnd"/>
       <w:r>
         <w:rPr>
           <w:shd w:val="clear" w:color="auto" w:fill="FFFFFF"/>
         </w:rPr>
-        <w:t xml:space="preserve"> (BAM) для </w:t>
+        <w:t xml:space="preserve"> </w:t>
+      </w:r>
+      <w:proofErr w:type="spellStart"/>
+      <w:r>
+        <w:rPr>
+          <w:shd w:val="clear" w:color="auto" w:fill="FFFFFF"/>
+        </w:rPr>
+        <w:t>артикуляційного</w:t>
+      </w:r>
+      <w:proofErr w:type="spellEnd"/>
+      <w:r>
+        <w:rPr>
+          <w:shd w:val="clear" w:color="auto" w:fill="FFFFFF"/>
+        </w:rPr>
+        <w:t xml:space="preserve"> контролера (CMAC) для </w:t>
       </w:r>
       <w:proofErr w:type="spellStart"/>
       <w:r>
@@ -1554,7 +1568,8 @@
           <w:ilvl w:val="1"/>
           <w:numId w:val="15"/>
         </w:numPr>
-        <w:spacing w:after="0" w:afterAutospacing="0" w:line="360" w:lineRule="auto"/>
+        <w:spacing w:before="0" w:beforeAutospacing="0" w:after="0" w:afterAutospacing="0" w:line="360" w:lineRule="auto"/>
+        <w:jc w:val="both"/>
       </w:pPr>
       <w:r>
         <w:t xml:space="preserve">Реалізувати за допомогою пакета </w:t>
@@ -1577,7 +1592,8 @@
           <w:ilvl w:val="1"/>
           <w:numId w:val="15"/>
         </w:numPr>
-        <w:spacing w:after="0" w:afterAutospacing="0" w:line="360" w:lineRule="auto"/>
+        <w:spacing w:before="0" w:beforeAutospacing="0" w:after="0" w:afterAutospacing="0" w:line="360" w:lineRule="auto"/>
+        <w:jc w:val="both"/>
         <w:rPr>
           <w:lang w:val="uk-UA"/>
         </w:rPr>
@@ -1634,8 +1650,9 @@
         <w:rPr>
           <w:b/>
           <w:bCs/>
-        </w:rPr>
-        <w:t>.</w:t>
+          <w:lang w:val="en-US"/>
+        </w:rPr>
+        <w:t>:</w:t>
       </w:r>
     </w:p>
     <w:p>
@@ -1772,15 +1789,13 @@
       </w:r>
       <w:r>
         <w:br/>
+        <w:t xml:space="preserve">                y_pred = numpy.sum(self.weights[active_indices])</w:t>
+      </w:r>
+      <w:r>
+        <w:br/>
       </w:r>
       <w:r>
         <w:lastRenderedPageBreak/>
-        <w:t xml:space="preserve">                y_pred = numpy.sum(self.weights[active_indices])</w:t>
-      </w:r>
-      <w:r>
-        <w:br/>
-      </w:r>
-      <w:r>
         <w:br/>
         <w:t xml:space="preserve">                error = y_target[0] - y_pred</w:t>
       </w:r>
@@ -2012,7 +2027,7 @@
       <w:pPr>
         <w:jc w:val="center"/>
         <w:rPr>
-          <w:lang w:val="en-US"/>
+          <w:lang w:val="uk-UA"/>
         </w:rPr>
       </w:pPr>
       <w:r>
@@ -2064,6 +2079,146 @@
           </wp:inline>
         </w:drawing>
       </w:r>
+    </w:p>
+    <w:p>
+      <w:pPr>
+        <w:spacing w:after="160" w:line="278" w:lineRule="auto"/>
+        <w:rPr>
+          <w:lang w:val="en-US"/>
+        </w:rPr>
+      </w:pPr>
+      <w:r>
+        <w:rPr>
+          <w:lang w:val="en-US"/>
+        </w:rPr>
+        <w:br w:type="page"/>
+      </w:r>
+    </w:p>
+    <w:p>
+      <w:pPr>
+        <w:pStyle w:val="ListParagraph"/>
+        <w:numPr>
+          <w:ilvl w:val="0"/>
+          <w:numId w:val="1"/>
+        </w:numPr>
+        <w:spacing w:line="360" w:lineRule="auto"/>
+        <w:rPr>
+          <w:b/>
+          <w:bCs/>
+          <w:lang w:val="en-US"/>
+        </w:rPr>
+      </w:pPr>
+      <w:r>
+        <w:rPr>
+          <w:b/>
+          <w:bCs/>
+          <w:lang w:val="uk-UA"/>
+        </w:rPr>
+        <w:lastRenderedPageBreak/>
+        <w:t>Висновки</w:t>
+      </w:r>
+      <w:r>
+        <w:rPr>
+          <w:b/>
+          <w:bCs/>
+          <w:lang w:val="en-US"/>
+        </w:rPr>
+        <w:t>:</w:t>
+      </w:r>
+    </w:p>
+    <w:p>
+      <w:pPr>
+        <w:spacing w:line="360" w:lineRule="auto"/>
+        <w:ind w:firstLine="720"/>
+        <w:jc w:val="both"/>
+        <w:rPr>
+          <w:lang w:val="en-UA" w:eastAsia="en-GB"/>
+        </w:rPr>
+      </w:pPr>
+      <w:r>
+        <w:t xml:space="preserve">Під час виконання лабораторної роботи було досліджено архітектуру та принципи функціонування нейромережі CMAC (Cerebellar Model Articulation Controller </w:t>
+      </w:r>
+      <w:r>
+        <w:t>-</w:t>
+      </w:r>
+      <w:r>
+        <w:t xml:space="preserve"> Церебральна модель артикуляційного контролера).</w:t>
+      </w:r>
+    </w:p>
+    <w:p>
+      <w:pPr>
+        <w:spacing w:line="360" w:lineRule="auto"/>
+        <w:ind w:firstLine="720"/>
+        <w:jc w:val="both"/>
+      </w:pPr>
+      <w:r>
+        <w:t xml:space="preserve">Було реалізовано програмну модель CMAC на базі бібліотеки </w:t>
+      </w:r>
+      <w:r>
+        <w:rPr>
+          <w:rStyle w:val="HTMLCode"/>
+          <w:rFonts w:ascii="Arial" w:eastAsiaTheme="majorEastAsia" w:hAnsi="Arial" w:cs="Arial"/>
+        </w:rPr>
+        <w:t>numpy</w:t>
+      </w:r>
+      <w:r>
+        <w:t xml:space="preserve"> для вирішення задачі апроксимації нелінійної функції </w:t>
+      </w:r>
+      <w:r>
+        <w:rPr>
+          <w:rStyle w:val="math-inline"/>
+          <w:rFonts w:ascii="Arial" w:eastAsiaTheme="majorEastAsia" w:hAnsi="Arial" w:cs="Arial"/>
+        </w:rPr>
+        <w:t>y = sin(x)</w:t>
+      </w:r>
+      <w:r>
+        <w:t>. В ході експерименту досліджено вплив параметрів квантування вхідного простору та розміру асоціативного блоку на точність навчання.</w:t>
+      </w:r>
+    </w:p>
+    <w:p>
+      <w:pPr>
+        <w:spacing w:line="360" w:lineRule="auto"/>
+        <w:ind w:firstLine="720"/>
+        <w:jc w:val="both"/>
+      </w:pPr>
+      <w:r>
+        <w:t xml:space="preserve">Результати моделювання показали високу ефективність мережі: після 100 епох навчання середньоквадратична помилка (MSE) склала приблизно </w:t>
+      </w:r>
+      <w:r>
+        <w:rPr>
+          <w:rStyle w:val="math-inline"/>
+          <w:rFonts w:ascii="Arial" w:eastAsiaTheme="majorEastAsia" w:hAnsi="Arial" w:cs="Arial"/>
+        </w:rPr>
+        <w:t>1.9</w:t>
+      </w:r>
+      <w:r>
+        <w:rPr>
+          <w:rStyle w:val="math-inline"/>
+          <w:rFonts w:ascii="Arial" w:eastAsiaTheme="majorEastAsia" w:hAnsi="Arial" w:cs="Arial"/>
+        </w:rPr>
+        <w:t xml:space="preserve"> * 10</w:t>
+      </w:r>
+      <w:r>
+        <w:rPr>
+          <w:rStyle w:val="math-inline"/>
+          <w:rFonts w:ascii="Arial" w:eastAsiaTheme="majorEastAsia" w:hAnsi="Arial" w:cs="Arial"/>
+          <w:vertAlign w:val="superscript"/>
+        </w:rPr>
+        <w:t>-4</w:t>
+      </w:r>
+      <w:r>
+        <w:t>. Це підтверджує, що CMAC забезпечує швидку збіжність та високу точність відтворення функціональних залежностей завдяки механізму локального узагальнення (local generalization), де схожі вхідні вектори активують пересічні області пам'яті. Така архітектура є перспективною для задач шифрування та стиснення інформації, де необхідне швидке нелінійне перетворення даних.</w:t>
+      </w:r>
+    </w:p>
+    <w:p>
+      <w:pPr>
+        <w:spacing w:line="360" w:lineRule="auto"/>
+        <w:rPr>
+          <w:b/>
+          <w:bCs/>
+          <w:lang w:val="en-US"/>
+        </w:rPr>
+      </w:pPr>
     </w:p>
     <w:sectPr>
       <w:pgSz w:w="11906" w:h="16838"/>
@@ -4639,6 +4794,11 @@
       <w:lang w:val="en-GB" w:eastAsia="en-GB"/>
     </w:rPr>
   </w:style>
+  <w:style w:type="character" w:customStyle="1" w:styleId="math-inline">
+    <w:name w:val="math-inline"/>
+    <w:basedOn w:val="DefaultParagraphFont"/>
+    <w:rsid w:val="00A70D1C"/>
+  </w:style>
 </w:styles>
 </file>
 

--- a/Year 1/Природно-надійні системи кібербезпеки/Звіт_2.docx
+++ b/Year 1/Природно-надійні системи кібербезпеки/Звіт_2.docx
@@ -4,1584 +4,1186 @@
   <w:body>
     <w:p>
       <w:pPr>
-        <w:spacing w:before="120"/>
         <w:jc w:val="center"/>
         <w:rPr>
-          <w:b/>
-          <w:lang w:val="uk-UA"/>
-        </w:rPr>
-      </w:pPr>
-      <w:r>
-        <w:rPr>
-          <w:b/>
-          <w:lang w:val="uk-UA"/>
-        </w:rPr>
-        <w:t>Додаток 1.</w:t>
-      </w:r>
-    </w:p>
-    <w:p>
-      <w:pPr>
-        <w:spacing w:before="120"/>
-        <w:jc w:val="both"/>
-      </w:pPr>
+          <w:bCs/>
+          <w:sz w:val="28"/>
+          <w:szCs w:val="28"/>
+          <w:lang w:val="uk-UA"/>
+        </w:rPr>
+      </w:pPr>
+      <w:r>
+        <w:rPr>
+          <w:bCs/>
+          <w:sz w:val="28"/>
+          <w:szCs w:val="28"/>
+          <w:lang w:val="uk-UA"/>
+        </w:rPr>
+        <w:t>Міністерство освіти і науки України</w:t>
+      </w:r>
     </w:p>
     <w:p>
       <w:pPr>
         <w:jc w:val="center"/>
+        <w:rPr>
+          <w:bCs/>
+          <w:sz w:val="28"/>
+          <w:szCs w:val="28"/>
+          <w:lang w:val="uk-UA"/>
+        </w:rPr>
+      </w:pPr>
+      <w:r>
+        <w:rPr>
+          <w:bCs/>
+          <w:sz w:val="28"/>
+          <w:szCs w:val="28"/>
+          <w:lang w:val="uk-UA"/>
+        </w:rPr>
+        <w:t>Черкаський державний технологічний університет</w:t>
+      </w:r>
+    </w:p>
+    <w:p>
+      <w:pPr>
+        <w:rPr>
+          <w:bCs/>
+          <w:sz w:val="28"/>
+          <w:szCs w:val="28"/>
+          <w:lang w:val="uk-UA"/>
+        </w:rPr>
+      </w:pPr>
+    </w:p>
+    <w:p>
+      <w:pPr>
+        <w:jc w:val="center"/>
+        <w:rPr>
+          <w:bCs/>
+          <w:sz w:val="28"/>
+          <w:szCs w:val="28"/>
+          <w:lang w:val="uk-UA"/>
+        </w:rPr>
+      </w:pPr>
+    </w:p>
+    <w:p>
+      <w:pPr>
+        <w:jc w:val="center"/>
+        <w:rPr>
+          <w:bCs/>
+          <w:sz w:val="28"/>
+          <w:szCs w:val="28"/>
+          <w:lang w:val="uk-UA"/>
+        </w:rPr>
+      </w:pPr>
+      <w:r>
+        <w:rPr>
+          <w:bCs/>
+          <w:sz w:val="28"/>
+          <w:szCs w:val="28"/>
+          <w:lang w:val="uk-UA"/>
+        </w:rPr>
+        <w:t>Факультет інформаційних технологій і систем</w:t>
+      </w:r>
+    </w:p>
+    <w:p>
+      <w:pPr>
+        <w:ind w:left="709"/>
+        <w:rPr>
+          <w:bCs/>
+          <w:sz w:val="28"/>
+          <w:szCs w:val="28"/>
+          <w:lang w:val="uk-UA"/>
+        </w:rPr>
+      </w:pPr>
+    </w:p>
+    <w:p>
+      <w:pPr>
+        <w:ind w:left="709" w:hanging="709"/>
+        <w:jc w:val="center"/>
+        <w:rPr>
+          <w:bCs/>
+          <w:sz w:val="28"/>
+          <w:szCs w:val="28"/>
+          <w:lang w:val="uk-UA"/>
+        </w:rPr>
+      </w:pPr>
+      <w:r>
+        <w:rPr>
+          <w:bCs/>
+          <w:sz w:val="28"/>
+          <w:szCs w:val="28"/>
+          <w:lang w:val="uk-UA"/>
+        </w:rPr>
+        <w:t>Кафедра інформаційної безпеки та комп'ютерної інженерії</w:t>
+      </w:r>
+    </w:p>
+    <w:p>
+      <w:pPr>
+        <w:ind w:left="709"/>
+        <w:rPr>
+          <w:bCs/>
+          <w:sz w:val="28"/>
+          <w:szCs w:val="28"/>
+          <w:lang w:val="uk-UA"/>
+        </w:rPr>
+      </w:pPr>
+    </w:p>
+    <w:p>
+      <w:pPr>
+        <w:ind w:left="709"/>
+        <w:rPr>
+          <w:bCs/>
+          <w:sz w:val="28"/>
+          <w:szCs w:val="28"/>
+          <w:lang w:val="uk-UA"/>
+        </w:rPr>
+      </w:pPr>
+    </w:p>
+    <w:p>
+      <w:pPr>
+        <w:ind w:left="709" w:hanging="709"/>
+        <w:jc w:val="center"/>
+        <w:rPr>
+          <w:bCs/>
+          <w:sz w:val="28"/>
+          <w:szCs w:val="28"/>
+          <w:lang w:val="uk-UA"/>
+        </w:rPr>
+      </w:pPr>
+    </w:p>
+    <w:p>
+      <w:pPr>
+        <w:ind w:left="709"/>
+        <w:rPr>
+          <w:bCs/>
+          <w:sz w:val="28"/>
+          <w:szCs w:val="28"/>
+          <w:lang w:val="uk-UA"/>
+        </w:rPr>
+      </w:pPr>
+    </w:p>
+    <w:p>
+      <w:pPr>
+        <w:ind w:left="709"/>
+        <w:rPr>
+          <w:bCs/>
+          <w:sz w:val="28"/>
+          <w:szCs w:val="28"/>
+          <w:lang w:val="uk-UA"/>
+        </w:rPr>
+      </w:pPr>
+    </w:p>
+    <w:p>
+      <w:pPr>
+        <w:ind w:left="709"/>
+        <w:rPr>
+          <w:bCs/>
+          <w:sz w:val="28"/>
+          <w:szCs w:val="28"/>
+          <w:lang w:val="uk-UA"/>
+        </w:rPr>
+      </w:pPr>
+    </w:p>
+    <w:p>
+      <w:pPr>
+        <w:ind w:left="709"/>
+        <w:rPr>
+          <w:bCs/>
+          <w:sz w:val="28"/>
+          <w:szCs w:val="28"/>
+          <w:lang w:val="uk-UA"/>
+        </w:rPr>
+      </w:pPr>
+    </w:p>
+    <w:p>
+      <w:pPr>
+        <w:ind w:left="709"/>
+        <w:rPr>
+          <w:bCs/>
+          <w:sz w:val="28"/>
+          <w:szCs w:val="28"/>
+          <w:lang w:val="uk-UA"/>
+        </w:rPr>
+      </w:pPr>
+    </w:p>
+    <w:p>
+      <w:pPr>
+        <w:ind w:left="709"/>
+        <w:rPr>
+          <w:bCs/>
+          <w:sz w:val="28"/>
+          <w:szCs w:val="28"/>
+          <w:lang w:val="uk-UA"/>
+        </w:rPr>
+      </w:pPr>
+    </w:p>
+    <w:p>
+      <w:pPr>
+        <w:spacing w:line="360" w:lineRule="auto"/>
+        <w:jc w:val="center"/>
+        <w:rPr>
+          <w:bCs/>
+          <w:sz w:val="28"/>
+          <w:szCs w:val="28"/>
+          <w:lang w:val="uk-UA"/>
+        </w:rPr>
+      </w:pPr>
+      <w:r>
+        <w:rPr>
+          <w:bCs/>
+          <w:sz w:val="28"/>
+          <w:szCs w:val="28"/>
+          <w:lang w:val="uk-UA"/>
+        </w:rPr>
+        <w:t>З В І Т</w:t>
+      </w:r>
+    </w:p>
+    <w:p>
+      <w:pPr>
+        <w:spacing w:line="360" w:lineRule="auto"/>
+        <w:ind w:left="1560" w:hanging="1560"/>
+        <w:jc w:val="center"/>
+        <w:rPr>
+          <w:bCs/>
+          <w:sz w:val="28"/>
+          <w:szCs w:val="28"/>
+          <w:lang w:val="uk-UA"/>
+        </w:rPr>
+      </w:pPr>
+    </w:p>
+    <w:p>
+      <w:pPr>
+        <w:spacing w:line="360" w:lineRule="auto"/>
+        <w:ind w:left="1560" w:hanging="1560"/>
+        <w:jc w:val="center"/>
+        <w:rPr>
+          <w:bCs/>
+          <w:sz w:val="28"/>
+          <w:szCs w:val="28"/>
+          <w:lang w:val="uk-UA"/>
+        </w:rPr>
+      </w:pPr>
+      <w:r>
+        <w:rPr>
+          <w:bCs/>
+          <w:sz w:val="28"/>
+          <w:szCs w:val="28"/>
+          <w:lang w:val="uk-UA"/>
+        </w:rPr>
+        <w:t xml:space="preserve">з лабораторної роботи № </w:t>
+      </w:r>
+      <w:r>
+        <w:rPr>
+          <w:bCs/>
+          <w:sz w:val="28"/>
+          <w:szCs w:val="28"/>
+          <w:lang w:val="uk-UA"/>
+        </w:rPr>
+        <w:t>2</w:t>
+      </w:r>
+    </w:p>
+    <w:p>
+      <w:pPr>
+        <w:spacing w:line="360" w:lineRule="auto"/>
+        <w:jc w:val="center"/>
+        <w:rPr>
+          <w:bCs/>
+          <w:sz w:val="28"/>
+          <w:szCs w:val="28"/>
+          <w:lang w:val="uk-UA"/>
+        </w:rPr>
+      </w:pPr>
+      <w:r>
+        <w:rPr>
+          <w:bCs/>
+          <w:sz w:val="28"/>
+          <w:szCs w:val="28"/>
+          <w:lang w:val="uk-UA"/>
+        </w:rPr>
+        <w:t>з д</w:t>
+      </w:r>
+      <w:r>
+        <w:rPr>
+          <w:bCs/>
+          <w:sz w:val="28"/>
+          <w:szCs w:val="28"/>
+          <w:lang w:val="uk-UA"/>
+        </w:rPr>
+        <w:t>исциплін</w:t>
+      </w:r>
+      <w:r>
+        <w:rPr>
+          <w:bCs/>
+          <w:sz w:val="28"/>
+          <w:szCs w:val="28"/>
+          <w:lang w:val="uk-UA"/>
+        </w:rPr>
+        <w:t>и</w:t>
+      </w:r>
+      <w:r>
+        <w:rPr>
+          <w:bCs/>
+          <w:sz w:val="28"/>
+          <w:szCs w:val="28"/>
+          <w:lang w:val="uk-UA"/>
+        </w:rPr>
+        <w:t xml:space="preserve"> </w:t>
+      </w:r>
+      <w:r>
+        <w:rPr>
+          <w:bCs/>
+          <w:sz w:val="28"/>
+          <w:szCs w:val="28"/>
+          <w:lang w:val="uk-UA"/>
+        </w:rPr>
+        <w:t>«</w:t>
+      </w:r>
+      <w:r>
+        <w:rPr>
+          <w:bCs/>
+          <w:sz w:val="28"/>
+          <w:szCs w:val="28"/>
+          <w:lang w:val="uk-UA"/>
+        </w:rPr>
+        <w:t xml:space="preserve">Природно-надійні системи </w:t>
+      </w:r>
+      <w:proofErr w:type="spellStart"/>
+      <w:r>
+        <w:rPr>
+          <w:bCs/>
+          <w:sz w:val="28"/>
+          <w:szCs w:val="28"/>
+          <w:lang w:val="uk-UA"/>
+        </w:rPr>
+        <w:t>кібербезпеки</w:t>
+      </w:r>
+      <w:proofErr w:type="spellEnd"/>
+      <w:r>
+        <w:rPr>
+          <w:bCs/>
+          <w:sz w:val="28"/>
+          <w:szCs w:val="28"/>
+          <w:lang w:val="uk-UA"/>
+        </w:rPr>
+        <w:t>»</w:t>
+      </w:r>
+    </w:p>
+    <w:p>
+      <w:pPr>
+        <w:spacing w:line="360" w:lineRule="auto"/>
+        <w:jc w:val="center"/>
+        <w:rPr>
+          <w:bCs/>
+          <w:sz w:val="28"/>
+          <w:szCs w:val="28"/>
+          <w:lang w:val="uk-UA"/>
+        </w:rPr>
+      </w:pPr>
+      <w:r>
+        <w:rPr>
+          <w:bCs/>
+          <w:sz w:val="28"/>
+          <w:szCs w:val="28"/>
+          <w:lang w:val="uk-UA"/>
+        </w:rPr>
+        <w:t xml:space="preserve">Тема: </w:t>
+      </w:r>
+      <w:r>
+        <w:rPr>
+          <w:bCs/>
+          <w:sz w:val="28"/>
+          <w:szCs w:val="28"/>
+          <w:lang w:val="uk-UA"/>
+        </w:rPr>
+        <w:t>«</w:t>
+      </w:r>
+      <w:r>
+        <w:rPr>
+          <w:bCs/>
+          <w:sz w:val="28"/>
+          <w:szCs w:val="28"/>
+          <w:lang w:val="uk-UA"/>
+        </w:rPr>
+        <w:t>Сучасна церебральна модель артикуляційного контролера для</w:t>
+      </w:r>
+    </w:p>
+    <w:p>
+      <w:pPr>
+        <w:spacing w:line="360" w:lineRule="auto"/>
+        <w:jc w:val="center"/>
+        <w:rPr>
+          <w:bCs/>
+          <w:sz w:val="28"/>
+          <w:szCs w:val="28"/>
+          <w:lang w:val="uk-UA"/>
+        </w:rPr>
+      </w:pPr>
+      <w:r>
+        <w:rPr>
+          <w:bCs/>
+          <w:sz w:val="28"/>
+          <w:szCs w:val="28"/>
+          <w:lang w:val="uk-UA"/>
+        </w:rPr>
+        <w:t>шифрування інформації</w:t>
+      </w:r>
+      <w:r>
+        <w:rPr>
+          <w:bCs/>
+          <w:sz w:val="28"/>
+          <w:szCs w:val="28"/>
+          <w:lang w:val="uk-UA"/>
+        </w:rPr>
+        <w:t>»</w:t>
+      </w:r>
+    </w:p>
+    <w:p>
+      <w:pPr>
+        <w:spacing w:line="360" w:lineRule="auto"/>
+        <w:ind w:left="1560" w:hanging="1560"/>
+        <w:jc w:val="center"/>
+        <w:rPr>
+          <w:bCs/>
+          <w:sz w:val="28"/>
+          <w:szCs w:val="28"/>
+          <w:lang w:val="uk-UA"/>
+        </w:rPr>
+      </w:pPr>
+    </w:p>
+    <w:p>
+      <w:pPr>
+        <w:spacing w:line="360" w:lineRule="auto"/>
+        <w:ind w:left="709"/>
+        <w:jc w:val="center"/>
+        <w:rPr>
+          <w:bCs/>
+          <w:i/>
+          <w:sz w:val="28"/>
+          <w:szCs w:val="28"/>
+          <w:lang w:val="uk-UA"/>
+        </w:rPr>
+      </w:pPr>
+    </w:p>
+    <w:p>
+      <w:pPr>
+        <w:spacing w:line="360" w:lineRule="auto"/>
+        <w:ind w:left="709"/>
+        <w:rPr>
+          <w:sz w:val="28"/>
+          <w:szCs w:val="28"/>
+          <w:lang w:val="uk-UA"/>
+        </w:rPr>
+      </w:pPr>
+    </w:p>
+    <w:p>
+      <w:pPr>
+        <w:ind w:left="709"/>
+        <w:rPr>
+          <w:sz w:val="28"/>
+          <w:szCs w:val="28"/>
+          <w:lang w:val="uk-UA"/>
+        </w:rPr>
+      </w:pPr>
+    </w:p>
+    <w:p>
+      <w:pPr>
+        <w:ind w:left="709"/>
+        <w:rPr>
+          <w:sz w:val="28"/>
+          <w:szCs w:val="28"/>
+        </w:rPr>
+      </w:pPr>
+    </w:p>
+    <w:p>
+      <w:pPr>
+        <w:ind w:left="709"/>
+        <w:rPr>
+          <w:sz w:val="28"/>
+          <w:szCs w:val="28"/>
+          <w:lang w:val="en-US"/>
+        </w:rPr>
+      </w:pPr>
+    </w:p>
+    <w:tbl>
+      <w:tblPr>
+        <w:tblW w:w="9781" w:type="dxa"/>
+        <w:tblCellMar>
+          <w:top w:w="15" w:type="dxa"/>
+          <w:left w:w="15" w:type="dxa"/>
+          <w:bottom w:w="15" w:type="dxa"/>
+          <w:right w:w="15" w:type="dxa"/>
+        </w:tblCellMar>
+        <w:tblLook w:val="04A0" w:firstRow="1" w:lastRow="0" w:firstColumn="1" w:lastColumn="0" w:noHBand="0" w:noVBand="1"/>
+      </w:tblPr>
+      <w:tblGrid>
+        <w:gridCol w:w="4111"/>
+        <w:gridCol w:w="5670"/>
+      </w:tblGrid>
+      <w:tr>
+        <w:tc>
+          <w:tcPr>
+            <w:tcW w:w="4111" w:type="dxa"/>
+            <w:tcMar>
+              <w:top w:w="0" w:type="dxa"/>
+              <w:left w:w="108" w:type="dxa"/>
+              <w:bottom w:w="0" w:type="dxa"/>
+              <w:right w:w="108" w:type="dxa"/>
+            </w:tcMar>
+            <w:hideMark/>
+          </w:tcPr>
+          <w:p>
+            <w:pPr>
+              <w:rPr>
+                <w:sz w:val="28"/>
+                <w:szCs w:val="28"/>
+                <w:lang w:eastAsia="uk-UA"/>
+              </w:rPr>
+            </w:pPr>
+            <w:proofErr w:type="spellStart"/>
+            <w:r>
+              <w:rPr>
+                <w:color w:val="000000"/>
+                <w:sz w:val="28"/>
+                <w:szCs w:val="28"/>
+                <w:lang w:eastAsia="uk-UA"/>
+              </w:rPr>
+              <w:t>Перевірила</w:t>
+            </w:r>
+            <w:proofErr w:type="spellEnd"/>
+            <w:r>
+              <w:rPr>
+                <w:color w:val="000000"/>
+                <w:sz w:val="28"/>
+                <w:szCs w:val="28"/>
+                <w:lang w:eastAsia="uk-UA"/>
+              </w:rPr>
+              <w:t>:</w:t>
+            </w:r>
+          </w:p>
+        </w:tc>
+        <w:tc>
+          <w:tcPr>
+            <w:tcW w:w="5670" w:type="dxa"/>
+            <w:tcMar>
+              <w:top w:w="0" w:type="dxa"/>
+              <w:left w:w="108" w:type="dxa"/>
+              <w:bottom w:w="0" w:type="dxa"/>
+              <w:right w:w="108" w:type="dxa"/>
+            </w:tcMar>
+            <w:hideMark/>
+          </w:tcPr>
+          <w:p>
+            <w:pPr>
+              <w:jc w:val="right"/>
+              <w:rPr>
+                <w:sz w:val="28"/>
+                <w:szCs w:val="28"/>
+                <w:lang w:eastAsia="uk-UA"/>
+              </w:rPr>
+            </w:pPr>
+            <w:r>
+              <w:rPr>
+                <w:color w:val="000000"/>
+                <w:sz w:val="28"/>
+                <w:szCs w:val="28"/>
+                <w:lang w:eastAsia="uk-UA"/>
+              </w:rPr>
+              <w:t>Викон</w:t>
+            </w:r>
+            <w:proofErr w:type="spellStart"/>
+            <w:r>
+              <w:rPr>
+                <w:color w:val="000000"/>
+                <w:sz w:val="28"/>
+                <w:szCs w:val="28"/>
+                <w:lang w:val="uk-UA" w:eastAsia="uk-UA"/>
+              </w:rPr>
+              <w:t>ав</w:t>
+            </w:r>
+            <w:proofErr w:type="spellEnd"/>
+            <w:r>
+              <w:rPr>
+                <w:color w:val="000000"/>
+                <w:sz w:val="28"/>
+                <w:szCs w:val="28"/>
+                <w:lang w:eastAsia="uk-UA"/>
+              </w:rPr>
+              <w:t>:</w:t>
+            </w:r>
+          </w:p>
+        </w:tc>
+      </w:tr>
+      <w:tr>
+        <w:tc>
+          <w:tcPr>
+            <w:tcW w:w="4111" w:type="dxa"/>
+            <w:tcMar>
+              <w:top w:w="0" w:type="dxa"/>
+              <w:left w:w="108" w:type="dxa"/>
+              <w:bottom w:w="0" w:type="dxa"/>
+              <w:right w:w="108" w:type="dxa"/>
+            </w:tcMar>
+            <w:hideMark/>
+          </w:tcPr>
+          <w:p>
+            <w:pPr>
+              <w:rPr>
+                <w:sz w:val="28"/>
+                <w:szCs w:val="28"/>
+                <w:lang w:eastAsia="uk-UA"/>
+              </w:rPr>
+            </w:pPr>
+            <w:proofErr w:type="spellStart"/>
+            <w:r>
+              <w:rPr>
+                <w:color w:val="000000"/>
+                <w:sz w:val="28"/>
+                <w:szCs w:val="28"/>
+                <w:lang w:eastAsia="uk-UA"/>
+              </w:rPr>
+              <w:t>професор</w:t>
+            </w:r>
+            <w:proofErr w:type="spellEnd"/>
+          </w:p>
+        </w:tc>
+        <w:tc>
+          <w:tcPr>
+            <w:tcW w:w="5670" w:type="dxa"/>
+            <w:tcMar>
+              <w:top w:w="0" w:type="dxa"/>
+              <w:left w:w="108" w:type="dxa"/>
+              <w:bottom w:w="0" w:type="dxa"/>
+              <w:right w:w="108" w:type="dxa"/>
+            </w:tcMar>
+            <w:hideMark/>
+          </w:tcPr>
+          <w:p>
+            <w:pPr>
+              <w:ind w:left="1560" w:hanging="1560"/>
+              <w:jc w:val="right"/>
+              <w:rPr>
+                <w:sz w:val="28"/>
+                <w:szCs w:val="28"/>
+                <w:lang w:val="uk-UA"/>
+              </w:rPr>
+            </w:pPr>
+            <w:r>
+              <w:rPr>
+                <w:sz w:val="28"/>
+                <w:szCs w:val="28"/>
+                <w:lang w:val="uk-UA"/>
+              </w:rPr>
+              <w:t>аспірант 1-го курсу</w:t>
+            </w:r>
+          </w:p>
+          <w:p>
+            <w:pPr>
+              <w:ind w:left="1560" w:hanging="1560"/>
+              <w:jc w:val="right"/>
+              <w:rPr>
+                <w:color w:val="000000" w:themeColor="text1"/>
+                <w:sz w:val="28"/>
+                <w:szCs w:val="28"/>
+                <w:lang w:val="uk-UA"/>
+              </w:rPr>
+            </w:pPr>
+            <w:r>
+              <w:rPr>
+                <w:sz w:val="28"/>
+                <w:szCs w:val="28"/>
+                <w:lang w:val="uk-UA"/>
+              </w:rPr>
+              <w:t xml:space="preserve">спеціальності </w:t>
+            </w:r>
+            <w:r>
+              <w:rPr>
+                <w:color w:val="000000" w:themeColor="text1"/>
+                <w:sz w:val="28"/>
+                <w:szCs w:val="28"/>
+                <w:lang w:val="uk-UA"/>
+              </w:rPr>
+              <w:t xml:space="preserve">F5 </w:t>
+            </w:r>
+            <w:proofErr w:type="spellStart"/>
+            <w:r>
+              <w:rPr>
+                <w:color w:val="000000" w:themeColor="text1"/>
+                <w:sz w:val="28"/>
+                <w:szCs w:val="28"/>
+                <w:lang w:val="uk-UA"/>
+              </w:rPr>
+              <w:t>Кібербезпека</w:t>
+            </w:r>
+            <w:proofErr w:type="spellEnd"/>
+          </w:p>
+          <w:p>
+            <w:pPr>
+              <w:ind w:left="1560" w:hanging="1560"/>
+              <w:jc w:val="right"/>
+              <w:rPr>
+                <w:color w:val="000000" w:themeColor="text1"/>
+                <w:sz w:val="28"/>
+                <w:szCs w:val="28"/>
+                <w:lang w:val="uk-UA"/>
+              </w:rPr>
+            </w:pPr>
+            <w:r>
+              <w:rPr>
+                <w:color w:val="000000" w:themeColor="text1"/>
+                <w:sz w:val="28"/>
+                <w:szCs w:val="28"/>
+                <w:lang w:val="uk-UA"/>
+              </w:rPr>
+              <w:t>та захист інформації</w:t>
+            </w:r>
+          </w:p>
+          <w:p>
+            <w:pPr>
+              <w:jc w:val="right"/>
+              <w:rPr>
+                <w:sz w:val="28"/>
+                <w:szCs w:val="28"/>
+                <w:lang w:val="uk-UA" w:eastAsia="uk-UA"/>
+              </w:rPr>
+            </w:pPr>
+          </w:p>
+        </w:tc>
+      </w:tr>
+      <w:tr>
+        <w:tc>
+          <w:tcPr>
+            <w:tcW w:w="4111" w:type="dxa"/>
+            <w:tcMar>
+              <w:top w:w="0" w:type="dxa"/>
+              <w:left w:w="108" w:type="dxa"/>
+              <w:bottom w:w="0" w:type="dxa"/>
+              <w:right w:w="108" w:type="dxa"/>
+            </w:tcMar>
+            <w:hideMark/>
+          </w:tcPr>
+          <w:p>
+            <w:pPr>
+              <w:rPr>
+                <w:sz w:val="28"/>
+                <w:szCs w:val="28"/>
+                <w:lang w:eastAsia="uk-UA"/>
+              </w:rPr>
+            </w:pPr>
+            <w:r>
+              <w:rPr>
+                <w:color w:val="000000"/>
+                <w:sz w:val="28"/>
+                <w:szCs w:val="28"/>
+                <w:lang w:eastAsia="uk-UA"/>
+              </w:rPr>
+              <w:t>Бабенко В. Г.</w:t>
+            </w:r>
+          </w:p>
+        </w:tc>
+        <w:tc>
+          <w:tcPr>
+            <w:tcW w:w="5670" w:type="dxa"/>
+            <w:tcMar>
+              <w:top w:w="0" w:type="dxa"/>
+              <w:left w:w="108" w:type="dxa"/>
+              <w:bottom w:w="0" w:type="dxa"/>
+              <w:right w:w="108" w:type="dxa"/>
+            </w:tcMar>
+            <w:hideMark/>
+          </w:tcPr>
+          <w:p>
+            <w:pPr>
+              <w:ind w:left="709" w:hanging="709"/>
+              <w:jc w:val="right"/>
+              <w:rPr>
+                <w:bCs/>
+                <w:iCs/>
+                <w:color w:val="000000" w:themeColor="text1"/>
+                <w:sz w:val="28"/>
+                <w:szCs w:val="28"/>
+                <w:lang w:val="uk-UA"/>
+              </w:rPr>
+            </w:pPr>
+            <w:proofErr w:type="spellStart"/>
+            <w:r>
+              <w:rPr>
+                <w:bCs/>
+                <w:iCs/>
+                <w:color w:val="000000" w:themeColor="text1"/>
+                <w:sz w:val="28"/>
+                <w:szCs w:val="28"/>
+                <w:lang w:val="uk-UA"/>
+              </w:rPr>
+              <w:t>Білозор</w:t>
+            </w:r>
+            <w:proofErr w:type="spellEnd"/>
+            <w:r>
+              <w:rPr>
+                <w:bCs/>
+                <w:iCs/>
+                <w:color w:val="000000" w:themeColor="text1"/>
+                <w:sz w:val="28"/>
+                <w:szCs w:val="28"/>
+                <w:lang w:val="uk-UA"/>
+              </w:rPr>
+              <w:t xml:space="preserve"> Дмитро Олександрович</w:t>
+            </w:r>
+          </w:p>
+          <w:p>
+            <w:pPr>
+              <w:jc w:val="right"/>
+              <w:rPr>
+                <w:bCs/>
+                <w:sz w:val="28"/>
+                <w:szCs w:val="28"/>
+                <w:lang w:eastAsia="uk-UA"/>
+              </w:rPr>
+            </w:pPr>
+          </w:p>
+        </w:tc>
+      </w:tr>
+    </w:tbl>
+    <w:p>
+      <w:pPr>
+        <w:ind w:left="709"/>
+        <w:rPr>
+          <w:sz w:val="28"/>
+          <w:szCs w:val="28"/>
+          <w:lang w:val="en-US"/>
+        </w:rPr>
+      </w:pPr>
+    </w:p>
+    <w:p>
+      <w:pPr>
+        <w:ind w:left="709"/>
+        <w:rPr>
+          <w:sz w:val="28"/>
+          <w:szCs w:val="28"/>
+          <w:lang w:val="uk-UA"/>
+        </w:rPr>
+      </w:pPr>
+    </w:p>
+    <w:p>
+      <w:pPr>
+        <w:rPr>
+          <w:rFonts w:ascii="Times New Roman CYR" w:hAnsi="Times New Roman CYR"/>
+          <w:szCs w:val="28"/>
+          <w:lang w:val="uk-UA"/>
+        </w:rPr>
+      </w:pPr>
+    </w:p>
+    <w:p>
+      <w:pPr>
+        <w:ind w:left="709"/>
+        <w:rPr>
+          <w:rFonts w:ascii="Times New Roman CYR" w:hAnsi="Times New Roman CYR"/>
+          <w:szCs w:val="28"/>
+          <w:lang w:val="uk-UA"/>
+        </w:rPr>
+      </w:pPr>
+    </w:p>
+    <w:p>
+      <w:pPr>
+        <w:ind w:left="709"/>
+        <w:rPr>
+          <w:rFonts w:ascii="Times New Roman CYR" w:hAnsi="Times New Roman CYR"/>
+          <w:szCs w:val="28"/>
+          <w:lang w:val="uk-UA"/>
+        </w:rPr>
+      </w:pPr>
+    </w:p>
+    <w:p>
+      <w:pPr>
+        <w:ind w:left="709" w:hanging="709"/>
+        <w:jc w:val="center"/>
+        <w:rPr>
+          <w:rFonts w:ascii="Times New Roman CYR" w:hAnsi="Times New Roman CYR"/>
+          <w:bCs/>
+          <w:szCs w:val="28"/>
+          <w:lang w:val="uk-UA"/>
+        </w:rPr>
+      </w:pPr>
+    </w:p>
+    <w:p>
+      <w:pPr>
+        <w:ind w:left="709" w:hanging="709"/>
+        <w:jc w:val="center"/>
+        <w:rPr>
+          <w:rFonts w:ascii="Times New Roman CYR" w:hAnsi="Times New Roman CYR"/>
+          <w:bCs/>
+          <w:szCs w:val="28"/>
+          <w:lang w:val="uk-UA"/>
+        </w:rPr>
+      </w:pPr>
+    </w:p>
+    <w:p>
+      <w:pPr>
+        <w:ind w:left="709" w:hanging="709"/>
+        <w:jc w:val="center"/>
+        <w:rPr>
+          <w:rFonts w:ascii="Times New Roman CYR" w:hAnsi="Times New Roman CYR"/>
+          <w:bCs/>
+          <w:szCs w:val="28"/>
+          <w:lang w:val="uk-UA"/>
+        </w:rPr>
+      </w:pPr>
+      <w:r>
+        <w:rPr>
+          <w:rFonts w:ascii="Times New Roman CYR" w:hAnsi="Times New Roman CYR"/>
+          <w:bCs/>
+          <w:szCs w:val="28"/>
+          <w:lang w:val="uk-UA"/>
+        </w:rPr>
+        <w:t>Черкаси – 2025 р.</w:t>
+      </w:r>
+      <w:r>
         <w:rPr>
           <w:rFonts w:ascii="Times New Roman CYR" w:hAnsi="Times New Roman CYR"/>
           <w:b/>
-          <w:sz w:val="28"/>
-          <w:szCs w:val="28"/>
-        </w:rPr>
-      </w:pPr>
-      <w:proofErr w:type="spellStart"/>
+          <w:szCs w:val="28"/>
+          <w:lang w:val="uk-UA"/>
+        </w:rPr>
+        <w:br w:type="page"/>
+      </w:r>
+    </w:p>
+    <w:p>
+      <w:pPr>
+        <w:spacing w:line="360" w:lineRule="auto"/>
+        <w:jc w:val="center"/>
+        <w:rPr>
+          <w:b/>
+          <w:sz w:val="28"/>
+          <w:szCs w:val="28"/>
+          <w:lang w:val="uk-UA"/>
+        </w:rPr>
+      </w:pPr>
+      <w:r>
+        <w:rPr>
+          <w:rFonts w:ascii="Times New Roman CYR" w:hAnsi="Times New Roman CYR"/>
+          <w:sz w:val="28"/>
+          <w:szCs w:val="28"/>
+          <w:lang w:val="uk-UA"/>
+        </w:rPr>
+        <w:lastRenderedPageBreak/>
+        <w:t>Тема:</w:t>
+      </w:r>
       <w:r>
         <w:rPr>
           <w:rFonts w:ascii="Times New Roman CYR" w:hAnsi="Times New Roman CYR"/>
           <w:b/>
           <w:sz w:val="28"/>
           <w:szCs w:val="28"/>
-        </w:rPr>
-        <w:t>Міністерство</w:t>
-      </w:r>
-      <w:proofErr w:type="spellEnd"/>
-      <w:r>
-        <w:rPr>
-          <w:rFonts w:ascii="Times New Roman CYR" w:hAnsi="Times New Roman CYR"/>
+          <w:lang w:val="uk-UA"/>
+        </w:rPr>
+        <w:t xml:space="preserve"> «</w:t>
+      </w:r>
+      <w:r>
+        <w:rPr>
           <w:b/>
           <w:sz w:val="28"/>
           <w:szCs w:val="28"/>
-        </w:rPr>
-        <w:t xml:space="preserve"> </w:t>
-      </w:r>
-      <w:proofErr w:type="spellStart"/>
-      <w:r>
-        <w:rPr>
-          <w:rFonts w:ascii="Times New Roman CYR" w:hAnsi="Times New Roman CYR"/>
-          <w:b/>
-          <w:sz w:val="28"/>
-          <w:szCs w:val="28"/>
-        </w:rPr>
-        <w:t>освіти</w:t>
-      </w:r>
-      <w:proofErr w:type="spellEnd"/>
-      <w:r>
-        <w:rPr>
-          <w:rFonts w:ascii="Times New Roman CYR" w:hAnsi="Times New Roman CYR"/>
-          <w:b/>
-          <w:sz w:val="28"/>
-          <w:szCs w:val="28"/>
-        </w:rPr>
-        <w:t xml:space="preserve"> і науки </w:t>
-      </w:r>
-      <w:proofErr w:type="spellStart"/>
-      <w:r>
-        <w:rPr>
-          <w:rFonts w:ascii="Times New Roman CYR" w:hAnsi="Times New Roman CYR"/>
-          <w:b/>
-          <w:sz w:val="28"/>
-          <w:szCs w:val="28"/>
-        </w:rPr>
-        <w:t>України</w:t>
-      </w:r>
-      <w:proofErr w:type="spellEnd"/>
-    </w:p>
-    <w:p>
-      <w:pPr>
-        <w:jc w:val="center"/>
-        <w:rPr>
-          <w:rFonts w:ascii="Times New Roman CYR" w:hAnsi="Times New Roman CYR"/>
-          <w:b/>
-          <w:sz w:val="28"/>
-          <w:szCs w:val="28"/>
-        </w:rPr>
-      </w:pPr>
-      <w:proofErr w:type="spellStart"/>
-      <w:r>
-        <w:rPr>
-          <w:rFonts w:ascii="Times New Roman CYR" w:hAnsi="Times New Roman CYR"/>
-          <w:b/>
-          <w:sz w:val="28"/>
-          <w:szCs w:val="28"/>
-        </w:rPr>
-        <w:t>Черкаський</w:t>
-      </w:r>
-      <w:proofErr w:type="spellEnd"/>
-      <w:r>
-        <w:rPr>
-          <w:rFonts w:ascii="Times New Roman CYR" w:hAnsi="Times New Roman CYR"/>
-          <w:b/>
-          <w:sz w:val="28"/>
-          <w:szCs w:val="28"/>
-        </w:rPr>
-        <w:t xml:space="preserve"> </w:t>
-      </w:r>
-      <w:r>
-        <w:rPr>
-          <w:rFonts w:ascii="Times New Roman CYR" w:hAnsi="Times New Roman CYR"/>
-          <w:b/>
-          <w:sz w:val="28"/>
-          <w:szCs w:val="28"/>
-          <w:lang w:val="uk-UA"/>
-        </w:rPr>
-        <w:t xml:space="preserve">державний технологічний </w:t>
-      </w:r>
-      <w:proofErr w:type="spellStart"/>
-      <w:r>
-        <w:rPr>
-          <w:rFonts w:ascii="Times New Roman CYR" w:hAnsi="Times New Roman CYR"/>
-          <w:b/>
-          <w:sz w:val="28"/>
-          <w:szCs w:val="28"/>
-        </w:rPr>
-        <w:t>університет</w:t>
-      </w:r>
-      <w:proofErr w:type="spellEnd"/>
-    </w:p>
-    <w:p>
-      <w:pPr>
-        <w:jc w:val="center"/>
-        <w:rPr>
-          <w:rFonts w:ascii="Times New Roman CYR" w:hAnsi="Times New Roman CYR"/>
-          <w:b/>
-          <w:sz w:val="28"/>
-          <w:szCs w:val="28"/>
-        </w:rPr>
-      </w:pPr>
-    </w:p>
-    <w:p>
-      <w:pPr>
-        <w:jc w:val="center"/>
-        <w:rPr>
-          <w:rFonts w:ascii="Times New Roman CYR" w:hAnsi="Times New Roman CYR"/>
-          <w:b/>
-          <w:sz w:val="28"/>
-          <w:szCs w:val="28"/>
-          <w:lang w:val="uk-UA"/>
-        </w:rPr>
-      </w:pPr>
-    </w:p>
-    <w:p>
-      <w:pPr>
-        <w:jc w:val="center"/>
-        <w:rPr>
-          <w:rFonts w:ascii="Times New Roman CYR" w:hAnsi="Times New Roman CYR"/>
-          <w:b/>
-          <w:sz w:val="28"/>
-          <w:szCs w:val="28"/>
-          <w:lang w:val="uk-UA"/>
-        </w:rPr>
-      </w:pPr>
-    </w:p>
-    <w:p>
-      <w:pPr>
-        <w:jc w:val="center"/>
-        <w:rPr>
-          <w:rFonts w:ascii="Times New Roman CYR" w:hAnsi="Times New Roman CYR"/>
-          <w:b/>
-          <w:sz w:val="28"/>
-          <w:szCs w:val="28"/>
-          <w:lang w:val="uk-UA"/>
-        </w:rPr>
-      </w:pPr>
-      <w:r>
-        <w:rPr>
-          <w:rFonts w:ascii="Times New Roman CYR" w:hAnsi="Times New Roman CYR"/>
-          <w:b/>
-          <w:sz w:val="28"/>
-          <w:szCs w:val="28"/>
-          <w:lang w:val="uk-UA"/>
-        </w:rPr>
-        <w:t>Факультет інформаційних технологій і систем</w:t>
-      </w:r>
-    </w:p>
-    <w:p>
-      <w:pPr>
-        <w:ind w:left="709"/>
-        <w:rPr>
-          <w:rFonts w:ascii="Times New Roman CYR" w:hAnsi="Times New Roman CYR"/>
-          <w:sz w:val="20"/>
-        </w:rPr>
-      </w:pPr>
-    </w:p>
-    <w:p>
-      <w:pPr>
-        <w:ind w:left="709" w:hanging="709"/>
-        <w:jc w:val="center"/>
-        <w:rPr>
-          <w:rFonts w:ascii="Times New Roman CYR" w:hAnsi="Times New Roman CYR"/>
-          <w:b/>
-          <w:sz w:val="28"/>
-          <w:szCs w:val="28"/>
-          <w:lang w:val="uk-UA"/>
-        </w:rPr>
-      </w:pPr>
-      <w:r>
-        <w:rPr>
-          <w:rFonts w:ascii="Times New Roman CYR" w:hAnsi="Times New Roman CYR"/>
-          <w:b/>
-          <w:sz w:val="28"/>
-          <w:szCs w:val="28"/>
-          <w:lang w:val="uk-UA"/>
-        </w:rPr>
-        <w:t>Кафедра комп’ютерних наук та системного аналізу</w:t>
-      </w:r>
-    </w:p>
-    <w:p>
-      <w:pPr>
-        <w:ind w:left="709"/>
-        <w:rPr>
-          <w:rFonts w:ascii="Times New Roman CYR" w:hAnsi="Times New Roman CYR"/>
-          <w:sz w:val="32"/>
-          <w:szCs w:val="32"/>
-        </w:rPr>
-      </w:pPr>
-    </w:p>
-    <w:p>
-      <w:pPr>
-        <w:ind w:left="709"/>
-        <w:rPr>
-          <w:rFonts w:ascii="Times New Roman CYR" w:hAnsi="Times New Roman CYR"/>
-          <w:sz w:val="32"/>
-          <w:szCs w:val="32"/>
-        </w:rPr>
-      </w:pPr>
-    </w:p>
-    <w:p>
-      <w:pPr>
-        <w:ind w:left="709" w:hanging="709"/>
-        <w:jc w:val="center"/>
-        <w:rPr>
-          <w:rFonts w:ascii="Times New Roman CYR" w:hAnsi="Times New Roman CYR"/>
-          <w:sz w:val="28"/>
-          <w:szCs w:val="28"/>
-          <w:lang w:val="uk-UA"/>
-        </w:rPr>
-      </w:pPr>
-      <w:r>
-        <w:rPr>
-          <w:rFonts w:ascii="Times New Roman CYR" w:hAnsi="Times New Roman CYR"/>
-          <w:sz w:val="28"/>
-          <w:szCs w:val="28"/>
-          <w:lang w:val="uk-UA"/>
-        </w:rPr>
-        <w:t xml:space="preserve">Дисципліна: </w:t>
-      </w:r>
-      <w:r>
-        <w:rPr>
-          <w:b/>
-          <w:sz w:val="28"/>
-          <w:szCs w:val="28"/>
-        </w:rPr>
-        <w:t>Природно-</w:t>
-      </w:r>
-      <w:proofErr w:type="spellStart"/>
-      <w:r>
-        <w:rPr>
-          <w:b/>
-          <w:sz w:val="28"/>
-          <w:szCs w:val="28"/>
-        </w:rPr>
-        <w:t>надійні</w:t>
-      </w:r>
-      <w:proofErr w:type="spellEnd"/>
-      <w:r>
-        <w:rPr>
-          <w:b/>
-          <w:sz w:val="28"/>
-          <w:szCs w:val="28"/>
-        </w:rPr>
-        <w:t xml:space="preserve"> </w:t>
-      </w:r>
-      <w:proofErr w:type="spellStart"/>
-      <w:r>
-        <w:rPr>
-          <w:b/>
-          <w:sz w:val="28"/>
-          <w:szCs w:val="28"/>
-        </w:rPr>
-        <w:t>системи</w:t>
-      </w:r>
-      <w:proofErr w:type="spellEnd"/>
-      <w:r>
-        <w:rPr>
-          <w:b/>
-          <w:sz w:val="28"/>
-          <w:szCs w:val="28"/>
-        </w:rPr>
-        <w:t xml:space="preserve"> </w:t>
-      </w:r>
-      <w:proofErr w:type="spellStart"/>
-      <w:r>
-        <w:rPr>
-          <w:b/>
-          <w:sz w:val="28"/>
-          <w:szCs w:val="28"/>
-        </w:rPr>
-        <w:t>кібербезпеки</w:t>
-      </w:r>
-      <w:proofErr w:type="spellEnd"/>
-    </w:p>
-    <w:p>
-      <w:pPr>
-        <w:ind w:left="709"/>
-        <w:rPr>
-          <w:rFonts w:ascii="Times New Roman CYR" w:hAnsi="Times New Roman CYR"/>
-          <w:sz w:val="32"/>
-          <w:szCs w:val="32"/>
-        </w:rPr>
-      </w:pPr>
-    </w:p>
-    <w:p>
-      <w:pPr>
-        <w:ind w:left="709"/>
-        <w:rPr>
-          <w:rFonts w:ascii="Times New Roman CYR" w:hAnsi="Times New Roman CYR"/>
-          <w:sz w:val="32"/>
-          <w:szCs w:val="32"/>
-        </w:rPr>
-      </w:pPr>
-    </w:p>
-    <w:p>
-      <w:pPr>
-        <w:ind w:left="709"/>
-        <w:rPr>
-          <w:rFonts w:ascii="Times New Roman CYR" w:hAnsi="Times New Roman CYR"/>
-          <w:sz w:val="32"/>
-          <w:szCs w:val="32"/>
-        </w:rPr>
-      </w:pPr>
-    </w:p>
-    <w:p>
-      <w:pPr>
-        <w:ind w:left="709"/>
-        <w:rPr>
-          <w:rFonts w:ascii="Times New Roman CYR" w:hAnsi="Times New Roman CYR"/>
-          <w:sz w:val="32"/>
-          <w:szCs w:val="32"/>
-        </w:rPr>
-      </w:pPr>
-    </w:p>
-    <w:p>
-      <w:pPr>
-        <w:ind w:left="709"/>
-        <w:rPr>
-          <w:rFonts w:ascii="Times New Roman CYR" w:hAnsi="Times New Roman CYR"/>
-          <w:sz w:val="32"/>
-          <w:szCs w:val="32"/>
-        </w:rPr>
-      </w:pPr>
-    </w:p>
-    <w:p>
-      <w:pPr>
-        <w:ind w:left="709"/>
-        <w:rPr>
-          <w:rFonts w:ascii="Times New Roman CYR" w:hAnsi="Times New Roman CYR"/>
-          <w:sz w:val="32"/>
-          <w:szCs w:val="32"/>
-          <w:lang w:val="en-US"/>
-        </w:rPr>
-      </w:pPr>
-    </w:p>
-    <w:p>
-      <w:pPr>
-        <w:jc w:val="center"/>
-        <w:rPr>
-          <w:rFonts w:ascii="Times New Roman CYR" w:hAnsi="Times New Roman CYR"/>
-          <w:b/>
-          <w:sz w:val="32"/>
-          <w:szCs w:val="32"/>
-          <w:lang w:val="uk-UA"/>
-        </w:rPr>
-      </w:pPr>
-      <w:r>
-        <w:rPr>
-          <w:rFonts w:ascii="Times New Roman CYR" w:hAnsi="Times New Roman CYR"/>
-          <w:b/>
-          <w:sz w:val="32"/>
-          <w:szCs w:val="32"/>
-          <w:lang w:val="uk-UA"/>
-        </w:rPr>
-        <w:t>З В І Т</w:t>
-      </w:r>
-    </w:p>
-    <w:p>
-      <w:pPr>
-        <w:ind w:left="1560" w:hanging="1560"/>
-        <w:jc w:val="center"/>
-        <w:rPr>
-          <w:rFonts w:ascii="Times New Roman CYR" w:hAnsi="Times New Roman CYR"/>
-          <w:b/>
-          <w:sz w:val="32"/>
-          <w:szCs w:val="32"/>
-          <w:lang w:val="uk-UA"/>
-        </w:rPr>
-      </w:pPr>
-    </w:p>
-    <w:p>
-      <w:pPr>
-        <w:ind w:left="1560" w:hanging="1560"/>
-        <w:jc w:val="center"/>
-        <w:rPr>
-          <w:rFonts w:ascii="Times New Roman CYR" w:hAnsi="Times New Roman CYR"/>
-          <w:b/>
-          <w:sz w:val="28"/>
-          <w:szCs w:val="28"/>
-          <w:lang w:val="uk-UA"/>
-        </w:rPr>
-      </w:pPr>
-      <w:r>
-        <w:rPr>
-          <w:rFonts w:ascii="Times New Roman CYR" w:hAnsi="Times New Roman CYR"/>
-          <w:b/>
-          <w:sz w:val="28"/>
-          <w:szCs w:val="28"/>
-          <w:lang w:val="uk-UA"/>
-        </w:rPr>
-        <w:t xml:space="preserve">з лабораторної роботи № </w:t>
-      </w:r>
-      <w:r>
-        <w:rPr>
-          <w:rFonts w:ascii="Times New Roman CYR" w:hAnsi="Times New Roman CYR"/>
-          <w:b/>
-          <w:sz w:val="28"/>
-          <w:szCs w:val="28"/>
-          <w:lang w:val="uk-UA"/>
-        </w:rPr>
-        <w:t>2</w:t>
-      </w:r>
-    </w:p>
-    <w:p>
-      <w:pPr>
-        <w:jc w:val="center"/>
-        <w:rPr>
-          <w:rFonts w:ascii="Times New Roman CYR" w:hAnsi="Times New Roman CYR"/>
-          <w:b/>
-          <w:sz w:val="28"/>
-          <w:szCs w:val="28"/>
-          <w:lang w:val="uk-UA"/>
-        </w:rPr>
-      </w:pPr>
-    </w:p>
-    <w:p>
-      <w:pPr>
-        <w:tabs>
-          <w:tab w:val="left" w:pos="560"/>
-          <w:tab w:val="left" w:pos="1120"/>
-          <w:tab w:val="left" w:pos="1680"/>
-          <w:tab w:val="left" w:pos="2240"/>
-          <w:tab w:val="left" w:pos="2800"/>
-          <w:tab w:val="left" w:pos="3360"/>
-          <w:tab w:val="left" w:pos="3920"/>
-          <w:tab w:val="left" w:pos="4480"/>
-          <w:tab w:val="left" w:pos="5040"/>
-          <w:tab w:val="left" w:pos="5600"/>
-          <w:tab w:val="left" w:pos="6160"/>
-          <w:tab w:val="left" w:pos="6720"/>
-        </w:tabs>
-        <w:autoSpaceDE w:val="0"/>
-        <w:autoSpaceDN w:val="0"/>
-        <w:adjustRightInd w:val="0"/>
-        <w:jc w:val="center"/>
-        <w:rPr>
-          <w:rFonts w:eastAsiaTheme="minorHAnsi"/>
-          <w:b/>
-          <w:bCs/>
-          <w:color w:val="000000"/>
-          <w:sz w:val="28"/>
-          <w:szCs w:val="28"/>
-          <w:lang w:val="en-GB" w:eastAsia="en-US"/>
-          <w14:ligatures w14:val="standardContextual"/>
-        </w:rPr>
-      </w:pPr>
-      <w:r>
-        <w:rPr>
-          <w:rFonts w:ascii="Times New Roman CYR" w:hAnsi="Times New Roman CYR"/>
-          <w:b/>
-          <w:sz w:val="28"/>
-          <w:szCs w:val="28"/>
-          <w:lang w:val="uk-UA"/>
-        </w:rPr>
-        <w:t>Тема: „</w:t>
-      </w:r>
-      <w:proofErr w:type="spellStart"/>
-      <w:r>
-        <w:rPr>
-          <w:rFonts w:eastAsiaTheme="minorHAnsi"/>
-          <w:b/>
-          <w:bCs/>
-          <w:color w:val="000000"/>
-          <w:sz w:val="28"/>
-          <w:szCs w:val="28"/>
-          <w:lang w:val="en-GB" w:eastAsia="en-US"/>
-          <w14:ligatures w14:val="standardContextual"/>
-        </w:rPr>
-        <w:t>Сучасна</w:t>
-      </w:r>
-      <w:proofErr w:type="spellEnd"/>
-      <w:r>
-        <w:rPr>
-          <w:rFonts w:eastAsiaTheme="minorHAnsi"/>
-          <w:b/>
-          <w:bCs/>
-          <w:color w:val="000000"/>
-          <w:sz w:val="28"/>
-          <w:szCs w:val="28"/>
-          <w:lang w:val="en-GB" w:eastAsia="en-US"/>
-          <w14:ligatures w14:val="standardContextual"/>
-        </w:rPr>
-        <w:t xml:space="preserve"> </w:t>
-      </w:r>
-      <w:proofErr w:type="spellStart"/>
-      <w:r>
-        <w:rPr>
-          <w:rFonts w:eastAsiaTheme="minorHAnsi"/>
-          <w:b/>
-          <w:bCs/>
-          <w:color w:val="000000"/>
-          <w:sz w:val="28"/>
-          <w:szCs w:val="28"/>
-          <w:lang w:val="en-GB" w:eastAsia="en-US"/>
-          <w14:ligatures w14:val="standardContextual"/>
-        </w:rPr>
-        <w:t>церебральна</w:t>
-      </w:r>
-      <w:proofErr w:type="spellEnd"/>
-      <w:r>
-        <w:rPr>
-          <w:rFonts w:eastAsiaTheme="minorHAnsi"/>
-          <w:b/>
-          <w:bCs/>
-          <w:color w:val="000000"/>
-          <w:sz w:val="28"/>
-          <w:szCs w:val="28"/>
-          <w:lang w:val="en-GB" w:eastAsia="en-US"/>
-          <w14:ligatures w14:val="standardContextual"/>
-        </w:rPr>
-        <w:t xml:space="preserve"> </w:t>
-      </w:r>
-      <w:proofErr w:type="spellStart"/>
-      <w:r>
-        <w:rPr>
-          <w:rFonts w:eastAsiaTheme="minorHAnsi"/>
-          <w:b/>
-          <w:bCs/>
-          <w:color w:val="000000"/>
-          <w:sz w:val="28"/>
-          <w:szCs w:val="28"/>
-          <w:lang w:val="en-GB" w:eastAsia="en-US"/>
-          <w14:ligatures w14:val="standardContextual"/>
-        </w:rPr>
-        <w:t>модель</w:t>
-      </w:r>
-      <w:proofErr w:type="spellEnd"/>
-      <w:r>
-        <w:rPr>
-          <w:rFonts w:eastAsiaTheme="minorHAnsi"/>
-          <w:b/>
-          <w:bCs/>
-          <w:color w:val="000000"/>
-          <w:sz w:val="28"/>
-          <w:szCs w:val="28"/>
-          <w:lang w:val="en-GB" w:eastAsia="en-US"/>
-          <w14:ligatures w14:val="standardContextual"/>
-        </w:rPr>
-        <w:t xml:space="preserve"> </w:t>
-      </w:r>
-      <w:proofErr w:type="spellStart"/>
-      <w:r>
-        <w:rPr>
-          <w:rFonts w:eastAsiaTheme="minorHAnsi"/>
-          <w:b/>
-          <w:bCs/>
-          <w:color w:val="000000"/>
-          <w:sz w:val="28"/>
-          <w:szCs w:val="28"/>
-          <w:lang w:val="en-GB" w:eastAsia="en-US"/>
-          <w14:ligatures w14:val="standardContextual"/>
-        </w:rPr>
-        <w:t>артикуляційного</w:t>
-      </w:r>
-      <w:proofErr w:type="spellEnd"/>
-      <w:r>
-        <w:rPr>
-          <w:rFonts w:eastAsiaTheme="minorHAnsi"/>
-          <w:b/>
-          <w:bCs/>
-          <w:color w:val="000000"/>
-          <w:sz w:val="28"/>
-          <w:szCs w:val="28"/>
-          <w:lang w:val="en-GB" w:eastAsia="en-US"/>
-          <w14:ligatures w14:val="standardContextual"/>
-        </w:rPr>
-        <w:t xml:space="preserve"> </w:t>
-      </w:r>
-      <w:proofErr w:type="spellStart"/>
-      <w:r>
-        <w:rPr>
-          <w:rFonts w:eastAsiaTheme="minorHAnsi"/>
-          <w:b/>
-          <w:bCs/>
-          <w:color w:val="000000"/>
-          <w:sz w:val="28"/>
-          <w:szCs w:val="28"/>
-          <w:lang w:val="en-GB" w:eastAsia="en-US"/>
-          <w14:ligatures w14:val="standardContextual"/>
-        </w:rPr>
-        <w:t>контролера</w:t>
-      </w:r>
-      <w:proofErr w:type="spellEnd"/>
-      <w:r>
-        <w:rPr>
-          <w:rFonts w:eastAsiaTheme="minorHAnsi"/>
-          <w:b/>
-          <w:bCs/>
-          <w:color w:val="000000"/>
-          <w:sz w:val="28"/>
-          <w:szCs w:val="28"/>
-          <w:lang w:val="en-GB" w:eastAsia="en-US"/>
-          <w14:ligatures w14:val="standardContextual"/>
-        </w:rPr>
-        <w:t xml:space="preserve"> </w:t>
-      </w:r>
-      <w:proofErr w:type="spellStart"/>
-      <w:r>
-        <w:rPr>
-          <w:rFonts w:eastAsiaTheme="minorHAnsi"/>
-          <w:b/>
-          <w:bCs/>
-          <w:color w:val="000000"/>
-          <w:sz w:val="28"/>
-          <w:szCs w:val="28"/>
-          <w:lang w:val="en-GB" w:eastAsia="en-US"/>
-          <w14:ligatures w14:val="standardContextual"/>
-        </w:rPr>
-        <w:t>для</w:t>
-      </w:r>
-      <w:proofErr w:type="spellEnd"/>
-    </w:p>
-    <w:p>
-      <w:pPr>
-        <w:tabs>
-          <w:tab w:val="left" w:pos="560"/>
-          <w:tab w:val="left" w:pos="1120"/>
-          <w:tab w:val="left" w:pos="1680"/>
-          <w:tab w:val="left" w:pos="2240"/>
-          <w:tab w:val="left" w:pos="2800"/>
-          <w:tab w:val="left" w:pos="3360"/>
-          <w:tab w:val="left" w:pos="3920"/>
-          <w:tab w:val="left" w:pos="4480"/>
-          <w:tab w:val="left" w:pos="5040"/>
-          <w:tab w:val="left" w:pos="5600"/>
-          <w:tab w:val="left" w:pos="6160"/>
-          <w:tab w:val="left" w:pos="6720"/>
-        </w:tabs>
-        <w:autoSpaceDE w:val="0"/>
-        <w:autoSpaceDN w:val="0"/>
-        <w:adjustRightInd w:val="0"/>
-        <w:jc w:val="center"/>
-        <w:rPr>
-          <w:rFonts w:eastAsiaTheme="minorHAnsi"/>
-          <w:b/>
-          <w:bCs/>
-          <w:color w:val="000000"/>
-          <w:sz w:val="28"/>
-          <w:szCs w:val="28"/>
-          <w:lang w:val="en-GB" w:eastAsia="en-US"/>
-          <w14:ligatures w14:val="standardContextual"/>
-        </w:rPr>
-      </w:pPr>
-      <w:proofErr w:type="spellStart"/>
-      <w:r>
-        <w:rPr>
-          <w:rFonts w:eastAsiaTheme="minorHAnsi"/>
-          <w:b/>
-          <w:bCs/>
-          <w:color w:val="000000"/>
-          <w:sz w:val="28"/>
-          <w:szCs w:val="28"/>
-          <w:lang w:val="en-GB" w:eastAsia="en-US"/>
-          <w14:ligatures w14:val="standardContextual"/>
-        </w:rPr>
-        <w:t>шифрування</w:t>
-      </w:r>
-      <w:proofErr w:type="spellEnd"/>
-      <w:r>
-        <w:rPr>
-          <w:rFonts w:eastAsiaTheme="minorHAnsi"/>
-          <w:b/>
-          <w:bCs/>
-          <w:color w:val="000000"/>
-          <w:sz w:val="28"/>
-          <w:szCs w:val="28"/>
-          <w:lang w:val="en-GB" w:eastAsia="en-US"/>
-          <w14:ligatures w14:val="standardContextual"/>
-        </w:rPr>
-        <w:t xml:space="preserve"> </w:t>
-      </w:r>
-      <w:proofErr w:type="spellStart"/>
-      <w:r>
-        <w:rPr>
-          <w:rFonts w:eastAsiaTheme="minorHAnsi"/>
-          <w:b/>
-          <w:bCs/>
-          <w:color w:val="000000"/>
-          <w:sz w:val="28"/>
-          <w:szCs w:val="28"/>
-          <w:lang w:val="en-GB" w:eastAsia="en-US"/>
-          <w14:ligatures w14:val="standardContextual"/>
-        </w:rPr>
-        <w:t>інформації</w:t>
-      </w:r>
-      <w:proofErr w:type="spellEnd"/>
-      <w:r>
-        <w:rPr>
-          <w:rFonts w:ascii="Times New Roman CYR" w:hAnsi="Times New Roman CYR"/>
-          <w:b/>
-          <w:sz w:val="28"/>
-          <w:szCs w:val="28"/>
-          <w:lang w:val="uk-UA"/>
-        </w:rPr>
-        <w:t>”</w:t>
-      </w:r>
-    </w:p>
-    <w:p>
-      <w:pPr>
-        <w:ind w:left="1560" w:hanging="1560"/>
-        <w:jc w:val="center"/>
-        <w:rPr>
-          <w:rFonts w:ascii="Times New Roman CYR" w:hAnsi="Times New Roman CYR"/>
-          <w:b/>
-          <w:sz w:val="32"/>
-          <w:szCs w:val="32"/>
-          <w:lang w:val="uk-UA"/>
-        </w:rPr>
-      </w:pPr>
-    </w:p>
-    <w:p>
-      <w:pPr>
-        <w:ind w:left="1560" w:hanging="1560"/>
-        <w:jc w:val="center"/>
-        <w:rPr>
-          <w:rFonts w:ascii="Times New Roman CYR" w:hAnsi="Times New Roman CYR"/>
-          <w:color w:val="000000" w:themeColor="text1"/>
-          <w:szCs w:val="28"/>
-        </w:rPr>
-      </w:pPr>
-      <w:r>
-        <w:rPr>
-          <w:rFonts w:ascii="Times New Roman CYR" w:hAnsi="Times New Roman CYR"/>
-          <w:szCs w:val="28"/>
-          <w:lang w:val="uk-UA"/>
-        </w:rPr>
-        <w:t xml:space="preserve">аспіранта 1-го курсу спеціальності </w:t>
-      </w:r>
-      <w:r>
-        <w:rPr>
-          <w:rFonts w:ascii="Times New Roman CYR" w:hAnsi="Times New Roman CYR"/>
-          <w:color w:val="000000" w:themeColor="text1"/>
-          <w:szCs w:val="28"/>
-          <w:lang w:val="en-US"/>
-        </w:rPr>
-        <w:t>F</w:t>
-      </w:r>
-      <w:r>
-        <w:rPr>
-          <w:rFonts w:ascii="Times New Roman CYR" w:hAnsi="Times New Roman CYR"/>
-          <w:color w:val="000000" w:themeColor="text1"/>
-          <w:szCs w:val="28"/>
-        </w:rPr>
-        <w:t xml:space="preserve">5 </w:t>
-      </w:r>
-      <w:proofErr w:type="spellStart"/>
-      <w:r>
-        <w:rPr>
-          <w:rFonts w:ascii="Times New Roman CYR" w:hAnsi="Times New Roman CYR"/>
-          <w:color w:val="000000" w:themeColor="text1"/>
-          <w:szCs w:val="28"/>
-        </w:rPr>
-        <w:t>Кібербезпека</w:t>
-      </w:r>
-      <w:proofErr w:type="spellEnd"/>
-      <w:r>
-        <w:rPr>
-          <w:rFonts w:ascii="Times New Roman CYR" w:hAnsi="Times New Roman CYR"/>
-          <w:color w:val="000000" w:themeColor="text1"/>
-          <w:szCs w:val="28"/>
-        </w:rPr>
-        <w:t xml:space="preserve"> та </w:t>
-      </w:r>
-      <w:proofErr w:type="spellStart"/>
-      <w:r>
-        <w:rPr>
-          <w:rFonts w:ascii="Times New Roman CYR" w:hAnsi="Times New Roman CYR"/>
-          <w:color w:val="000000" w:themeColor="text1"/>
-          <w:szCs w:val="28"/>
-        </w:rPr>
-        <w:t>захист</w:t>
-      </w:r>
-      <w:proofErr w:type="spellEnd"/>
-      <w:r>
-        <w:rPr>
-          <w:rFonts w:ascii="Times New Roman CYR" w:hAnsi="Times New Roman CYR"/>
-          <w:color w:val="000000" w:themeColor="text1"/>
-          <w:szCs w:val="28"/>
-        </w:rPr>
-        <w:t xml:space="preserve"> </w:t>
-      </w:r>
-      <w:proofErr w:type="spellStart"/>
-      <w:r>
-        <w:rPr>
-          <w:rFonts w:ascii="Times New Roman CYR" w:hAnsi="Times New Roman CYR"/>
-          <w:color w:val="000000" w:themeColor="text1"/>
-          <w:szCs w:val="28"/>
-        </w:rPr>
-        <w:t>інформації</w:t>
-      </w:r>
-      <w:proofErr w:type="spellEnd"/>
-    </w:p>
-    <w:p>
-      <w:pPr>
-        <w:ind w:left="709"/>
+          <w:lang w:val="uk-UA"/>
+        </w:rPr>
+        <w:t>Сучасна церебральна модель артикуляційного контролера для</w:t>
+      </w:r>
+    </w:p>
+    <w:p>
+      <w:pPr>
+        <w:spacing w:line="360" w:lineRule="auto"/>
         <w:jc w:val="center"/>
         <w:rPr>
           <w:rFonts w:ascii="Times New Roman CYR" w:hAnsi="Times New Roman CYR"/>
           <w:b/>
           <w:i/>
-          <w:szCs w:val="28"/>
-          <w:lang w:val="uk-UA"/>
-        </w:rPr>
-      </w:pPr>
-    </w:p>
-    <w:p>
-      <w:pPr>
-        <w:ind w:left="709" w:hanging="709"/>
-        <w:jc w:val="center"/>
+          <w:sz w:val="28"/>
+          <w:szCs w:val="28"/>
+          <w:lang w:val="uk-UA"/>
+        </w:rPr>
+      </w:pPr>
+      <w:r>
+        <w:rPr>
+          <w:b/>
+          <w:sz w:val="28"/>
+          <w:szCs w:val="28"/>
+          <w:lang w:val="uk-UA"/>
+        </w:rPr>
+        <w:t>шифрування інформації</w:t>
+      </w:r>
+      <w:r>
         <w:rPr>
           <w:rFonts w:ascii="Times New Roman CYR" w:hAnsi="Times New Roman CYR"/>
           <w:b/>
-          <w:iCs/>
-          <w:color w:val="000000" w:themeColor="text1"/>
-          <w:szCs w:val="28"/>
-          <w:lang w:val="uk-UA"/>
-        </w:rPr>
-      </w:pPr>
-      <w:r>
-        <w:rPr>
-          <w:rFonts w:ascii="Times New Roman CYR" w:hAnsi="Times New Roman CYR"/>
+          <w:sz w:val="28"/>
+          <w:szCs w:val="28"/>
+          <w:lang w:val="uk-UA"/>
+        </w:rPr>
+        <w:t>»</w:t>
+      </w:r>
+    </w:p>
+    <w:p>
+      <w:pPr>
+        <w:spacing w:line="360" w:lineRule="auto"/>
+        <w:jc w:val="both"/>
+        <w:rPr>
           <w:b/>
-          <w:iCs/>
-          <w:color w:val="000000" w:themeColor="text1"/>
-          <w:szCs w:val="28"/>
-          <w:lang w:val="uk-UA"/>
-        </w:rPr>
-        <w:t>Білозора Дмитра Олександровича</w:t>
-      </w:r>
-    </w:p>
-    <w:p>
-      <w:pPr>
-        <w:ind w:left="709" w:right="520"/>
-        <w:jc w:val="right"/>
-        <w:rPr>
-          <w:rFonts w:ascii="Times New Roman CYR" w:hAnsi="Times New Roman CYR"/>
-          <w:szCs w:val="28"/>
-          <w:lang w:val="uk-UA"/>
-        </w:rPr>
-      </w:pPr>
-      <w:r>
-        <w:rPr>
-          <w:rFonts w:ascii="Times New Roman CYR" w:hAnsi="Times New Roman CYR"/>
-          <w:szCs w:val="28"/>
-          <w:lang w:val="uk-UA"/>
-        </w:rPr>
-        <w:t>________________</w:t>
-      </w:r>
-    </w:p>
-    <w:p>
-      <w:pPr>
-        <w:ind w:left="1408" w:right="378" w:firstLine="5822"/>
-        <w:rPr>
-          <w:rFonts w:ascii="Times New Roman CYR" w:hAnsi="Times New Roman CYR"/>
-          <w:sz w:val="20"/>
-          <w:lang w:val="uk-UA"/>
-        </w:rPr>
-      </w:pPr>
-      <w:r>
-        <w:rPr>
-          <w:rFonts w:ascii="Times New Roman CYR" w:hAnsi="Times New Roman CYR"/>
-          <w:sz w:val="20"/>
-          <w:lang w:val="uk-UA"/>
-        </w:rPr>
-        <w:t>(Підпис аспіранта)</w:t>
-      </w:r>
-    </w:p>
-    <w:p>
-      <w:pPr>
-        <w:ind w:left="709"/>
-        <w:rPr>
-          <w:rFonts w:ascii="Times New Roman CYR" w:hAnsi="Times New Roman CYR"/>
-          <w:szCs w:val="28"/>
-          <w:lang w:val="uk-UA"/>
-        </w:rPr>
-      </w:pPr>
-    </w:p>
-    <w:p>
-      <w:pPr>
-        <w:ind w:left="709"/>
-        <w:rPr>
-          <w:rFonts w:ascii="Times New Roman CYR" w:hAnsi="Times New Roman CYR"/>
-          <w:szCs w:val="28"/>
-          <w:lang w:val="uk-UA"/>
-        </w:rPr>
-      </w:pPr>
-    </w:p>
-    <w:p>
-      <w:pPr>
-        <w:ind w:left="709"/>
-        <w:rPr>
-          <w:rFonts w:ascii="Times New Roman CYR" w:hAnsi="Times New Roman CYR"/>
-          <w:szCs w:val="28"/>
-          <w:lang w:val="uk-UA"/>
-        </w:rPr>
-      </w:pPr>
-    </w:p>
-    <w:p>
-      <w:pPr>
-        <w:ind w:left="709"/>
-        <w:rPr>
-          <w:rFonts w:ascii="Times New Roman CYR" w:hAnsi="Times New Roman CYR"/>
-          <w:szCs w:val="28"/>
-          <w:lang w:val="uk-UA"/>
-        </w:rPr>
-      </w:pPr>
-      <w:r>
-        <w:rPr>
-          <w:rFonts w:ascii="Times New Roman CYR" w:hAnsi="Times New Roman CYR"/>
-          <w:szCs w:val="28"/>
-          <w:lang w:val="uk-UA"/>
-        </w:rPr>
-        <w:t>Оцінка __________________</w:t>
-      </w:r>
-    </w:p>
-    <w:p>
-      <w:pPr>
-        <w:ind w:left="709"/>
-        <w:jc w:val="right"/>
-        <w:rPr>
-          <w:rFonts w:ascii="Times New Roman CYR" w:hAnsi="Times New Roman CYR"/>
-          <w:szCs w:val="28"/>
-          <w:lang w:val="uk-UA"/>
-        </w:rPr>
-      </w:pPr>
-    </w:p>
-    <w:p>
-      <w:pPr>
-        <w:ind w:left="709"/>
-        <w:rPr>
-          <w:rFonts w:ascii="Times New Roman CYR" w:hAnsi="Times New Roman CYR"/>
-          <w:szCs w:val="28"/>
-          <w:lang w:val="uk-UA"/>
-        </w:rPr>
-      </w:pPr>
-      <w:r>
-        <w:rPr>
-          <w:rFonts w:ascii="Times New Roman CYR" w:hAnsi="Times New Roman CYR"/>
-          <w:szCs w:val="28"/>
-          <w:lang w:val="uk-UA"/>
-        </w:rPr>
-        <w:t>Перевірено ______________</w:t>
-      </w:r>
-    </w:p>
-    <w:p>
-      <w:pPr>
-        <w:ind w:left="709" w:firstLine="1843"/>
-        <w:rPr>
-          <w:rFonts w:ascii="Times New Roman CYR" w:hAnsi="Times New Roman CYR"/>
-          <w:szCs w:val="28"/>
-          <w:lang w:val="uk-UA"/>
-        </w:rPr>
-      </w:pPr>
-      <w:r>
-        <w:rPr>
-          <w:rFonts w:ascii="Times New Roman CYR" w:hAnsi="Times New Roman CYR"/>
-          <w:sz w:val="20"/>
-          <w:lang w:val="uk-UA"/>
-        </w:rPr>
-        <w:t>(Дата)</w:t>
-      </w:r>
-    </w:p>
-    <w:p>
-      <w:pPr>
-        <w:ind w:left="709"/>
-        <w:rPr>
-          <w:rFonts w:ascii="Times New Roman CYR" w:hAnsi="Times New Roman CYR"/>
-          <w:szCs w:val="28"/>
-          <w:lang w:val="uk-UA"/>
-        </w:rPr>
-      </w:pPr>
-      <w:r>
-        <w:rPr>
-          <w:rFonts w:ascii="Times New Roman CYR" w:hAnsi="Times New Roman CYR"/>
-          <w:szCs w:val="28"/>
-          <w:lang w:val="uk-UA"/>
-        </w:rPr>
-        <w:t>Викладач ________________ /________________/</w:t>
-      </w:r>
-    </w:p>
-    <w:p>
-      <w:pPr>
-        <w:ind w:left="1417" w:firstLine="707"/>
-        <w:rPr>
-          <w:rFonts w:ascii="Times New Roman CYR" w:hAnsi="Times New Roman CYR"/>
-          <w:szCs w:val="28"/>
-          <w:lang w:val="uk-UA"/>
-        </w:rPr>
-      </w:pPr>
-      <w:r>
-        <w:rPr>
-          <w:rFonts w:ascii="Times New Roman CYR" w:hAnsi="Times New Roman CYR"/>
-          <w:sz w:val="20"/>
-          <w:lang w:val="uk-UA"/>
-        </w:rPr>
-        <w:t xml:space="preserve">     (Підпис)</w:t>
-      </w:r>
-      <w:r>
-        <w:rPr>
-          <w:rFonts w:ascii="Times New Roman CYR" w:hAnsi="Times New Roman CYR"/>
-          <w:sz w:val="20"/>
-          <w:lang w:val="uk-UA"/>
-        </w:rPr>
-        <w:tab/>
-        <w:t xml:space="preserve">     (Прізвище та ініціали)</w:t>
-      </w:r>
-    </w:p>
-    <w:p>
-      <w:pPr>
-        <w:ind w:left="709"/>
-        <w:rPr>
-          <w:rFonts w:ascii="Times New Roman CYR" w:hAnsi="Times New Roman CYR"/>
-          <w:szCs w:val="28"/>
-          <w:lang w:val="uk-UA"/>
-        </w:rPr>
-      </w:pPr>
-    </w:p>
-    <w:p>
-      <w:pPr>
-        <w:rPr>
-          <w:rFonts w:ascii="Times New Roman CYR" w:hAnsi="Times New Roman CYR"/>
-          <w:szCs w:val="28"/>
-          <w:lang w:val="uk-UA"/>
-        </w:rPr>
-      </w:pPr>
-    </w:p>
-    <w:p>
-      <w:pPr>
-        <w:ind w:left="709"/>
-        <w:rPr>
-          <w:rFonts w:ascii="Times New Roman CYR" w:hAnsi="Times New Roman CYR"/>
-          <w:szCs w:val="28"/>
-          <w:lang w:val="uk-UA"/>
-        </w:rPr>
-      </w:pPr>
-    </w:p>
-    <w:p>
-      <w:pPr>
-        <w:ind w:left="709"/>
-        <w:rPr>
-          <w:rFonts w:ascii="Times New Roman CYR" w:hAnsi="Times New Roman CYR"/>
-          <w:szCs w:val="28"/>
-          <w:lang w:val="uk-UA"/>
-        </w:rPr>
-      </w:pPr>
-    </w:p>
-    <w:p>
-      <w:pPr>
-        <w:ind w:left="709" w:hanging="709"/>
-        <w:jc w:val="center"/>
-        <w:rPr>
-          <w:rFonts w:ascii="Times New Roman CYR" w:hAnsi="Times New Roman CYR"/>
+          <w:bCs/>
+          <w:i/>
+          <w:sz w:val="28"/>
+          <w:szCs w:val="28"/>
+          <w:lang w:val="uk-UA"/>
+        </w:rPr>
+      </w:pPr>
+    </w:p>
+    <w:p>
+      <w:pPr>
+        <w:spacing w:line="360" w:lineRule="auto"/>
+        <w:jc w:val="both"/>
+        <w:rPr>
+          <w:color w:val="000000"/>
+          <w:sz w:val="28"/>
+          <w:szCs w:val="28"/>
+          <w:lang w:val="uk-UA"/>
+        </w:rPr>
+      </w:pPr>
+      <w:r>
+        <w:rPr>
           <w:b/>
-          <w:szCs w:val="28"/>
-          <w:lang w:val="uk-UA"/>
-        </w:rPr>
-      </w:pPr>
-      <w:r>
-        <w:rPr>
-          <w:rFonts w:ascii="Times New Roman CYR" w:hAnsi="Times New Roman CYR"/>
-          <w:b/>
-          <w:szCs w:val="28"/>
-          <w:lang w:val="uk-UA"/>
-        </w:rPr>
-        <w:t>Черкаси – 20</w:t>
-      </w:r>
-      <w:r>
-        <w:rPr>
-          <w:rFonts w:ascii="Times New Roman CYR" w:hAnsi="Times New Roman CYR"/>
-          <w:b/>
-          <w:szCs w:val="28"/>
-        </w:rPr>
-        <w:t>2</w:t>
-      </w:r>
-      <w:r>
-        <w:rPr>
-          <w:rFonts w:ascii="Times New Roman CYR" w:hAnsi="Times New Roman CYR"/>
-          <w:b/>
-          <w:szCs w:val="28"/>
-          <w:lang w:val="uk-UA"/>
-        </w:rPr>
-        <w:t>5 р.</w:t>
-      </w:r>
-    </w:p>
-    <w:p>
-      <w:pPr>
-        <w:spacing w:after="160" w:line="278" w:lineRule="auto"/>
-        <w:rPr>
-          <w:rFonts w:ascii="Times New Roman CYR" w:hAnsi="Times New Roman CYR"/>
-          <w:b/>
-          <w:szCs w:val="28"/>
-          <w:lang w:val="uk-UA"/>
-        </w:rPr>
-      </w:pPr>
-      <w:r>
-        <w:rPr>
-          <w:rFonts w:ascii="Times New Roman CYR" w:hAnsi="Times New Roman CYR"/>
-          <w:b/>
-          <w:szCs w:val="28"/>
-          <w:lang w:val="uk-UA"/>
-        </w:rPr>
-        <w:br w:type="page"/>
-      </w:r>
+          <w:bCs/>
+          <w:i/>
+          <w:sz w:val="28"/>
+          <w:szCs w:val="28"/>
+          <w:lang w:val="uk-UA"/>
+        </w:rPr>
+        <w:t>Мета роботи</w:t>
+      </w:r>
+      <w:r>
+        <w:rPr>
+          <w:sz w:val="28"/>
+          <w:szCs w:val="28"/>
+          <w:lang w:val="uk-UA"/>
+        </w:rPr>
+        <w:t xml:space="preserve">: </w:t>
+      </w:r>
+      <w:r>
+        <w:rPr>
+          <w:sz w:val="28"/>
+          <w:szCs w:val="28"/>
+          <w:shd w:val="clear" w:color="auto" w:fill="FFFFFF"/>
+          <w:lang w:val="uk-UA"/>
+        </w:rPr>
+        <w:t xml:space="preserve">Дослідження та реалізація </w:t>
+      </w:r>
+      <w:proofErr w:type="spellStart"/>
+      <w:r>
+        <w:rPr>
+          <w:sz w:val="28"/>
+          <w:szCs w:val="28"/>
+          <w:shd w:val="clear" w:color="auto" w:fill="FFFFFF"/>
+          <w:lang w:val="uk-UA"/>
+        </w:rPr>
+        <w:t>нейромережі</w:t>
+      </w:r>
+      <w:proofErr w:type="spellEnd"/>
+      <w:r>
+        <w:rPr>
+          <w:sz w:val="28"/>
+          <w:szCs w:val="28"/>
+          <w:shd w:val="clear" w:color="auto" w:fill="FFFFFF"/>
+          <w:lang w:val="uk-UA"/>
+        </w:rPr>
+        <w:t xml:space="preserve"> сучасної церебральної моделі артикуляційного контролера (CMAC) для шифрування інформації</w:t>
+      </w:r>
+      <w:r>
+        <w:rPr>
+          <w:color w:val="000000"/>
+          <w:sz w:val="28"/>
+          <w:szCs w:val="28"/>
+          <w:lang w:val="uk-UA"/>
+        </w:rPr>
+        <w:t>.</w:t>
+      </w:r>
+    </w:p>
+    <w:p>
+      <w:pPr>
+        <w:spacing w:line="360" w:lineRule="auto"/>
+        <w:jc w:val="both"/>
+        <w:rPr>
+          <w:color w:val="000000"/>
+          <w:sz w:val="28"/>
+          <w:szCs w:val="28"/>
+          <w:lang w:val="uk-UA"/>
+        </w:rPr>
+      </w:pPr>
     </w:p>
     <w:p>
       <w:pPr>
         <w:spacing w:line="360" w:lineRule="auto"/>
         <w:jc w:val="center"/>
         <w:rPr>
-          <w:rFonts w:ascii="Times New Roman CYR" w:hAnsi="Times New Roman CYR"/>
+          <w:sz w:val="28"/>
+          <w:szCs w:val="28"/>
+          <w:lang w:val="uk-UA"/>
+        </w:rPr>
+      </w:pPr>
+      <w:r>
+        <w:rPr>
           <w:b/>
-        </w:rPr>
-      </w:pPr>
-      <w:r>
-        <w:rPr>
-          <w:rFonts w:ascii="Times New Roman CYR" w:hAnsi="Times New Roman CYR"/>
-          <w:b/>
-        </w:rPr>
-        <w:lastRenderedPageBreak/>
-        <w:t>З В І Т</w:t>
-      </w:r>
-    </w:p>
-    <w:p>
-      <w:pPr>
-        <w:spacing w:line="360" w:lineRule="auto"/>
-        <w:ind w:left="1560" w:hanging="1560"/>
-        <w:jc w:val="center"/>
-        <w:rPr>
-          <w:rFonts w:ascii="Times New Roman CYR" w:hAnsi="Times New Roman CYR"/>
-          <w:lang w:val="en-US"/>
-        </w:rPr>
-      </w:pPr>
-      <w:r>
-        <w:rPr>
-          <w:rFonts w:ascii="Times New Roman CYR" w:hAnsi="Times New Roman CYR"/>
-        </w:rPr>
-        <w:t xml:space="preserve">про </w:t>
-      </w:r>
-      <w:proofErr w:type="spellStart"/>
-      <w:r>
-        <w:rPr>
-          <w:rFonts w:ascii="Times New Roman CYR" w:hAnsi="Times New Roman CYR"/>
-        </w:rPr>
-        <w:t>виконання</w:t>
-      </w:r>
-      <w:proofErr w:type="spellEnd"/>
-      <w:r>
-        <w:rPr>
-          <w:rFonts w:ascii="Times New Roman CYR" w:hAnsi="Times New Roman CYR"/>
-        </w:rPr>
-        <w:t xml:space="preserve"> </w:t>
-      </w:r>
-      <w:proofErr w:type="spellStart"/>
-      <w:r>
-        <w:rPr>
-          <w:rFonts w:ascii="Times New Roman CYR" w:hAnsi="Times New Roman CYR"/>
-        </w:rPr>
-        <w:t>завдан</w:t>
-      </w:r>
-      <w:proofErr w:type="spellEnd"/>
-      <w:r>
-        <w:rPr>
-          <w:rFonts w:ascii="Times New Roman CYR" w:hAnsi="Times New Roman CYR"/>
-          <w:lang w:val="uk-UA"/>
-        </w:rPr>
-        <w:t>ь</w:t>
-      </w:r>
-      <w:r>
-        <w:rPr>
-          <w:rFonts w:ascii="Times New Roman CYR" w:hAnsi="Times New Roman CYR"/>
-        </w:rPr>
-        <w:t xml:space="preserve"> </w:t>
-      </w:r>
-      <w:r>
-        <w:rPr>
-          <w:rFonts w:ascii="Times New Roman CYR" w:hAnsi="Times New Roman CYR"/>
-          <w:lang w:val="uk-UA"/>
-        </w:rPr>
-        <w:t xml:space="preserve">до лабораторної роботи </w:t>
-      </w:r>
-      <w:r>
-        <w:rPr>
-          <w:rFonts w:ascii="Times New Roman CYR" w:hAnsi="Times New Roman CYR"/>
-        </w:rPr>
-        <w:t xml:space="preserve">№ </w:t>
-      </w:r>
-      <w:r>
-        <w:rPr>
-          <w:rFonts w:ascii="Times New Roman CYR" w:hAnsi="Times New Roman CYR"/>
-          <w:lang w:val="en-US"/>
-        </w:rPr>
-        <w:t>2</w:t>
-      </w:r>
-    </w:p>
-    <w:p>
-      <w:pPr>
-        <w:spacing w:line="360" w:lineRule="auto"/>
-        <w:jc w:val="center"/>
-        <w:rPr>
-          <w:b/>
-        </w:rPr>
-      </w:pPr>
-      <w:r>
-        <w:rPr>
-          <w:rFonts w:ascii="Times New Roman CYR" w:hAnsi="Times New Roman CYR"/>
-        </w:rPr>
-        <w:t>Тема:</w:t>
-      </w:r>
-      <w:r>
-        <w:rPr>
-          <w:rFonts w:ascii="Times New Roman CYR" w:hAnsi="Times New Roman CYR"/>
-          <w:b/>
-        </w:rPr>
-        <w:t xml:space="preserve"> </w:t>
-      </w:r>
-      <w:r>
-        <w:rPr>
-          <w:rFonts w:ascii="Times New Roman CYR" w:hAnsi="Times New Roman CYR"/>
-          <w:b/>
-          <w:lang w:val="uk-UA"/>
-        </w:rPr>
-        <w:t>«</w:t>
-      </w:r>
-      <w:proofErr w:type="spellStart"/>
-      <w:r>
-        <w:rPr>
-          <w:b/>
-        </w:rPr>
-        <w:t>Сучасна</w:t>
-      </w:r>
-      <w:proofErr w:type="spellEnd"/>
-      <w:r>
-        <w:rPr>
-          <w:b/>
-        </w:rPr>
-        <w:t xml:space="preserve"> </w:t>
-      </w:r>
-      <w:proofErr w:type="spellStart"/>
-      <w:r>
-        <w:rPr>
-          <w:b/>
-        </w:rPr>
-        <w:t>церебральна</w:t>
-      </w:r>
-      <w:proofErr w:type="spellEnd"/>
-      <w:r>
-        <w:rPr>
-          <w:b/>
-        </w:rPr>
-        <w:t xml:space="preserve"> модель </w:t>
-      </w:r>
-      <w:proofErr w:type="spellStart"/>
-      <w:r>
-        <w:rPr>
-          <w:b/>
-        </w:rPr>
-        <w:t>артикуляційного</w:t>
-      </w:r>
-      <w:proofErr w:type="spellEnd"/>
-      <w:r>
-        <w:rPr>
-          <w:b/>
-        </w:rPr>
-        <w:t xml:space="preserve"> контролера для</w:t>
-      </w:r>
-    </w:p>
-    <w:p>
-      <w:pPr>
-        <w:spacing w:line="360" w:lineRule="auto"/>
-        <w:jc w:val="center"/>
-        <w:rPr>
-          <w:rFonts w:ascii="Times New Roman CYR" w:hAnsi="Times New Roman CYR"/>
-          <w:b/>
+          <w:bCs/>
           <w:i/>
-          <w:lang w:val="en-US"/>
-        </w:rPr>
-      </w:pPr>
-      <w:proofErr w:type="spellStart"/>
-      <w:r>
-        <w:rPr>
-          <w:b/>
-        </w:rPr>
-        <w:t>шифрування</w:t>
-      </w:r>
-      <w:proofErr w:type="spellEnd"/>
-      <w:r>
-        <w:rPr>
-          <w:b/>
-        </w:rPr>
-        <w:t xml:space="preserve"> </w:t>
-      </w:r>
-      <w:proofErr w:type="spellStart"/>
-      <w:r>
-        <w:rPr>
-          <w:b/>
-        </w:rPr>
-        <w:t>інформації</w:t>
-      </w:r>
-      <w:proofErr w:type="spellEnd"/>
-      <w:r>
-        <w:rPr>
-          <w:rFonts w:ascii="Times New Roman CYR" w:hAnsi="Times New Roman CYR"/>
-          <w:b/>
-          <w:lang w:val="uk-UA"/>
-        </w:rPr>
-        <w:t>»</w:t>
-      </w:r>
-    </w:p>
-    <w:p>
-      <w:pPr>
+          <w:sz w:val="28"/>
+          <w:szCs w:val="28"/>
+          <w:lang w:val="uk-UA"/>
+        </w:rPr>
+        <w:t>Завдання для виконання</w:t>
+      </w:r>
+      <w:r>
+        <w:rPr>
+          <w:sz w:val="28"/>
+          <w:szCs w:val="28"/>
+          <w:lang w:val="uk-UA"/>
+        </w:rPr>
+        <w:t>:</w:t>
+      </w:r>
+    </w:p>
+    <w:p>
+      <w:pPr>
+        <w:pStyle w:val="NormalWeb"/>
         <w:numPr>
           <w:ilvl w:val="0"/>
-          <w:numId w:val="1"/>
-        </w:numPr>
-        <w:spacing w:line="360" w:lineRule="auto"/>
-        <w:ind w:left="360" w:firstLine="349"/>
-        <w:jc w:val="both"/>
-      </w:pPr>
-      <w:r>
-        <w:rPr>
-          <w:b/>
-          <w:bCs/>
-          <w:i/>
-        </w:rPr>
-        <w:t xml:space="preserve">Мета </w:t>
-      </w:r>
-      <w:proofErr w:type="spellStart"/>
-      <w:r>
-        <w:rPr>
-          <w:b/>
-          <w:bCs/>
-          <w:i/>
-        </w:rPr>
-        <w:t>роботи</w:t>
-      </w:r>
-      <w:proofErr w:type="spellEnd"/>
-      <w:r>
-        <w:t>:</w:t>
-      </w:r>
-      <w:r>
-        <w:rPr>
-          <w:lang w:val="uk-UA"/>
-        </w:rPr>
-        <w:t xml:space="preserve"> </w:t>
-      </w:r>
-      <w:proofErr w:type="spellStart"/>
-      <w:r>
-        <w:rPr>
-          <w:shd w:val="clear" w:color="auto" w:fill="FFFFFF"/>
-        </w:rPr>
-        <w:t>Дослідження</w:t>
-      </w:r>
-      <w:proofErr w:type="spellEnd"/>
-      <w:r>
-        <w:rPr>
-          <w:shd w:val="clear" w:color="auto" w:fill="FFFFFF"/>
-        </w:rPr>
-        <w:t xml:space="preserve"> та </w:t>
-      </w:r>
-      <w:proofErr w:type="spellStart"/>
-      <w:r>
-        <w:rPr>
-          <w:shd w:val="clear" w:color="auto" w:fill="FFFFFF"/>
-        </w:rPr>
-        <w:t>реалізація</w:t>
-      </w:r>
-      <w:proofErr w:type="spellEnd"/>
-      <w:r>
-        <w:rPr>
-          <w:shd w:val="clear" w:color="auto" w:fill="FFFFFF"/>
-        </w:rPr>
-        <w:t xml:space="preserve"> </w:t>
-      </w:r>
-      <w:proofErr w:type="spellStart"/>
-      <w:r>
-        <w:rPr>
-          <w:shd w:val="clear" w:color="auto" w:fill="FFFFFF"/>
-        </w:rPr>
-        <w:t>нейромережі</w:t>
-      </w:r>
-      <w:proofErr w:type="spellEnd"/>
-      <w:r>
-        <w:rPr>
-          <w:shd w:val="clear" w:color="auto" w:fill="FFFFFF"/>
-        </w:rPr>
-        <w:t xml:space="preserve"> </w:t>
-      </w:r>
-      <w:proofErr w:type="spellStart"/>
-      <w:r>
-        <w:rPr>
-          <w:shd w:val="clear" w:color="auto" w:fill="FFFFFF"/>
-        </w:rPr>
-        <w:t>сучасної</w:t>
-      </w:r>
-      <w:proofErr w:type="spellEnd"/>
-      <w:r>
-        <w:rPr>
-          <w:shd w:val="clear" w:color="auto" w:fill="FFFFFF"/>
-        </w:rPr>
-        <w:t xml:space="preserve"> </w:t>
-      </w:r>
-      <w:proofErr w:type="spellStart"/>
-      <w:r>
-        <w:rPr>
-          <w:shd w:val="clear" w:color="auto" w:fill="FFFFFF"/>
-        </w:rPr>
-        <w:t>церебральної</w:t>
-      </w:r>
-      <w:proofErr w:type="spellEnd"/>
-      <w:r>
-        <w:rPr>
-          <w:shd w:val="clear" w:color="auto" w:fill="FFFFFF"/>
-        </w:rPr>
-        <w:t xml:space="preserve"> </w:t>
-      </w:r>
-      <w:proofErr w:type="spellStart"/>
-      <w:r>
-        <w:rPr>
-          <w:shd w:val="clear" w:color="auto" w:fill="FFFFFF"/>
-        </w:rPr>
-        <w:t>моделі</w:t>
-      </w:r>
-      <w:proofErr w:type="spellEnd"/>
-      <w:r>
-        <w:rPr>
-          <w:shd w:val="clear" w:color="auto" w:fill="FFFFFF"/>
-        </w:rPr>
-        <w:t xml:space="preserve"> </w:t>
-      </w:r>
-      <w:proofErr w:type="spellStart"/>
-      <w:r>
-        <w:rPr>
-          <w:shd w:val="clear" w:color="auto" w:fill="FFFFFF"/>
-        </w:rPr>
-        <w:t>артикуляційного</w:t>
-      </w:r>
-      <w:proofErr w:type="spellEnd"/>
-      <w:r>
-        <w:rPr>
-          <w:shd w:val="clear" w:color="auto" w:fill="FFFFFF"/>
-        </w:rPr>
-        <w:t xml:space="preserve"> контролера (CMAC) для </w:t>
-      </w:r>
-      <w:proofErr w:type="spellStart"/>
-      <w:r>
-        <w:rPr>
-          <w:shd w:val="clear" w:color="auto" w:fill="FFFFFF"/>
-        </w:rPr>
-        <w:t>шифрування</w:t>
-      </w:r>
-      <w:proofErr w:type="spellEnd"/>
-      <w:r>
-        <w:rPr>
-          <w:shd w:val="clear" w:color="auto" w:fill="FFFFFF"/>
-        </w:rPr>
-        <w:t xml:space="preserve"> </w:t>
-      </w:r>
-      <w:proofErr w:type="spellStart"/>
-      <w:r>
-        <w:rPr>
-          <w:shd w:val="clear" w:color="auto" w:fill="FFFFFF"/>
-        </w:rPr>
-        <w:t>інформації</w:t>
-      </w:r>
-      <w:proofErr w:type="spellEnd"/>
-      <w:r>
-        <w:rPr>
-          <w:color w:val="000000"/>
-        </w:rPr>
-        <w:t>.</w:t>
-      </w:r>
-    </w:p>
-    <w:p>
-      <w:pPr>
-        <w:numPr>
-          <w:ilvl w:val="0"/>
-          <w:numId w:val="1"/>
-        </w:numPr>
-        <w:spacing w:line="360" w:lineRule="auto"/>
-      </w:pPr>
-      <w:proofErr w:type="spellStart"/>
-      <w:r>
-        <w:rPr>
-          <w:b/>
-          <w:bCs/>
-          <w:i/>
-        </w:rPr>
-        <w:t>Завдання</w:t>
-      </w:r>
-      <w:proofErr w:type="spellEnd"/>
-      <w:r>
-        <w:rPr>
-          <w:b/>
-          <w:bCs/>
-          <w:i/>
-        </w:rPr>
-        <w:t xml:space="preserve"> для </w:t>
-      </w:r>
-      <w:proofErr w:type="spellStart"/>
-      <w:r>
-        <w:rPr>
-          <w:b/>
-          <w:bCs/>
-          <w:i/>
-        </w:rPr>
-        <w:t>виконання</w:t>
-      </w:r>
-      <w:proofErr w:type="spellEnd"/>
-      <w:r>
-        <w:t>:</w:t>
-      </w:r>
-    </w:p>
-    <w:p>
-      <w:pPr>
-        <w:pStyle w:val="NormalWeb"/>
-        <w:numPr>
-          <w:ilvl w:val="1"/>
           <w:numId w:val="15"/>
         </w:numPr>
         <w:spacing w:before="0" w:beforeAutospacing="0" w:after="0" w:afterAutospacing="0" w:line="360" w:lineRule="auto"/>
         <w:jc w:val="both"/>
-      </w:pPr>
-      <w:r>
+        <w:rPr>
+          <w:sz w:val="28"/>
+          <w:szCs w:val="28"/>
+          <w:lang w:val="uk-UA"/>
+        </w:rPr>
+      </w:pPr>
+      <w:r>
+        <w:rPr>
+          <w:sz w:val="28"/>
+          <w:szCs w:val="28"/>
+          <w:lang w:val="uk-UA"/>
+        </w:rPr>
         <w:t xml:space="preserve">Реалізувати за допомогою пакета </w:t>
       </w:r>
+      <w:proofErr w:type="spellStart"/>
       <w:r>
         <w:rPr>
           <w:rStyle w:val="HTMLCode"/>
           <w:rFonts w:eastAsiaTheme="majorEastAsia"/>
+          <w:sz w:val="28"/>
+          <w:szCs w:val="28"/>
+          <w:lang w:val="uk-UA"/>
         </w:rPr>
         <w:t>neupy</w:t>
       </w:r>
-      <w:r>
+      <w:proofErr w:type="spellEnd"/>
+      <w:r>
+        <w:rPr>
+          <w:sz w:val="28"/>
+          <w:szCs w:val="28"/>
+          <w:lang w:val="uk-UA"/>
+        </w:rPr>
         <w:t xml:space="preserve"> шифрування інформації на основі сучасної церебральної моделі артикуляційного контролера.</w:t>
       </w:r>
     </w:p>
@@ -1589,68 +1191,1394 @@
       <w:pPr>
         <w:pStyle w:val="NormalWeb"/>
         <w:numPr>
-          <w:ilvl w:val="1"/>
+          <w:ilvl w:val="0"/>
           <w:numId w:val="15"/>
         </w:numPr>
         <w:spacing w:before="0" w:beforeAutospacing="0" w:after="0" w:afterAutospacing="0" w:line="360" w:lineRule="auto"/>
         <w:jc w:val="both"/>
         <w:rPr>
-          <w:lang w:val="uk-UA"/>
-        </w:rPr>
-      </w:pPr>
-      <w:r>
+          <w:sz w:val="28"/>
+          <w:szCs w:val="28"/>
+          <w:lang w:val="uk-UA"/>
+        </w:rPr>
+      </w:pPr>
+      <w:r>
+        <w:rPr>
+          <w:sz w:val="28"/>
+          <w:szCs w:val="28"/>
+          <w:lang w:val="uk-UA"/>
+        </w:rPr>
         <w:t>Обрати на підставі номеру варіанту кількість рівнів квантування та розмір асоціативного блока.</w:t>
       </w:r>
     </w:p>
     <w:p>
       <w:pPr>
+        <w:pStyle w:val="NormalWeb"/>
+        <w:spacing w:before="0" w:beforeAutospacing="0" w:after="0" w:afterAutospacing="0" w:line="360" w:lineRule="auto"/>
+        <w:jc w:val="both"/>
+        <w:rPr>
+          <w:sz w:val="28"/>
+          <w:szCs w:val="28"/>
+          <w:lang w:val="uk-UA"/>
+        </w:rPr>
+      </w:pPr>
+    </w:p>
+    <w:p>
+      <w:pPr>
+        <w:pStyle w:val="NormalWeb"/>
+        <w:spacing w:before="0" w:beforeAutospacing="0" w:after="0" w:afterAutospacing="0" w:line="360" w:lineRule="auto"/>
+        <w:jc w:val="center"/>
+        <w:rPr>
+          <w:b/>
+          <w:bCs/>
+          <w:i/>
+          <w:iCs/>
+          <w:sz w:val="28"/>
+          <w:szCs w:val="28"/>
+          <w:lang w:val="en-US"/>
+        </w:rPr>
+      </w:pPr>
+      <w:proofErr w:type="spellStart"/>
+      <w:r>
+        <w:rPr>
+          <w:b/>
+          <w:bCs/>
+          <w:i/>
+          <w:iCs/>
+          <w:sz w:val="28"/>
+          <w:szCs w:val="28"/>
+          <w:lang w:val="uk-UA"/>
+        </w:rPr>
+        <w:t>Теоритичні</w:t>
+      </w:r>
+      <w:proofErr w:type="spellEnd"/>
+      <w:r>
+        <w:rPr>
+          <w:b/>
+          <w:bCs/>
+          <w:i/>
+          <w:iCs/>
+          <w:sz w:val="28"/>
+          <w:szCs w:val="28"/>
+          <w:lang w:val="uk-UA"/>
+        </w:rPr>
+        <w:t xml:space="preserve"> відомості</w:t>
+      </w:r>
+      <w:r>
+        <w:rPr>
+          <w:b/>
+          <w:bCs/>
+          <w:i/>
+          <w:iCs/>
+          <w:sz w:val="28"/>
+          <w:szCs w:val="28"/>
+          <w:lang w:val="en-US"/>
+        </w:rPr>
+        <w:t>:</w:t>
+      </w:r>
+    </w:p>
+    <w:p>
+      <w:pPr>
+        <w:pStyle w:val="NormalWeb"/>
+        <w:spacing w:before="0" w:beforeAutospacing="0" w:after="0" w:afterAutospacing="0" w:line="360" w:lineRule="auto"/>
+        <w:ind w:firstLine="720"/>
+        <w:jc w:val="both"/>
+        <w:rPr>
+          <w:b/>
+          <w:bCs/>
+          <w:sz w:val="28"/>
+          <w:szCs w:val="28"/>
+        </w:rPr>
+      </w:pPr>
+      <w:r>
+        <w:rPr>
+          <w:b/>
+          <w:bCs/>
+          <w:sz w:val="28"/>
+          <w:szCs w:val="28"/>
+        </w:rPr>
+        <w:t>1. Вступ та історична довідка</w:t>
+      </w:r>
+    </w:p>
+    <w:p>
+      <w:pPr>
+        <w:pStyle w:val="NormalWeb"/>
+        <w:spacing w:before="0" w:beforeAutospacing="0" w:after="0" w:afterAutospacing="0" w:line="360" w:lineRule="auto"/>
+        <w:ind w:firstLine="720"/>
+        <w:jc w:val="both"/>
+        <w:rPr>
+          <w:sz w:val="28"/>
+          <w:szCs w:val="28"/>
+        </w:rPr>
+      </w:pPr>
+      <w:r>
+        <w:rPr>
+          <w:sz w:val="28"/>
+          <w:szCs w:val="28"/>
+        </w:rPr>
+        <w:t>Церебральна модель артикуляційного контролера (Cerebellar Model Articulation Controller, CMAC) — це тип штучної нейронної мережі, розроблений Джеймсом Албусом у 1975 році. Ця архітектура була створена на основі біологічних знань про функціонування мозочка (cerebellum) людини, який відповідає за точну координацію рухів та м'язову пам'ять.</w:t>
+      </w:r>
+    </w:p>
+    <w:p>
+      <w:pPr>
+        <w:pStyle w:val="NormalWeb"/>
+        <w:spacing w:before="0" w:beforeAutospacing="0" w:after="0" w:afterAutospacing="0" w:line="360" w:lineRule="auto"/>
+        <w:jc w:val="both"/>
+        <w:rPr>
+          <w:sz w:val="28"/>
+          <w:szCs w:val="28"/>
+          <w:lang w:val="uk-UA"/>
+        </w:rPr>
+      </w:pPr>
+      <w:r>
+        <w:rPr>
+          <w:sz w:val="28"/>
+          <w:szCs w:val="28"/>
+        </w:rPr>
+        <w:t xml:space="preserve">CMAC принципово відрізняється від класичних багатошарових перцептронів (MLP) зі зворотним поширенням помилки. Вона належить до класу асоціативних мереж з навчанням на основі табличного пошуку (table look-up), але з додаванням критично важливої властивості — локального узагальнення. Це дозволяє CMAC поєднувати надвисоку швидкість навчання, характерну для табличних методів, зі здатністю до апроксимації складних неперервних нелінійних функцій, що властиво нейромережам. </w:t>
+      </w:r>
+    </w:p>
+    <w:p>
+      <w:pPr>
+        <w:pStyle w:val="NormalWeb"/>
+        <w:spacing w:before="0" w:beforeAutospacing="0" w:after="0" w:afterAutospacing="0" w:line="360" w:lineRule="auto"/>
+        <w:ind w:firstLine="720"/>
+        <w:jc w:val="both"/>
+        <w:rPr>
+          <w:sz w:val="28"/>
+          <w:szCs w:val="28"/>
+        </w:rPr>
+      </w:pPr>
+      <w:r>
+        <w:rPr>
+          <w:sz w:val="28"/>
+          <w:szCs w:val="28"/>
+        </w:rPr>
+        <w:t>Завдяки обчислювальній ефективності, CMAC широко використовується в системах керування робототехнікою, розпізнаванні образів та задачах нелінійного перетворення (шифрування) інформації.</w:t>
+      </w:r>
+    </w:p>
+    <w:p>
+      <w:pPr>
+        <w:pStyle w:val="NormalWeb"/>
+        <w:spacing w:before="0" w:beforeAutospacing="0" w:after="0" w:afterAutospacing="0" w:line="360" w:lineRule="auto"/>
+        <w:jc w:val="both"/>
+        <w:rPr>
+          <w:b/>
+          <w:bCs/>
+          <w:sz w:val="28"/>
+          <w:szCs w:val="28"/>
+          <w:lang w:val="uk-UA"/>
+        </w:rPr>
+      </w:pPr>
+    </w:p>
+    <w:p>
+      <w:pPr>
+        <w:pStyle w:val="NormalWeb"/>
+        <w:spacing w:before="0" w:beforeAutospacing="0" w:after="0" w:afterAutospacing="0" w:line="360" w:lineRule="auto"/>
+        <w:ind w:firstLine="720"/>
+        <w:jc w:val="both"/>
+        <w:rPr>
+          <w:b/>
+          <w:bCs/>
+          <w:sz w:val="28"/>
+          <w:szCs w:val="28"/>
+        </w:rPr>
+      </w:pPr>
+      <w:r>
+        <w:rPr>
+          <w:b/>
+          <w:bCs/>
+          <w:sz w:val="28"/>
+          <w:szCs w:val="28"/>
+        </w:rPr>
+        <w:lastRenderedPageBreak/>
+        <w:t>2. Архітектура мережі CMAC</w:t>
+      </w:r>
+    </w:p>
+    <w:p>
+      <w:pPr>
+        <w:pStyle w:val="NormalWeb"/>
+        <w:spacing w:before="0" w:beforeAutospacing="0" w:after="0" w:afterAutospacing="0" w:line="360" w:lineRule="auto"/>
+        <w:ind w:firstLine="720"/>
+        <w:jc w:val="both"/>
+        <w:rPr>
+          <w:sz w:val="28"/>
+          <w:szCs w:val="28"/>
+        </w:rPr>
+      </w:pPr>
+      <w:r>
+        <w:rPr>
+          <w:sz w:val="28"/>
+          <w:szCs w:val="28"/>
+        </w:rPr>
+        <w:t>Математично CMAC реалізує відображення вхідного вектора стану S у вихідний вектор P:</w:t>
+      </w:r>
+      <w:r>
+        <w:rPr>
+          <w:sz w:val="28"/>
+          <w:szCs w:val="28"/>
+          <w:lang w:val="uk-UA"/>
+        </w:rPr>
+        <w:t xml:space="preserve"> </w:t>
+      </w:r>
+      <w:r>
+        <w:rPr>
+          <w:b/>
+          <w:bCs/>
+          <w:sz w:val="28"/>
+          <w:szCs w:val="28"/>
+        </w:rPr>
+        <w:t>f: S -&gt; P</w:t>
+      </w:r>
+    </w:p>
+    <w:p>
+      <w:pPr>
+        <w:pStyle w:val="NormalWeb"/>
+        <w:spacing w:before="0" w:beforeAutospacing="0" w:after="0" w:afterAutospacing="0" w:line="360" w:lineRule="auto"/>
+        <w:ind w:firstLine="720"/>
+        <w:jc w:val="both"/>
+        <w:rPr>
+          <w:b/>
+          <w:bCs/>
+          <w:sz w:val="28"/>
+          <w:szCs w:val="28"/>
+        </w:rPr>
+      </w:pPr>
+      <w:r>
+        <w:rPr>
+          <w:sz w:val="28"/>
+          <w:szCs w:val="28"/>
+        </w:rPr>
+        <w:t>Процес перетворення інформації відбувається через послідовність проміжних просторів:</w:t>
+      </w:r>
+      <w:r>
+        <w:rPr>
+          <w:sz w:val="28"/>
+          <w:szCs w:val="28"/>
+          <w:lang w:val="uk-UA"/>
+        </w:rPr>
+        <w:t xml:space="preserve"> </w:t>
+      </w:r>
+      <w:r>
+        <w:rPr>
+          <w:b/>
+          <w:bCs/>
+          <w:sz w:val="28"/>
+          <w:szCs w:val="28"/>
+        </w:rPr>
+        <w:t>S -&gt; M -&gt; A -&gt; P</w:t>
+      </w:r>
+    </w:p>
+    <w:p>
+      <w:pPr>
+        <w:pStyle w:val="NormalWeb"/>
+        <w:spacing w:before="0" w:beforeAutospacing="0" w:after="0" w:afterAutospacing="0" w:line="360" w:lineRule="auto"/>
+        <w:jc w:val="both"/>
+        <w:rPr>
+          <w:sz w:val="28"/>
+          <w:szCs w:val="28"/>
+        </w:rPr>
+      </w:pPr>
+      <w:r>
+        <w:rPr>
+          <w:sz w:val="28"/>
+          <w:szCs w:val="28"/>
+        </w:rPr>
+        <w:t>Де ці простори означають наступне:</w:t>
+      </w:r>
+    </w:p>
+    <w:p>
+      <w:pPr>
+        <w:pStyle w:val="NormalWeb"/>
         <w:numPr>
           <w:ilvl w:val="0"/>
-          <w:numId w:val="1"/>
+          <w:numId w:val="16"/>
         </w:numPr>
+        <w:spacing w:before="0" w:beforeAutospacing="0" w:after="0" w:afterAutospacing="0" w:line="360" w:lineRule="auto"/>
+        <w:jc w:val="both"/>
+        <w:rPr>
+          <w:sz w:val="28"/>
+          <w:szCs w:val="28"/>
+        </w:rPr>
+      </w:pPr>
+      <w:r>
+        <w:rPr>
+          <w:b/>
+          <w:bCs/>
+          <w:sz w:val="28"/>
+          <w:szCs w:val="28"/>
+        </w:rPr>
+        <w:t>S (Input Space) — Вхідний простір:</w:t>
+      </w:r>
+      <w:r>
+        <w:rPr>
+          <w:sz w:val="28"/>
+          <w:szCs w:val="28"/>
+        </w:rPr>
+        <w:t xml:space="preserve"> Це набір вхідних даних (у даній лабораторній роботі — неперервні значення аргументу функції). Оскільки комп'ютерні системи працюють з дискретними даними, першим етапом завжди є дискретизація (квантування) вхідного сигналу.</w:t>
+      </w:r>
+    </w:p>
+    <w:p>
+      <w:pPr>
+        <w:pStyle w:val="NormalWeb"/>
+        <w:numPr>
+          <w:ilvl w:val="0"/>
+          <w:numId w:val="16"/>
+        </w:numPr>
+        <w:spacing w:before="0" w:beforeAutospacing="0" w:after="0" w:afterAutospacing="0" w:line="360" w:lineRule="auto"/>
+        <w:jc w:val="both"/>
+        <w:rPr>
+          <w:sz w:val="28"/>
+          <w:szCs w:val="28"/>
+        </w:rPr>
+      </w:pPr>
+      <w:r>
+        <w:rPr>
+          <w:b/>
+          <w:bCs/>
+          <w:sz w:val="28"/>
+          <w:szCs w:val="28"/>
+        </w:rPr>
+        <w:t>M (Conceptual Memory) — Простір концептуальної пам'яті:</w:t>
+      </w:r>
+      <w:r>
+        <w:rPr>
+          <w:sz w:val="28"/>
+          <w:szCs w:val="28"/>
+        </w:rPr>
+        <w:t xml:space="preserve"> На цьому етапі вхідний вектор активує набір віртуальних адрес. Кількість активованих адрес для кожного входу є постійною і визначається параметром узагальнення (розміром асоціативного блоку).</w:t>
+      </w:r>
+    </w:p>
+    <w:p>
+      <w:pPr>
+        <w:pStyle w:val="NormalWeb"/>
+        <w:numPr>
+          <w:ilvl w:val="0"/>
+          <w:numId w:val="16"/>
+        </w:numPr>
+        <w:spacing w:before="0" w:beforeAutospacing="0" w:after="0" w:afterAutospacing="0" w:line="360" w:lineRule="auto"/>
+        <w:jc w:val="both"/>
+        <w:rPr>
+          <w:sz w:val="28"/>
+          <w:szCs w:val="28"/>
+        </w:rPr>
+      </w:pPr>
+      <w:r>
+        <w:rPr>
+          <w:b/>
+          <w:bCs/>
+          <w:sz w:val="28"/>
+          <w:szCs w:val="28"/>
+        </w:rPr>
+        <w:t>A (Association/Physical Memory) — Простір фізичної пам'яті:</w:t>
+      </w:r>
+      <w:r>
+        <w:rPr>
+          <w:sz w:val="28"/>
+          <w:szCs w:val="28"/>
+        </w:rPr>
+        <w:t xml:space="preserve"> Це реальний масив ваг, де зберігається інформація. Оскільки простір M може бути теоретично величезним (особливо для багатовимірних входів), для відображення M у A часто використовується процедура хешування (random hashing). Це дозволяє стиснути величезний віртуальний адресний простір у обмежений фізичний обсяг пам'яті.</w:t>
+      </w:r>
+    </w:p>
+    <w:p>
+      <w:pPr>
+        <w:pStyle w:val="NormalWeb"/>
+        <w:numPr>
+          <w:ilvl w:val="0"/>
+          <w:numId w:val="16"/>
+        </w:numPr>
+        <w:spacing w:before="0" w:beforeAutospacing="0" w:after="0" w:afterAutospacing="0" w:line="360" w:lineRule="auto"/>
+        <w:jc w:val="both"/>
+        <w:rPr>
+          <w:sz w:val="28"/>
+          <w:szCs w:val="28"/>
+        </w:rPr>
+      </w:pPr>
+      <w:r>
+        <w:rPr>
+          <w:b/>
+          <w:bCs/>
+          <w:sz w:val="28"/>
+          <w:szCs w:val="28"/>
+        </w:rPr>
+        <w:t>P (Output) — Вихід:</w:t>
+      </w:r>
+      <w:r>
+        <w:rPr>
+          <w:sz w:val="28"/>
+          <w:szCs w:val="28"/>
+        </w:rPr>
+        <w:t xml:space="preserve"> Вихідне значення нейромережі, яке обчислюється як сума значень ваг, активованих поточним вхідним вектором.</w:t>
+      </w:r>
+    </w:p>
+    <w:p>
+      <w:pPr>
+        <w:pStyle w:val="NormalWeb"/>
+        <w:spacing w:before="0" w:beforeAutospacing="0" w:after="0" w:afterAutospacing="0" w:line="360" w:lineRule="auto"/>
+        <w:jc w:val="both"/>
+        <w:rPr>
+          <w:sz w:val="28"/>
+          <w:szCs w:val="28"/>
+        </w:rPr>
+      </w:pPr>
+    </w:p>
+    <w:p>
+      <w:pPr>
+        <w:pStyle w:val="NormalWeb"/>
+        <w:spacing w:before="0" w:beforeAutospacing="0" w:after="0" w:afterAutospacing="0" w:line="360" w:lineRule="auto"/>
+        <w:ind w:firstLine="360"/>
+        <w:jc w:val="both"/>
+        <w:rPr>
+          <w:b/>
+          <w:bCs/>
+          <w:sz w:val="28"/>
+          <w:szCs w:val="28"/>
+        </w:rPr>
+      </w:pPr>
+      <w:r>
+        <w:rPr>
+          <w:b/>
+          <w:bCs/>
+          <w:sz w:val="28"/>
+          <w:szCs w:val="28"/>
+        </w:rPr>
+        <w:t>3. Принцип локального узагальнення</w:t>
+      </w:r>
+    </w:p>
+    <w:p>
+      <w:pPr>
+        <w:pStyle w:val="NormalWeb"/>
+        <w:spacing w:before="0" w:beforeAutospacing="0" w:after="0" w:afterAutospacing="0" w:line="360" w:lineRule="auto"/>
+        <w:ind w:firstLine="360"/>
+        <w:jc w:val="both"/>
+        <w:rPr>
+          <w:sz w:val="28"/>
+          <w:szCs w:val="28"/>
+        </w:rPr>
+      </w:pPr>
+      <w:r>
+        <w:rPr>
+          <w:sz w:val="28"/>
+          <w:szCs w:val="28"/>
+        </w:rPr>
+        <w:t xml:space="preserve">Ключовою особливістю CMAC, яка відрізняє її від звичайної таблиці пошуку (Look-Up Table), є </w:t>
+      </w:r>
+      <w:r>
+        <w:rPr>
+          <w:b/>
+          <w:bCs/>
+          <w:sz w:val="28"/>
+          <w:szCs w:val="28"/>
+        </w:rPr>
+        <w:t>локальне узагальнення</w:t>
+      </w:r>
+      <w:r>
+        <w:rPr>
+          <w:sz w:val="28"/>
+          <w:szCs w:val="28"/>
+        </w:rPr>
+        <w:t xml:space="preserve"> (local generalization).</w:t>
+      </w:r>
+    </w:p>
+    <w:p>
+      <w:pPr>
+        <w:pStyle w:val="NormalWeb"/>
+        <w:spacing w:before="0" w:beforeAutospacing="0" w:after="0" w:afterAutospacing="0" w:line="360" w:lineRule="auto"/>
+        <w:jc w:val="both"/>
+        <w:rPr>
+          <w:sz w:val="28"/>
+          <w:szCs w:val="28"/>
+          <w:lang w:val="uk-UA"/>
+        </w:rPr>
+      </w:pPr>
+      <w:r>
+        <w:rPr>
+          <w:sz w:val="28"/>
+          <w:szCs w:val="28"/>
+        </w:rPr>
+        <w:t xml:space="preserve">У звичайній таблиці пошуку кожному унікальному входу відповідає рівно одна унікальна комірка пам'яті. У CMAC кожному входу відповідає набір із </w:t>
+      </w:r>
+      <w:r>
+        <w:rPr>
+          <w:b/>
+          <w:bCs/>
+          <w:sz w:val="28"/>
+          <w:szCs w:val="28"/>
+        </w:rPr>
+        <w:t>C</w:t>
+      </w:r>
+      <w:r>
+        <w:rPr>
+          <w:sz w:val="28"/>
+          <w:szCs w:val="28"/>
+        </w:rPr>
+        <w:t xml:space="preserve"> комірок пам'яті (де C — розмір асоціативного блоку або ширина рецептивного поля).</w:t>
+      </w:r>
+    </w:p>
+    <w:p>
+      <w:pPr>
+        <w:pStyle w:val="NormalWeb"/>
+        <w:spacing w:before="0" w:beforeAutospacing="0" w:after="0" w:afterAutospacing="0" w:line="360" w:lineRule="auto"/>
+        <w:jc w:val="both"/>
+        <w:rPr>
+          <w:sz w:val="28"/>
+          <w:szCs w:val="28"/>
+          <w:lang w:val="uk-UA"/>
+        </w:rPr>
+      </w:pPr>
+    </w:p>
+    <w:p>
+      <w:pPr>
+        <w:pStyle w:val="NormalWeb"/>
+        <w:spacing w:before="0" w:beforeAutospacing="0" w:after="0" w:afterAutospacing="0" w:line="360" w:lineRule="auto"/>
+        <w:ind w:firstLine="360"/>
+        <w:jc w:val="both"/>
+        <w:rPr>
+          <w:sz w:val="28"/>
+          <w:szCs w:val="28"/>
+        </w:rPr>
+      </w:pPr>
+      <w:r>
+        <w:rPr>
+          <w:sz w:val="28"/>
+          <w:szCs w:val="28"/>
+        </w:rPr>
+        <w:t>Механізм працює так:</w:t>
+      </w:r>
+    </w:p>
+    <w:p>
+      <w:pPr>
+        <w:pStyle w:val="NormalWeb"/>
+        <w:numPr>
+          <w:ilvl w:val="0"/>
+          <w:numId w:val="17"/>
+        </w:numPr>
+        <w:spacing w:before="0" w:beforeAutospacing="0" w:after="0" w:afterAutospacing="0" w:line="360" w:lineRule="auto"/>
+        <w:jc w:val="both"/>
+        <w:rPr>
+          <w:sz w:val="28"/>
+          <w:szCs w:val="28"/>
+        </w:rPr>
+      </w:pPr>
+      <w:r>
+        <w:rPr>
+          <w:sz w:val="28"/>
+          <w:szCs w:val="28"/>
+        </w:rPr>
+        <w:t xml:space="preserve">Якщо два вхідні вектори </w:t>
+      </w:r>
+      <w:r>
+        <w:rPr>
+          <w:b/>
+          <w:bCs/>
+          <w:sz w:val="28"/>
+          <w:szCs w:val="28"/>
+        </w:rPr>
+        <w:t>s1</w:t>
+      </w:r>
+      <w:r>
+        <w:rPr>
+          <w:sz w:val="28"/>
+          <w:szCs w:val="28"/>
+        </w:rPr>
+        <w:t xml:space="preserve"> та </w:t>
+      </w:r>
+      <w:r>
+        <w:rPr>
+          <w:b/>
+          <w:bCs/>
+          <w:sz w:val="28"/>
+          <w:szCs w:val="28"/>
+        </w:rPr>
+        <w:t>s2</w:t>
+      </w:r>
+      <w:r>
+        <w:rPr>
+          <w:sz w:val="28"/>
+          <w:szCs w:val="28"/>
+        </w:rPr>
+        <w:t xml:space="preserve"> є "схожими" (знаходяться близько один до одного у просторі S), то набори активованих ними комірок пам'яті будуть частково перетинатися. Спільні ваги забезпечують схожість вихідних значень.</w:t>
+      </w:r>
+    </w:p>
+    <w:p>
+      <w:pPr>
+        <w:pStyle w:val="NormalWeb"/>
+        <w:numPr>
+          <w:ilvl w:val="0"/>
+          <w:numId w:val="17"/>
+        </w:numPr>
+        <w:spacing w:before="0" w:beforeAutospacing="0" w:after="0" w:afterAutospacing="0" w:line="360" w:lineRule="auto"/>
+        <w:jc w:val="both"/>
+        <w:rPr>
+          <w:sz w:val="28"/>
+          <w:szCs w:val="28"/>
+        </w:rPr>
+      </w:pPr>
+      <w:r>
+        <w:rPr>
+          <w:sz w:val="28"/>
+          <w:szCs w:val="28"/>
+        </w:rPr>
+        <w:t>Чим менша відстань між входами, тим більша кількість спільних ваг.</w:t>
+      </w:r>
+    </w:p>
+    <w:p>
+      <w:pPr>
+        <w:pStyle w:val="NormalWeb"/>
+        <w:numPr>
+          <w:ilvl w:val="0"/>
+          <w:numId w:val="17"/>
+        </w:numPr>
+        <w:spacing w:before="0" w:beforeAutospacing="0" w:after="0" w:afterAutospacing="0" w:line="360" w:lineRule="auto"/>
+        <w:jc w:val="both"/>
+        <w:rPr>
+          <w:sz w:val="28"/>
+          <w:szCs w:val="28"/>
+        </w:rPr>
+      </w:pPr>
+      <w:r>
+        <w:rPr>
+          <w:sz w:val="28"/>
+          <w:szCs w:val="28"/>
+        </w:rPr>
+        <w:t>Якщо входи знаходяться далеко один від одного (відстань перевищує ширину рецептивного поля C), їхні набори ваг не перетинаються (є ортогональними).</w:t>
+      </w:r>
+    </w:p>
+    <w:p>
+      <w:pPr>
+        <w:pStyle w:val="NormalWeb"/>
+        <w:spacing w:before="0" w:beforeAutospacing="0" w:after="0" w:afterAutospacing="0" w:line="360" w:lineRule="auto"/>
+        <w:ind w:firstLine="360"/>
+        <w:jc w:val="both"/>
+        <w:rPr>
+          <w:sz w:val="28"/>
+          <w:szCs w:val="28"/>
+        </w:rPr>
+      </w:pPr>
+      <w:r>
+        <w:rPr>
+          <w:sz w:val="28"/>
+          <w:szCs w:val="28"/>
+        </w:rPr>
+        <w:t>Це забезпечує ефект "згладжування" та інтерполяції: навчання мережі для одного входу автоматично коригує реакцію мережі на сусідні входи, але не впливає на віддалені дані.</w:t>
+      </w:r>
+    </w:p>
+    <w:p>
+      <w:pPr>
+        <w:pStyle w:val="NormalWeb"/>
+        <w:spacing w:before="0" w:beforeAutospacing="0" w:after="0" w:afterAutospacing="0" w:line="360" w:lineRule="auto"/>
+        <w:ind w:firstLine="360"/>
+        <w:jc w:val="both"/>
+        <w:rPr>
+          <w:b/>
+          <w:bCs/>
+          <w:sz w:val="28"/>
+          <w:szCs w:val="28"/>
+          <w:lang w:val="uk-UA"/>
+        </w:rPr>
+      </w:pPr>
+    </w:p>
+    <w:p>
+      <w:pPr>
+        <w:pStyle w:val="NormalWeb"/>
+        <w:spacing w:before="0" w:beforeAutospacing="0" w:after="0" w:afterAutospacing="0" w:line="360" w:lineRule="auto"/>
+        <w:ind w:firstLine="360"/>
+        <w:jc w:val="both"/>
+        <w:rPr>
+          <w:b/>
+          <w:bCs/>
+          <w:sz w:val="28"/>
+          <w:szCs w:val="28"/>
+        </w:rPr>
+      </w:pPr>
+      <w:r>
+        <w:rPr>
+          <w:b/>
+          <w:bCs/>
+          <w:sz w:val="28"/>
+          <w:szCs w:val="28"/>
+        </w:rPr>
+        <w:t>4. Алгоритм функціонування</w:t>
+      </w:r>
+    </w:p>
+    <w:p>
+      <w:pPr>
+        <w:pStyle w:val="NormalWeb"/>
+        <w:spacing w:before="0" w:beforeAutospacing="0" w:after="0" w:afterAutospacing="0" w:line="360" w:lineRule="auto"/>
+        <w:ind w:firstLine="360"/>
+        <w:jc w:val="both"/>
+        <w:rPr>
+          <w:sz w:val="28"/>
+          <w:szCs w:val="28"/>
+        </w:rPr>
+      </w:pPr>
+      <w:r>
+        <w:rPr>
+          <w:sz w:val="28"/>
+          <w:szCs w:val="28"/>
+        </w:rPr>
+        <w:t xml:space="preserve">Процес отримання виходу (prediction) для вхідного вектора </w:t>
+      </w:r>
+      <w:r>
+        <w:rPr>
+          <w:b/>
+          <w:bCs/>
+          <w:sz w:val="28"/>
+          <w:szCs w:val="28"/>
+        </w:rPr>
+        <w:t>x</w:t>
+      </w:r>
+      <w:r>
+        <w:rPr>
+          <w:sz w:val="28"/>
+          <w:szCs w:val="28"/>
+        </w:rPr>
+        <w:t xml:space="preserve"> складається з таких кроків:</w:t>
+      </w:r>
+    </w:p>
+    <w:p>
+      <w:pPr>
+        <w:pStyle w:val="NormalWeb"/>
+        <w:numPr>
+          <w:ilvl w:val="0"/>
+          <w:numId w:val="18"/>
+        </w:numPr>
+        <w:spacing w:before="0" w:beforeAutospacing="0" w:after="0" w:afterAutospacing="0" w:line="360" w:lineRule="auto"/>
+        <w:jc w:val="both"/>
+        <w:rPr>
+          <w:sz w:val="28"/>
+          <w:szCs w:val="28"/>
+        </w:rPr>
+      </w:pPr>
+      <w:r>
+        <w:rPr>
+          <w:b/>
+          <w:bCs/>
+          <w:sz w:val="28"/>
+          <w:szCs w:val="28"/>
+        </w:rPr>
+        <w:t>Квантування:</w:t>
+      </w:r>
+      <w:r>
+        <w:rPr>
+          <w:sz w:val="28"/>
+          <w:szCs w:val="28"/>
+        </w:rPr>
+        <w:t xml:space="preserve"> Вхідне значення </w:t>
+      </w:r>
+      <w:r>
+        <w:rPr>
+          <w:b/>
+          <w:bCs/>
+          <w:sz w:val="28"/>
+          <w:szCs w:val="28"/>
+        </w:rPr>
+        <w:t>x</w:t>
+      </w:r>
+      <w:r>
+        <w:rPr>
+          <w:sz w:val="28"/>
+          <w:szCs w:val="28"/>
+        </w:rPr>
+        <w:t xml:space="preserve"> масштабується та округлюється до цілого числа для визначення дискретного індексу. Кількість рівнів квантування визначає роздільну здатність мережі.</w:t>
+      </w:r>
+    </w:p>
+    <w:p>
+      <w:pPr>
+        <w:pStyle w:val="NormalWeb"/>
+        <w:numPr>
+          <w:ilvl w:val="0"/>
+          <w:numId w:val="18"/>
+        </w:numPr>
+        <w:spacing w:before="0" w:beforeAutospacing="0" w:after="0" w:afterAutospacing="0" w:line="360" w:lineRule="auto"/>
+        <w:jc w:val="both"/>
+        <w:rPr>
+          <w:sz w:val="28"/>
+          <w:szCs w:val="28"/>
+        </w:rPr>
+      </w:pPr>
+      <w:r>
+        <w:rPr>
+          <w:b/>
+          <w:bCs/>
+          <w:sz w:val="28"/>
+          <w:szCs w:val="28"/>
+        </w:rPr>
+        <w:t>Асоціація:</w:t>
+      </w:r>
+      <w:r>
+        <w:rPr>
+          <w:sz w:val="28"/>
+          <w:szCs w:val="28"/>
+        </w:rPr>
+        <w:t xml:space="preserve"> Визначається набір активних індексів ваг. Наприклад, якщо індекс квантованого входу дорівнює </w:t>
+      </w:r>
+      <w:r>
+        <w:rPr>
+          <w:b/>
+          <w:bCs/>
+          <w:sz w:val="28"/>
+          <w:szCs w:val="28"/>
+        </w:rPr>
+        <w:t>k</w:t>
+      </w:r>
+      <w:r>
+        <w:rPr>
+          <w:sz w:val="28"/>
+          <w:szCs w:val="28"/>
+        </w:rPr>
+        <w:t xml:space="preserve">, а розмір асоціативного блоку </w:t>
+      </w:r>
+      <w:r>
+        <w:rPr>
+          <w:b/>
+          <w:bCs/>
+          <w:sz w:val="28"/>
+          <w:szCs w:val="28"/>
+        </w:rPr>
+        <w:t>N_assoc</w:t>
+      </w:r>
+      <w:r>
+        <w:rPr>
+          <w:sz w:val="28"/>
+          <w:szCs w:val="28"/>
+        </w:rPr>
+        <w:t xml:space="preserve">, то активними будуть ваги з індексами: </w:t>
+      </w:r>
+      <w:r>
+        <w:rPr>
+          <w:b/>
+          <w:bCs/>
+          <w:sz w:val="28"/>
+          <w:szCs w:val="28"/>
+        </w:rPr>
+        <w:t>k, k+1, ..., k + N_assoc - 1</w:t>
+      </w:r>
+      <w:r>
+        <w:rPr>
+          <w:sz w:val="28"/>
+          <w:szCs w:val="28"/>
+        </w:rPr>
+        <w:t>.</w:t>
+      </w:r>
+    </w:p>
+    <w:p>
+      <w:pPr>
+        <w:pStyle w:val="NormalWeb"/>
+        <w:numPr>
+          <w:ilvl w:val="0"/>
+          <w:numId w:val="18"/>
+        </w:numPr>
+        <w:spacing w:before="0" w:beforeAutospacing="0" w:after="0" w:afterAutospacing="0" w:line="360" w:lineRule="auto"/>
+        <w:jc w:val="both"/>
+        <w:rPr>
+          <w:sz w:val="28"/>
+          <w:szCs w:val="28"/>
+        </w:rPr>
+      </w:pPr>
+      <w:r>
+        <w:rPr>
+          <w:b/>
+          <w:bCs/>
+          <w:sz w:val="28"/>
+          <w:szCs w:val="28"/>
+        </w:rPr>
+        <w:t>Хешування (опціонально):</w:t>
+      </w:r>
+      <w:r>
+        <w:rPr>
+          <w:sz w:val="28"/>
+          <w:szCs w:val="28"/>
+        </w:rPr>
+        <w:t xml:space="preserve"> Якщо пряма адресація неможлива через великий розмір вхідного вектора, отримані віртуальні індекси відображаються у реальні індекси масиву ваг через хеш-функцію (наприклад, ділення за модулем розміру масиву ваг).</w:t>
+      </w:r>
+    </w:p>
+    <w:p>
+      <w:pPr>
+        <w:pStyle w:val="NormalWeb"/>
+        <w:numPr>
+          <w:ilvl w:val="0"/>
+          <w:numId w:val="18"/>
+        </w:numPr>
+        <w:spacing w:before="0" w:beforeAutospacing="0" w:after="0" w:afterAutospacing="0" w:line="360" w:lineRule="auto"/>
+        <w:jc w:val="both"/>
+        <w:rPr>
+          <w:b/>
+          <w:bCs/>
+          <w:sz w:val="28"/>
+          <w:szCs w:val="28"/>
+        </w:rPr>
+      </w:pPr>
+      <w:r>
+        <w:rPr>
+          <w:sz w:val="28"/>
+          <w:szCs w:val="28"/>
+        </w:rPr>
+        <w:t>Підсумовування: Фінальне вихідне значення y обчислюється як проста арифметична сума активних ваг:</w:t>
+      </w:r>
+      <w:r>
+        <w:rPr>
+          <w:sz w:val="28"/>
+          <w:szCs w:val="28"/>
+          <w:lang w:val="uk-UA"/>
+        </w:rPr>
+        <w:t xml:space="preserve"> </w:t>
+      </w:r>
+      <w:r>
+        <w:rPr>
+          <w:b/>
+          <w:bCs/>
+          <w:sz w:val="28"/>
+          <w:szCs w:val="28"/>
+        </w:rPr>
+        <w:t>y = Сума (w_i) для всіх i з ActiveSet</w:t>
+      </w:r>
+    </w:p>
+    <w:p>
+      <w:pPr>
+        <w:pStyle w:val="NormalWeb"/>
+        <w:spacing w:before="0" w:beforeAutospacing="0" w:after="0" w:afterAutospacing="0" w:line="360" w:lineRule="auto"/>
+        <w:ind w:firstLine="360"/>
+        <w:jc w:val="both"/>
+        <w:rPr>
+          <w:b/>
+          <w:bCs/>
+          <w:sz w:val="28"/>
+          <w:szCs w:val="28"/>
+        </w:rPr>
+      </w:pPr>
+      <w:r>
+        <w:rPr>
+          <w:b/>
+          <w:bCs/>
+          <w:sz w:val="28"/>
+          <w:szCs w:val="28"/>
+        </w:rPr>
+        <w:lastRenderedPageBreak/>
+        <w:t>5. Навчання мережі</w:t>
+      </w:r>
+    </w:p>
+    <w:p>
+      <w:pPr>
+        <w:pStyle w:val="NormalWeb"/>
+        <w:spacing w:before="0" w:beforeAutospacing="0" w:after="0" w:afterAutospacing="0" w:line="360" w:lineRule="auto"/>
+        <w:ind w:firstLine="720"/>
+        <w:jc w:val="both"/>
+        <w:rPr>
+          <w:sz w:val="28"/>
+          <w:szCs w:val="28"/>
+        </w:rPr>
+      </w:pPr>
+      <w:r>
+        <w:rPr>
+          <w:sz w:val="28"/>
+          <w:szCs w:val="28"/>
+        </w:rPr>
+        <w:t>Навчання CMAC є ітераційним процесом і базується на дельта-правилі (Delta Rule), яке є окремим випадком методу найменших квадратів (LMS). Оскільки вихід мережі є лінійною комбінацією ваг, поверхня помилки є унімодальною (має форму параболоїда), що гарантує відсутність локальних мінімумів і швидку збіжність до глобального оптимуму.</w:t>
+      </w:r>
+    </w:p>
+    <w:p>
+      <w:pPr>
+        <w:pStyle w:val="NormalWeb"/>
+        <w:spacing w:before="0" w:beforeAutospacing="0" w:after="0" w:afterAutospacing="0" w:line="360" w:lineRule="auto"/>
+        <w:jc w:val="both"/>
+        <w:rPr>
+          <w:sz w:val="28"/>
+          <w:szCs w:val="28"/>
+        </w:rPr>
+      </w:pPr>
+      <w:r>
+        <w:rPr>
+          <w:sz w:val="28"/>
+          <w:szCs w:val="28"/>
+        </w:rPr>
+        <w:t>Алгоритм навчання для одного навчального прикладу (x, y_target):</w:t>
+      </w:r>
+    </w:p>
+    <w:p>
+      <w:pPr>
+        <w:pStyle w:val="NormalWeb"/>
+        <w:numPr>
+          <w:ilvl w:val="0"/>
+          <w:numId w:val="19"/>
+        </w:numPr>
+        <w:spacing w:before="0" w:beforeAutospacing="0" w:after="0" w:afterAutospacing="0" w:line="360" w:lineRule="auto"/>
+        <w:jc w:val="both"/>
+        <w:rPr>
+          <w:sz w:val="28"/>
+          <w:szCs w:val="28"/>
+        </w:rPr>
+      </w:pPr>
+      <w:r>
+        <w:rPr>
+          <w:sz w:val="28"/>
+          <w:szCs w:val="28"/>
+        </w:rPr>
+        <w:t xml:space="preserve">Подати вхід </w:t>
+      </w:r>
+      <w:r>
+        <w:rPr>
+          <w:b/>
+          <w:bCs/>
+          <w:sz w:val="28"/>
+          <w:szCs w:val="28"/>
+        </w:rPr>
+        <w:t>x</w:t>
+      </w:r>
+      <w:r>
+        <w:rPr>
+          <w:sz w:val="28"/>
+          <w:szCs w:val="28"/>
+        </w:rPr>
+        <w:t xml:space="preserve"> і обчислити поточний вихід мережі </w:t>
+      </w:r>
+      <w:r>
+        <w:rPr>
+          <w:b/>
+          <w:bCs/>
+          <w:sz w:val="28"/>
+          <w:szCs w:val="28"/>
+        </w:rPr>
+        <w:t>y_pred</w:t>
+      </w:r>
+      <w:r>
+        <w:rPr>
+          <w:sz w:val="28"/>
+          <w:szCs w:val="28"/>
+        </w:rPr>
+        <w:t>.</w:t>
+      </w:r>
+    </w:p>
+    <w:p>
+      <w:pPr>
+        <w:pStyle w:val="NormalWeb"/>
+        <w:numPr>
+          <w:ilvl w:val="0"/>
+          <w:numId w:val="19"/>
+        </w:numPr>
+        <w:spacing w:before="0" w:beforeAutospacing="0" w:after="0" w:afterAutospacing="0" w:line="360" w:lineRule="auto"/>
+        <w:jc w:val="both"/>
+        <w:rPr>
+          <w:b/>
+          <w:bCs/>
+          <w:sz w:val="28"/>
+          <w:szCs w:val="28"/>
+        </w:rPr>
+      </w:pPr>
+      <w:r>
+        <w:rPr>
+          <w:sz w:val="28"/>
+          <w:szCs w:val="28"/>
+        </w:rPr>
+        <w:t>Обчислити помилку прогнозування:</w:t>
+      </w:r>
+      <w:r>
+        <w:rPr>
+          <w:sz w:val="28"/>
+          <w:szCs w:val="28"/>
+          <w:lang w:val="uk-UA"/>
+        </w:rPr>
+        <w:t xml:space="preserve"> </w:t>
+      </w:r>
+      <w:r>
+        <w:rPr>
+          <w:b/>
+          <w:bCs/>
+          <w:sz w:val="28"/>
+          <w:szCs w:val="28"/>
+        </w:rPr>
+        <w:t>E = y_target - y_pred</w:t>
+      </w:r>
+    </w:p>
+    <w:p>
+      <w:pPr>
+        <w:pStyle w:val="NormalWeb"/>
+        <w:numPr>
+          <w:ilvl w:val="0"/>
+          <w:numId w:val="19"/>
+        </w:numPr>
+        <w:spacing w:before="0" w:beforeAutospacing="0" w:after="0" w:afterAutospacing="0" w:line="360" w:lineRule="auto"/>
+        <w:jc w:val="both"/>
+        <w:rPr>
+          <w:b/>
+          <w:bCs/>
+          <w:sz w:val="28"/>
+          <w:szCs w:val="28"/>
+        </w:rPr>
+      </w:pPr>
+      <w:r>
+        <w:rPr>
+          <w:sz w:val="28"/>
+          <w:szCs w:val="28"/>
+        </w:rPr>
+        <w:t>Розподілити необхідну поправку порівну між усіма активними вагами, що брали участь у формуванні виходу. Величина поправки для кожної ваги розраховується як:</w:t>
+      </w:r>
+      <w:r>
+        <w:rPr>
+          <w:sz w:val="28"/>
+          <w:szCs w:val="28"/>
+          <w:lang w:val="uk-UA"/>
+        </w:rPr>
+        <w:t xml:space="preserve"> </w:t>
+      </w:r>
+      <w:r>
+        <w:rPr>
+          <w:b/>
+          <w:bCs/>
+          <w:sz w:val="28"/>
+          <w:szCs w:val="28"/>
+        </w:rPr>
+        <w:t>delta_w = beta * (E / N_assoc)</w:t>
+      </w:r>
+    </w:p>
+    <w:p>
+      <w:pPr>
+        <w:pStyle w:val="NormalWeb"/>
+        <w:spacing w:before="0" w:beforeAutospacing="0" w:after="0" w:afterAutospacing="0" w:line="360" w:lineRule="auto"/>
+        <w:jc w:val="both"/>
+        <w:rPr>
+          <w:sz w:val="28"/>
+          <w:szCs w:val="28"/>
+        </w:rPr>
+      </w:pPr>
+      <w:r>
+        <w:rPr>
+          <w:sz w:val="28"/>
+          <w:szCs w:val="28"/>
+        </w:rPr>
+        <w:t>де beta — швидкість навчання (learning rate, зазвичай від 0 до 1), а N_assoc — кількість активних ваг.</w:t>
+      </w:r>
+    </w:p>
+    <w:p>
+      <w:pPr>
+        <w:pStyle w:val="NormalWeb"/>
+        <w:numPr>
+          <w:ilvl w:val="0"/>
+          <w:numId w:val="19"/>
+        </w:numPr>
+        <w:spacing w:before="0" w:beforeAutospacing="0" w:after="0" w:afterAutospacing="0" w:line="360" w:lineRule="auto"/>
+        <w:jc w:val="both"/>
+        <w:rPr>
+          <w:b/>
+          <w:bCs/>
+          <w:sz w:val="28"/>
+          <w:szCs w:val="28"/>
+        </w:rPr>
+      </w:pPr>
+      <w:r>
+        <w:rPr>
+          <w:sz w:val="28"/>
+          <w:szCs w:val="28"/>
+        </w:rPr>
+        <w:t>Оновити значення кожної активної ваги:</w:t>
+      </w:r>
+      <w:r>
+        <w:rPr>
+          <w:sz w:val="28"/>
+          <w:szCs w:val="28"/>
+          <w:lang w:val="uk-UA"/>
+        </w:rPr>
+        <w:t xml:space="preserve"> </w:t>
+      </w:r>
+      <w:r>
+        <w:rPr>
+          <w:b/>
+          <w:bCs/>
+          <w:sz w:val="28"/>
+          <w:szCs w:val="28"/>
+        </w:rPr>
+        <w:t>w_new = w_old + delta_w</w:t>
+      </w:r>
+    </w:p>
+    <w:p>
+      <w:pPr>
+        <w:pStyle w:val="NormalWeb"/>
+        <w:spacing w:before="0" w:beforeAutospacing="0" w:after="0" w:afterAutospacing="0" w:line="360" w:lineRule="auto"/>
+        <w:jc w:val="both"/>
+        <w:rPr>
+          <w:b/>
+          <w:bCs/>
+          <w:sz w:val="28"/>
+          <w:szCs w:val="28"/>
+        </w:rPr>
+      </w:pPr>
+    </w:p>
+    <w:p>
+      <w:pPr>
+        <w:pStyle w:val="NormalWeb"/>
+        <w:spacing w:before="0" w:beforeAutospacing="0" w:after="0" w:afterAutospacing="0" w:line="360" w:lineRule="auto"/>
+        <w:ind w:firstLine="360"/>
+        <w:jc w:val="both"/>
+        <w:rPr>
+          <w:b/>
+          <w:bCs/>
+          <w:sz w:val="28"/>
+          <w:szCs w:val="28"/>
+        </w:rPr>
+      </w:pPr>
+      <w:r>
+        <w:rPr>
+          <w:b/>
+          <w:bCs/>
+          <w:sz w:val="28"/>
+          <w:szCs w:val="28"/>
+        </w:rPr>
+        <w:t>6. Використання CMAC для шифрування</w:t>
+      </w:r>
+    </w:p>
+    <w:p>
+      <w:pPr>
+        <w:pStyle w:val="NormalWeb"/>
+        <w:spacing w:before="0" w:beforeAutospacing="0" w:after="0" w:afterAutospacing="0" w:line="360" w:lineRule="auto"/>
+        <w:ind w:firstLine="360"/>
+        <w:jc w:val="both"/>
+        <w:rPr>
+          <w:sz w:val="28"/>
+          <w:szCs w:val="28"/>
+        </w:rPr>
+      </w:pPr>
+      <w:r>
+        <w:rPr>
+          <w:sz w:val="28"/>
+          <w:szCs w:val="28"/>
+        </w:rPr>
+        <w:t>У контексті кібербезпеки CMAC може розглядатися як ефективний інструмент для нелінійного перетворення інформації.</w:t>
+      </w:r>
+    </w:p>
+    <w:p>
+      <w:pPr>
+        <w:pStyle w:val="NormalWeb"/>
+        <w:numPr>
+          <w:ilvl w:val="0"/>
+          <w:numId w:val="20"/>
+        </w:numPr>
+        <w:spacing w:before="0" w:beforeAutospacing="0" w:after="0" w:afterAutospacing="0" w:line="360" w:lineRule="auto"/>
+        <w:jc w:val="both"/>
+        <w:rPr>
+          <w:sz w:val="28"/>
+          <w:szCs w:val="28"/>
+        </w:rPr>
+      </w:pPr>
+      <w:r>
+        <w:rPr>
+          <w:b/>
+          <w:bCs/>
+          <w:sz w:val="28"/>
+          <w:szCs w:val="28"/>
+        </w:rPr>
+        <w:t>Роль шифратора:</w:t>
+      </w:r>
+      <w:r>
+        <w:rPr>
+          <w:sz w:val="28"/>
+          <w:szCs w:val="28"/>
+        </w:rPr>
+        <w:t xml:space="preserve"> Навчена мережа CMAC виступає як детермінований функціональний перетворювач. Відкритий текст (представлений як числовий вектор) подається на вхід, а вихід мережі стає шифротекстом. Складна структура перекриття областей пам'яті робить зворотне відновлення входу за виходом складним завданням без знання внутрішнього стану ваг.</w:t>
+      </w:r>
+    </w:p>
+    <w:p>
+      <w:pPr>
+        <w:pStyle w:val="NormalWeb"/>
+        <w:numPr>
+          <w:ilvl w:val="0"/>
+          <w:numId w:val="20"/>
+        </w:numPr>
+        <w:spacing w:before="0" w:beforeAutospacing="0" w:after="0" w:afterAutospacing="0" w:line="360" w:lineRule="auto"/>
+        <w:jc w:val="both"/>
+        <w:rPr>
+          <w:sz w:val="28"/>
+          <w:szCs w:val="28"/>
+        </w:rPr>
+      </w:pPr>
+      <w:r>
+        <w:rPr>
+          <w:b/>
+          <w:bCs/>
+          <w:sz w:val="28"/>
+          <w:szCs w:val="28"/>
+        </w:rPr>
+        <w:t>Ключ шифрування:</w:t>
+      </w:r>
+      <w:r>
+        <w:rPr>
+          <w:sz w:val="28"/>
+          <w:szCs w:val="28"/>
+        </w:rPr>
+        <w:t xml:space="preserve"> Ключем у такій системі виступає сукупність параметрів: початкова ініціалізація матриці ваг, конкретні значення ваг після навчання, а також структурні параметри (рівні квантування, розмір асоціативного блоку, параметри хеш-функції).</w:t>
+      </w:r>
+    </w:p>
+    <w:p>
+      <w:pPr>
+        <w:pStyle w:val="NormalWeb"/>
+        <w:numPr>
+          <w:ilvl w:val="0"/>
+          <w:numId w:val="20"/>
+        </w:numPr>
+        <w:spacing w:before="0" w:beforeAutospacing="0" w:after="0" w:afterAutospacing="0" w:line="360" w:lineRule="auto"/>
+        <w:jc w:val="both"/>
+        <w:rPr>
+          <w:sz w:val="28"/>
+          <w:szCs w:val="28"/>
+        </w:rPr>
+      </w:pPr>
+      <w:r>
+        <w:rPr>
+          <w:b/>
+          <w:bCs/>
+          <w:sz w:val="28"/>
+          <w:szCs w:val="28"/>
+        </w:rPr>
+        <w:lastRenderedPageBreak/>
+        <w:t>Криптографічні властивості:</w:t>
+      </w:r>
+      <w:r>
+        <w:rPr>
+          <w:sz w:val="28"/>
+          <w:szCs w:val="28"/>
+        </w:rPr>
+        <w:t xml:space="preserve"> Завдяки використанню хешування (яке створює колізії, відображаючи різні віртуальні адреси в одну фізичну вагу), система демонструє властивості "плутанини" (confusion) та "дифузії" (diffusion). Зміна одного біта вхідних даних призводить до активації іншого набору ваг, що нелінійно змінює вихідне значення.</w:t>
+      </w:r>
+    </w:p>
+    <w:p>
+      <w:pPr>
+        <w:pStyle w:val="NormalWeb"/>
+        <w:spacing w:before="0" w:beforeAutospacing="0" w:after="0" w:afterAutospacing="0" w:line="360" w:lineRule="auto"/>
+        <w:jc w:val="both"/>
+        <w:rPr>
+          <w:sz w:val="28"/>
+          <w:szCs w:val="28"/>
+          <w:lang w:val="uk-UA"/>
+        </w:rPr>
+      </w:pPr>
+    </w:p>
+    <w:p>
+      <w:pPr>
         <w:spacing w:line="360" w:lineRule="auto"/>
+        <w:jc w:val="center"/>
+        <w:rPr>
+          <w:sz w:val="28"/>
+          <w:szCs w:val="28"/>
+          <w:lang w:val="uk-UA"/>
+        </w:rPr>
       </w:pPr>
       <w:r>
         <w:rPr>
           <w:b/>
           <w:bCs/>
           <w:i/>
-        </w:rPr>
-        <w:t xml:space="preserve">Протокол </w:t>
-      </w:r>
-      <w:proofErr w:type="spellStart"/>
+          <w:sz w:val="28"/>
+          <w:szCs w:val="28"/>
+          <w:lang w:val="uk-UA"/>
+        </w:rPr>
+        <w:t>Протокол розв’язування завдань</w:t>
+      </w:r>
       <w:r>
         <w:rPr>
           <w:b/>
           <w:bCs/>
-          <w:i/>
-        </w:rPr>
-        <w:t>розв’язування</w:t>
-      </w:r>
-      <w:proofErr w:type="spellEnd"/>
-      <w:r>
-        <w:rPr>
-          <w:b/>
-          <w:bCs/>
-          <w:i/>
-        </w:rPr>
-        <w:t xml:space="preserve"> </w:t>
-      </w:r>
-      <w:proofErr w:type="spellStart"/>
-      <w:r>
-        <w:rPr>
-          <w:b/>
-          <w:bCs/>
-          <w:i/>
-        </w:rPr>
-        <w:t>завдань</w:t>
-      </w:r>
-      <w:proofErr w:type="spellEnd"/>
-      <w:r>
-        <w:rPr>
-          <w:b/>
-          <w:bCs/>
-          <w:lang w:val="en-US"/>
+          <w:sz w:val="28"/>
+          <w:szCs w:val="28"/>
+          <w:lang w:val="uk-UA"/>
         </w:rPr>
         <w:t>:</w:t>
       </w:r>
@@ -1795,30 +2723,32 @@
         <w:br/>
       </w:r>
       <w:r>
+        <w:br/>
+        <w:t xml:space="preserve">                error = y_target[0] - y_pred</w:t>
+      </w:r>
+      <w:r>
+        <w:br/>
+      </w:r>
+      <w:r>
+        <w:br/>
+        <w:t xml:space="preserve">                correction = self.step * error / self.n_assoc</w:t>
+      </w:r>
+      <w:r>
+        <w:br/>
+        <w:t xml:space="preserve">                self.weights[active_indices] += correction</w:t>
+      </w:r>
+      <w:r>
+        <w:br/>
+      </w:r>
+      <w:r>
+        <w:br/>
+        <w:t xml:space="preserve">    def predict(self, input_data):</w:t>
+      </w:r>
+      <w:r>
+        <w:br/>
+      </w:r>
+      <w:r>
         <w:lastRenderedPageBreak/>
-        <w:br/>
-        <w:t xml:space="preserve">                error = y_target[0] - y_pred</w:t>
-      </w:r>
-      <w:r>
-        <w:br/>
-      </w:r>
-      <w:r>
-        <w:br/>
-        <w:t xml:space="preserve">                correction = self.step * error / self.n_assoc</w:t>
-      </w:r>
-      <w:r>
-        <w:br/>
-        <w:t xml:space="preserve">                self.weights[active_indices] += correction</w:t>
-      </w:r>
-      <w:r>
-        <w:br/>
-      </w:r>
-      <w:r>
-        <w:br/>
-        <w:t xml:space="preserve">    def predict(self, input_data):</w:t>
-      </w:r>
-      <w:r>
-        <w:br/>
         <w:t xml:space="preserve">        predictions = []</w:t>
       </w:r>
       <w:r>
@@ -2096,16 +3026,12 @@
     </w:p>
     <w:p>
       <w:pPr>
-        <w:pStyle w:val="ListParagraph"/>
-        <w:numPr>
-          <w:ilvl w:val="0"/>
-          <w:numId w:val="1"/>
-        </w:numPr>
         <w:spacing w:line="360" w:lineRule="auto"/>
+        <w:jc w:val="center"/>
         <w:rPr>
           <w:b/>
           <w:bCs/>
-          <w:lang w:val="en-US"/>
+          <w:lang w:val="uk-UA"/>
         </w:rPr>
       </w:pPr>
       <w:r>
@@ -2115,16 +3041,18 @@
           <w:lang w:val="uk-UA"/>
         </w:rPr>
         <w:lastRenderedPageBreak/>
-        <w:t>Висновки</w:t>
-      </w:r>
-      <w:r>
+        <w:t>ВИСНОВКИ</w:t>
+      </w:r>
+    </w:p>
+    <w:p>
+      <w:pPr>
+        <w:spacing w:line="360" w:lineRule="auto"/>
         <w:rPr>
           <w:b/>
           <w:bCs/>
-          <w:lang w:val="en-US"/>
-        </w:rPr>
-        <w:t>:</w:t>
-      </w:r>
+          <w:lang w:val="uk-UA"/>
+        </w:rPr>
+      </w:pPr>
     </w:p>
     <w:p>
       <w:pPr>
@@ -2132,16 +3060,71 @@
         <w:ind w:firstLine="720"/>
         <w:jc w:val="both"/>
         <w:rPr>
+          <w:sz w:val="28"/>
+          <w:szCs w:val="28"/>
           <w:lang w:val="en-UA" w:eastAsia="en-GB"/>
         </w:rPr>
       </w:pPr>
-      <w:r>
-        <w:t xml:space="preserve">Під час виконання лабораторної роботи було досліджено архітектуру та принципи функціонування нейромережі CMAC (Cerebellar Model Articulation Controller </w:t>
-      </w:r>
-      <w:r>
+      <w:proofErr w:type="spellStart"/>
+      <w:r>
+        <w:rPr>
+          <w:sz w:val="28"/>
+          <w:szCs w:val="28"/>
+        </w:rPr>
+        <w:t>Під</w:t>
+      </w:r>
+      <w:proofErr w:type="spellEnd"/>
+      <w:r>
+        <w:rPr>
+          <w:sz w:val="28"/>
+          <w:szCs w:val="28"/>
+        </w:rPr>
+        <w:t xml:space="preserve"> час </w:t>
+      </w:r>
+      <w:proofErr w:type="spellStart"/>
+      <w:r>
+        <w:rPr>
+          <w:sz w:val="28"/>
+          <w:szCs w:val="28"/>
+        </w:rPr>
+        <w:t>виконання</w:t>
+      </w:r>
+      <w:proofErr w:type="spellEnd"/>
+      <w:r>
+        <w:rPr>
+          <w:sz w:val="28"/>
+          <w:szCs w:val="28"/>
+        </w:rPr>
+        <w:t xml:space="preserve"> </w:t>
+      </w:r>
+      <w:proofErr w:type="spellStart"/>
+      <w:r>
+        <w:rPr>
+          <w:sz w:val="28"/>
+          <w:szCs w:val="28"/>
+        </w:rPr>
+        <w:t>лабораторної</w:t>
+      </w:r>
+      <w:proofErr w:type="spellEnd"/>
+      <w:r>
+        <w:rPr>
+          <w:sz w:val="28"/>
+          <w:szCs w:val="28"/>
+        </w:rPr>
+        <w:t xml:space="preserve"> роботи було досліджено архітектуру та принципи функціонування нейромережі CMAC (Cerebellar Model Articulation Controller </w:t>
+      </w:r>
+      <w:r>
+        <w:rPr>
+          <w:sz w:val="28"/>
+          <w:szCs w:val="28"/>
+        </w:rPr>
         <w:t>-</w:t>
       </w:r>
       <w:r>
+        <w:rPr>
+          <w:sz w:val="28"/>
+          <w:szCs w:val="28"/>
+        </w:rPr>
         <w:t xml:space="preserve"> Церебральна модель артикуляційного контролера).</w:t>
       </w:r>
     </w:p>
@@ -2150,28 +3133,48 @@
         <w:spacing w:line="360" w:lineRule="auto"/>
         <w:ind w:firstLine="720"/>
         <w:jc w:val="both"/>
-      </w:pPr>
-      <w:r>
+        <w:rPr>
+          <w:sz w:val="28"/>
+          <w:szCs w:val="28"/>
+        </w:rPr>
+      </w:pPr>
+      <w:r>
+        <w:rPr>
+          <w:sz w:val="28"/>
+          <w:szCs w:val="28"/>
+        </w:rPr>
         <w:t xml:space="preserve">Було реалізовано програмну модель CMAC на базі бібліотеки </w:t>
       </w:r>
       <w:r>
         <w:rPr>
           <w:rStyle w:val="HTMLCode"/>
           <w:rFonts w:ascii="Arial" w:eastAsiaTheme="majorEastAsia" w:hAnsi="Arial" w:cs="Arial"/>
+          <w:sz w:val="21"/>
+          <w:szCs w:val="21"/>
         </w:rPr>
         <w:t>numpy</w:t>
       </w:r>
       <w:r>
+        <w:rPr>
+          <w:sz w:val="28"/>
+          <w:szCs w:val="28"/>
+        </w:rPr>
         <w:t xml:space="preserve"> для вирішення задачі апроксимації нелінійної функції </w:t>
       </w:r>
       <w:r>
         <w:rPr>
           <w:rStyle w:val="math-inline"/>
           <w:rFonts w:ascii="Arial" w:eastAsiaTheme="majorEastAsia" w:hAnsi="Arial" w:cs="Arial"/>
+          <w:sz w:val="28"/>
+          <w:szCs w:val="28"/>
         </w:rPr>
         <w:t>y = sin(x)</w:t>
       </w:r>
       <w:r>
+        <w:rPr>
+          <w:sz w:val="28"/>
+          <w:szCs w:val="28"/>
+        </w:rPr>
         <w:t>. В ході експерименту досліджено вплив параметрів квантування вхідного простору та розміру асоціативного блоку на точність навчання.</w:t>
       </w:r>
     </w:p>
@@ -2180,45 +3183,45 @@
         <w:spacing w:line="360" w:lineRule="auto"/>
         <w:ind w:firstLine="720"/>
         <w:jc w:val="both"/>
-      </w:pPr>
-      <w:r>
+        <w:rPr>
+          <w:sz w:val="28"/>
+          <w:szCs w:val="28"/>
+          <w:lang w:val="uk-UA"/>
+        </w:rPr>
+      </w:pPr>
+      <w:r>
+        <w:rPr>
+          <w:sz w:val="28"/>
+          <w:szCs w:val="28"/>
+        </w:rPr>
         <w:t xml:space="preserve">Результати моделювання показали високу ефективність мережі: після 100 епох навчання середньоквадратична помилка (MSE) склала приблизно </w:t>
       </w:r>
       <w:r>
         <w:rPr>
           <w:rStyle w:val="math-inline"/>
           <w:rFonts w:ascii="Arial" w:eastAsiaTheme="majorEastAsia" w:hAnsi="Arial" w:cs="Arial"/>
-        </w:rPr>
-        <w:t>1.9</w:t>
+          <w:sz w:val="28"/>
+          <w:szCs w:val="28"/>
+        </w:rPr>
+        <w:t>1.9 * 10</w:t>
       </w:r>
       <w:r>
         <w:rPr>
           <w:rStyle w:val="math-inline"/>
           <w:rFonts w:ascii="Arial" w:eastAsiaTheme="majorEastAsia" w:hAnsi="Arial" w:cs="Arial"/>
-        </w:rPr>
-        <w:t xml:space="preserve"> * 10</w:t>
-      </w:r>
-      <w:r>
-        <w:rPr>
-          <w:rStyle w:val="math-inline"/>
-          <w:rFonts w:ascii="Arial" w:eastAsiaTheme="majorEastAsia" w:hAnsi="Arial" w:cs="Arial"/>
+          <w:sz w:val="28"/>
+          <w:szCs w:val="28"/>
           <w:vertAlign w:val="superscript"/>
         </w:rPr>
         <w:t>-4</w:t>
       </w:r>
       <w:r>
+        <w:rPr>
+          <w:sz w:val="28"/>
+          <w:szCs w:val="28"/>
+        </w:rPr>
         <w:t>. Це підтверджує, що CMAC забезпечує швидку збіжність та високу точність відтворення функціональних залежностей завдяки механізму локального узагальнення (local generalization), де схожі вхідні вектори активують пересічні області пам'яті. Така архітектура є перспективною для задач шифрування та стиснення інформації, де необхідне швидке нелінійне перетворення даних.</w:t>
       </w:r>
-    </w:p>
-    <w:p>
-      <w:pPr>
-        <w:spacing w:line="360" w:lineRule="auto"/>
-        <w:rPr>
-          <w:b/>
-          <w:bCs/>
-          <w:lang w:val="en-US"/>
-        </w:rPr>
-      </w:pPr>
     </w:p>
     <w:sectPr>
       <w:pgSz w:w="11906" w:h="16838"/>
@@ -2493,6 +3496,119 @@
     </w:lvl>
   </w:abstractNum>
   <w:abstractNum w:abstractNumId="3" w15:restartNumberingAfterBreak="0">
+    <w:nsid w:val="0EF56F6B"/>
+    <w:multiLevelType w:val="multilevel"/>
+    <w:tmpl w:val="5454AB3A"/>
+    <w:lvl w:ilvl="0">
+      <w:start w:val="1"/>
+      <w:numFmt w:val="decimal"/>
+      <w:lvlText w:val="%1."/>
+      <w:lvlJc w:val="left"/>
+      <w:pPr>
+        <w:tabs>
+          <w:tab w:val="num" w:pos="720"/>
+        </w:tabs>
+        <w:ind w:left="720" w:hanging="360"/>
+      </w:pPr>
+    </w:lvl>
+    <w:lvl w:ilvl="1" w:tentative="1">
+      <w:start w:val="1"/>
+      <w:numFmt w:val="decimal"/>
+      <w:lvlText w:val="%2."/>
+      <w:lvlJc w:val="left"/>
+      <w:pPr>
+        <w:tabs>
+          <w:tab w:val="num" w:pos="1440"/>
+        </w:tabs>
+        <w:ind w:left="1440" w:hanging="360"/>
+      </w:pPr>
+    </w:lvl>
+    <w:lvl w:ilvl="2" w:tentative="1">
+      <w:start w:val="1"/>
+      <w:numFmt w:val="decimal"/>
+      <w:lvlText w:val="%3."/>
+      <w:lvlJc w:val="left"/>
+      <w:pPr>
+        <w:tabs>
+          <w:tab w:val="num" w:pos="2160"/>
+        </w:tabs>
+        <w:ind w:left="2160" w:hanging="360"/>
+      </w:pPr>
+    </w:lvl>
+    <w:lvl w:ilvl="3" w:tentative="1">
+      <w:start w:val="1"/>
+      <w:numFmt w:val="decimal"/>
+      <w:lvlText w:val="%4."/>
+      <w:lvlJc w:val="left"/>
+      <w:pPr>
+        <w:tabs>
+          <w:tab w:val="num" w:pos="2880"/>
+        </w:tabs>
+        <w:ind w:left="2880" w:hanging="360"/>
+      </w:pPr>
+    </w:lvl>
+    <w:lvl w:ilvl="4" w:tentative="1">
+      <w:start w:val="1"/>
+      <w:numFmt w:val="decimal"/>
+      <w:lvlText w:val="%5."/>
+      <w:lvlJc w:val="left"/>
+      <w:pPr>
+        <w:tabs>
+          <w:tab w:val="num" w:pos="3600"/>
+        </w:tabs>
+        <w:ind w:left="3600" w:hanging="360"/>
+      </w:pPr>
+    </w:lvl>
+    <w:lvl w:ilvl="5" w:tentative="1">
+      <w:start w:val="1"/>
+      <w:numFmt w:val="decimal"/>
+      <w:lvlText w:val="%6."/>
+      <w:lvlJc w:val="left"/>
+      <w:pPr>
+        <w:tabs>
+          <w:tab w:val="num" w:pos="4320"/>
+        </w:tabs>
+        <w:ind w:left="4320" w:hanging="360"/>
+      </w:pPr>
+    </w:lvl>
+    <w:lvl w:ilvl="6" w:tentative="1">
+      <w:start w:val="1"/>
+      <w:numFmt w:val="decimal"/>
+      <w:lvlText w:val="%7."/>
+      <w:lvlJc w:val="left"/>
+      <w:pPr>
+        <w:tabs>
+          <w:tab w:val="num" w:pos="5040"/>
+        </w:tabs>
+        <w:ind w:left="5040" w:hanging="360"/>
+      </w:pPr>
+    </w:lvl>
+    <w:lvl w:ilvl="7" w:tentative="1">
+      <w:start w:val="1"/>
+      <w:numFmt w:val="decimal"/>
+      <w:lvlText w:val="%8."/>
+      <w:lvlJc w:val="left"/>
+      <w:pPr>
+        <w:tabs>
+          <w:tab w:val="num" w:pos="5760"/>
+        </w:tabs>
+        <w:ind w:left="5760" w:hanging="360"/>
+      </w:pPr>
+    </w:lvl>
+    <w:lvl w:ilvl="8" w:tentative="1">
+      <w:start w:val="1"/>
+      <w:numFmt w:val="decimal"/>
+      <w:lvlText w:val="%9."/>
+      <w:lvlJc w:val="left"/>
+      <w:pPr>
+        <w:tabs>
+          <w:tab w:val="num" w:pos="6480"/>
+        </w:tabs>
+        <w:ind w:left="6480" w:hanging="360"/>
+      </w:pPr>
+    </w:lvl>
+  </w:abstractNum>
+  <w:abstractNum w:abstractNumId="4" w15:restartNumberingAfterBreak="0">
     <w:nsid w:val="12265C89"/>
     <w:multiLevelType w:val="multilevel"/>
     <w:tmpl w:val="80B6256A"/>
@@ -2605,7 +3721,7 @@
       </w:pPr>
     </w:lvl>
   </w:abstractNum>
-  <w:abstractNum w:abstractNumId="4" w15:restartNumberingAfterBreak="0">
+  <w:abstractNum w:abstractNumId="5" w15:restartNumberingAfterBreak="0">
     <w:nsid w:val="1AAF5A03"/>
     <w:multiLevelType w:val="hybridMultilevel"/>
     <w:tmpl w:val="4B80C832"/>
@@ -2691,7 +3807,7 @@
       </w:pPr>
     </w:lvl>
   </w:abstractNum>
-  <w:abstractNum w:abstractNumId="5" w15:restartNumberingAfterBreak="0">
+  <w:abstractNum w:abstractNumId="6" w15:restartNumberingAfterBreak="0">
     <w:nsid w:val="1AD1035C"/>
     <w:multiLevelType w:val="multilevel"/>
     <w:tmpl w:val="2CFE8D4C"/>
@@ -2804,7 +3920,7 @@
       </w:pPr>
     </w:lvl>
   </w:abstractNum>
-  <w:abstractNum w:abstractNumId="6" w15:restartNumberingAfterBreak="0">
+  <w:abstractNum w:abstractNumId="7" w15:restartNumberingAfterBreak="0">
     <w:nsid w:val="1D0C10CB"/>
     <w:multiLevelType w:val="hybridMultilevel"/>
     <w:tmpl w:val="56C4F18A"/>
@@ -2910,7 +4026,120 @@
       </w:pPr>
     </w:lvl>
   </w:abstractNum>
-  <w:abstractNum w:abstractNumId="7" w15:restartNumberingAfterBreak="0">
+  <w:abstractNum w:abstractNumId="8" w15:restartNumberingAfterBreak="0">
+    <w:nsid w:val="27DF5592"/>
+    <w:multiLevelType w:val="multilevel"/>
+    <w:tmpl w:val="38047E3A"/>
+    <w:lvl w:ilvl="0">
+      <w:start w:val="1"/>
+      <w:numFmt w:val="decimal"/>
+      <w:lvlText w:val="%1."/>
+      <w:lvlJc w:val="left"/>
+      <w:pPr>
+        <w:tabs>
+          <w:tab w:val="num" w:pos="720"/>
+        </w:tabs>
+        <w:ind w:left="720" w:hanging="360"/>
+      </w:pPr>
+    </w:lvl>
+    <w:lvl w:ilvl="1" w:tentative="1">
+      <w:start w:val="1"/>
+      <w:numFmt w:val="decimal"/>
+      <w:lvlText w:val="%2."/>
+      <w:lvlJc w:val="left"/>
+      <w:pPr>
+        <w:tabs>
+          <w:tab w:val="num" w:pos="1440"/>
+        </w:tabs>
+        <w:ind w:left="1440" w:hanging="360"/>
+      </w:pPr>
+    </w:lvl>
+    <w:lvl w:ilvl="2" w:tentative="1">
+      <w:start w:val="1"/>
+      <w:numFmt w:val="decimal"/>
+      <w:lvlText w:val="%3."/>
+      <w:lvlJc w:val="left"/>
+      <w:pPr>
+        <w:tabs>
+          <w:tab w:val="num" w:pos="2160"/>
+        </w:tabs>
+        <w:ind w:left="2160" w:hanging="360"/>
+      </w:pPr>
+    </w:lvl>
+    <w:lvl w:ilvl="3" w:tentative="1">
+      <w:start w:val="1"/>
+      <w:numFmt w:val="decimal"/>
+      <w:lvlText w:val="%4."/>
+      <w:lvlJc w:val="left"/>
+      <w:pPr>
+        <w:tabs>
+          <w:tab w:val="num" w:pos="2880"/>
+        </w:tabs>
+        <w:ind w:left="2880" w:hanging="360"/>
+      </w:pPr>
+    </w:lvl>
+    <w:lvl w:ilvl="4" w:tentative="1">
+      <w:start w:val="1"/>
+      <w:numFmt w:val="decimal"/>
+      <w:lvlText w:val="%5."/>
+      <w:lvlJc w:val="left"/>
+      <w:pPr>
+        <w:tabs>
+          <w:tab w:val="num" w:pos="3600"/>
+        </w:tabs>
+        <w:ind w:left="3600" w:hanging="360"/>
+      </w:pPr>
+    </w:lvl>
+    <w:lvl w:ilvl="5" w:tentative="1">
+      <w:start w:val="1"/>
+      <w:numFmt w:val="decimal"/>
+      <w:lvlText w:val="%6."/>
+      <w:lvlJc w:val="left"/>
+      <w:pPr>
+        <w:tabs>
+          <w:tab w:val="num" w:pos="4320"/>
+        </w:tabs>
+        <w:ind w:left="4320" w:hanging="360"/>
+      </w:pPr>
+    </w:lvl>
+    <w:lvl w:ilvl="6" w:tentative="1">
+      <w:start w:val="1"/>
+      <w:numFmt w:val="decimal"/>
+      <w:lvlText w:val="%7."/>
+      <w:lvlJc w:val="left"/>
+      <w:pPr>
+        <w:tabs>
+          <w:tab w:val="num" w:pos="5040"/>
+        </w:tabs>
+        <w:ind w:left="5040" w:hanging="360"/>
+      </w:pPr>
+    </w:lvl>
+    <w:lvl w:ilvl="7" w:tentative="1">
+      <w:start w:val="1"/>
+      <w:numFmt w:val="decimal"/>
+      <w:lvlText w:val="%8."/>
+      <w:lvlJc w:val="left"/>
+      <w:pPr>
+        <w:tabs>
+          <w:tab w:val="num" w:pos="5760"/>
+        </w:tabs>
+        <w:ind w:left="5760" w:hanging="360"/>
+      </w:pPr>
+    </w:lvl>
+    <w:lvl w:ilvl="8" w:tentative="1">
+      <w:start w:val="1"/>
+      <w:numFmt w:val="decimal"/>
+      <w:lvlText w:val="%9."/>
+      <w:lvlJc w:val="left"/>
+      <w:pPr>
+        <w:tabs>
+          <w:tab w:val="num" w:pos="6480"/>
+        </w:tabs>
+        <w:ind w:left="6480" w:hanging="360"/>
+      </w:pPr>
+    </w:lvl>
+  </w:abstractNum>
+  <w:abstractNum w:abstractNumId="9" w15:restartNumberingAfterBreak="0">
     <w:nsid w:val="2B4F2E45"/>
     <w:multiLevelType w:val="hybridMultilevel"/>
     <w:tmpl w:val="C17A0052"/>
@@ -2996,7 +4225,124 @@
       </w:pPr>
     </w:lvl>
   </w:abstractNum>
-  <w:abstractNum w:abstractNumId="8" w15:restartNumberingAfterBreak="0">
+  <w:abstractNum w:abstractNumId="10" w15:restartNumberingAfterBreak="0">
+    <w:nsid w:val="2FD95EBB"/>
+    <w:multiLevelType w:val="multilevel"/>
+    <w:tmpl w:val="26A00D6C"/>
+    <w:lvl w:ilvl="0">
+      <w:start w:val="1"/>
+      <w:numFmt w:val="decimal"/>
+      <w:lvlText w:val="%1."/>
+      <w:lvlJc w:val="left"/>
+      <w:pPr>
+        <w:tabs>
+          <w:tab w:val="num" w:pos="720"/>
+        </w:tabs>
+        <w:ind w:left="720" w:hanging="360"/>
+      </w:pPr>
+      <w:rPr>
+        <w:b w:val="0"/>
+        <w:bCs w:val="0"/>
+      </w:rPr>
+    </w:lvl>
+    <w:lvl w:ilvl="1">
+      <w:start w:val="1"/>
+      <w:numFmt w:val="decimal"/>
+      <w:lvlText w:val="%2."/>
+      <w:lvlJc w:val="left"/>
+      <w:pPr>
+        <w:tabs>
+          <w:tab w:val="num" w:pos="1440"/>
+        </w:tabs>
+        <w:ind w:left="1440" w:hanging="360"/>
+      </w:pPr>
+    </w:lvl>
+    <w:lvl w:ilvl="2" w:tentative="1">
+      <w:start w:val="1"/>
+      <w:numFmt w:val="decimal"/>
+      <w:lvlText w:val="%3."/>
+      <w:lvlJc w:val="left"/>
+      <w:pPr>
+        <w:tabs>
+          <w:tab w:val="num" w:pos="2160"/>
+        </w:tabs>
+        <w:ind w:left="2160" w:hanging="360"/>
+      </w:pPr>
+    </w:lvl>
+    <w:lvl w:ilvl="3" w:tentative="1">
+      <w:start w:val="1"/>
+      <w:numFmt w:val="decimal"/>
+      <w:lvlText w:val="%4."/>
+      <w:lvlJc w:val="left"/>
+      <w:pPr>
+        <w:tabs>
+          <w:tab w:val="num" w:pos="2880"/>
+        </w:tabs>
+        <w:ind w:left="2880" w:hanging="360"/>
+      </w:pPr>
+    </w:lvl>
+    <w:lvl w:ilvl="4" w:tentative="1">
+      <w:start w:val="1"/>
+      <w:numFmt w:val="decimal"/>
+      <w:lvlText w:val="%5."/>
+      <w:lvlJc w:val="left"/>
+      <w:pPr>
+        <w:tabs>
+          <w:tab w:val="num" w:pos="3600"/>
+        </w:tabs>
+        <w:ind w:left="3600" w:hanging="360"/>
+      </w:pPr>
+    </w:lvl>
+    <w:lvl w:ilvl="5" w:tentative="1">
+      <w:start w:val="1"/>
+      <w:numFmt w:val="decimal"/>
+      <w:lvlText w:val="%6."/>
+      <w:lvlJc w:val="left"/>
+      <w:pPr>
+        <w:tabs>
+          <w:tab w:val="num" w:pos="4320"/>
+        </w:tabs>
+        <w:ind w:left="4320" w:hanging="360"/>
+      </w:pPr>
+    </w:lvl>
+    <w:lvl w:ilvl="6" w:tentative="1">
+      <w:start w:val="1"/>
+      <w:numFmt w:val="decimal"/>
+      <w:lvlText w:val="%7."/>
+      <w:lvlJc w:val="left"/>
+      <w:pPr>
+        <w:tabs>
+          <w:tab w:val="num" w:pos="5040"/>
+        </w:tabs>
+        <w:ind w:left="5040" w:hanging="360"/>
+      </w:pPr>
+    </w:lvl>
+    <w:lvl w:ilvl="7" w:tentative="1">
+      <w:start w:val="1"/>
+      <w:numFmt w:val="decimal"/>
+      <w:lvlText w:val="%8."/>
+      <w:lvlJc w:val="left"/>
+      <w:pPr>
+        <w:tabs>
+          <w:tab w:val="num" w:pos="5760"/>
+        </w:tabs>
+        <w:ind w:left="5760" w:hanging="360"/>
+      </w:pPr>
+    </w:lvl>
+    <w:lvl w:ilvl="8" w:tentative="1">
+      <w:start w:val="1"/>
+      <w:numFmt w:val="decimal"/>
+      <w:lvlText w:val="%9."/>
+      <w:lvlJc w:val="left"/>
+      <w:pPr>
+        <w:tabs>
+          <w:tab w:val="num" w:pos="6480"/>
+        </w:tabs>
+        <w:ind w:left="6480" w:hanging="360"/>
+      </w:pPr>
+    </w:lvl>
+  </w:abstractNum>
+  <w:abstractNum w:abstractNumId="11" w15:restartNumberingAfterBreak="0">
     <w:nsid w:val="353B5C97"/>
     <w:multiLevelType w:val="hybridMultilevel"/>
     <w:tmpl w:val="6A0E36B0"/>
@@ -3085,7 +4431,7 @@
       </w:pPr>
     </w:lvl>
   </w:abstractNum>
-  <w:abstractNum w:abstractNumId="9" w15:restartNumberingAfterBreak="0">
+  <w:abstractNum w:abstractNumId="12" w15:restartNumberingAfterBreak="0">
     <w:nsid w:val="3E3125C6"/>
     <w:multiLevelType w:val="multilevel"/>
     <w:tmpl w:val="99F029A8"/>
@@ -3198,7 +4544,156 @@
       </w:pPr>
     </w:lvl>
   </w:abstractNum>
-  <w:abstractNum w:abstractNumId="10" w15:restartNumberingAfterBreak="0">
+  <w:abstractNum w:abstractNumId="13" w15:restartNumberingAfterBreak="0">
+    <w:nsid w:val="49242B3A"/>
+    <w:multiLevelType w:val="multilevel"/>
+    <w:tmpl w:val="097EA5F4"/>
+    <w:lvl w:ilvl="0">
+      <w:start w:val="1"/>
+      <w:numFmt w:val="bullet"/>
+      <w:lvlText w:val=""/>
+      <w:lvlJc w:val="left"/>
+      <w:pPr>
+        <w:tabs>
+          <w:tab w:val="num" w:pos="720"/>
+        </w:tabs>
+        <w:ind w:left="720" w:hanging="360"/>
+      </w:pPr>
+      <w:rPr>
+        <w:rFonts w:ascii="Symbol" w:hAnsi="Symbol" w:hint="default"/>
+        <w:sz w:val="20"/>
+      </w:rPr>
+    </w:lvl>
+    <w:lvl w:ilvl="1" w:tentative="1">
+      <w:start w:val="1"/>
+      <w:numFmt w:val="bullet"/>
+      <w:lvlText w:val="o"/>
+      <w:lvlJc w:val="left"/>
+      <w:pPr>
+        <w:tabs>
+          <w:tab w:val="num" w:pos="1440"/>
+        </w:tabs>
+        <w:ind w:left="1440" w:hanging="360"/>
+      </w:pPr>
+      <w:rPr>
+        <w:rFonts w:ascii="Courier New" w:hAnsi="Courier New" w:hint="default"/>
+        <w:sz w:val="20"/>
+      </w:rPr>
+    </w:lvl>
+    <w:lvl w:ilvl="2" w:tentative="1">
+      <w:start w:val="1"/>
+      <w:numFmt w:val="bullet"/>
+      <w:lvlText w:val=""/>
+      <w:lvlJc w:val="left"/>
+      <w:pPr>
+        <w:tabs>
+          <w:tab w:val="num" w:pos="2160"/>
+        </w:tabs>
+        <w:ind w:left="2160" w:hanging="360"/>
+      </w:pPr>
+      <w:rPr>
+        <w:rFonts w:ascii="Wingdings" w:hAnsi="Wingdings" w:hint="default"/>
+        <w:sz w:val="20"/>
+      </w:rPr>
+    </w:lvl>
+    <w:lvl w:ilvl="3" w:tentative="1">
+      <w:start w:val="1"/>
+      <w:numFmt w:val="bullet"/>
+      <w:lvlText w:val=""/>
+      <w:lvlJc w:val="left"/>
+      <w:pPr>
+        <w:tabs>
+          <w:tab w:val="num" w:pos="2880"/>
+        </w:tabs>
+        <w:ind w:left="2880" w:hanging="360"/>
+      </w:pPr>
+      <w:rPr>
+        <w:rFonts w:ascii="Wingdings" w:hAnsi="Wingdings" w:hint="default"/>
+        <w:sz w:val="20"/>
+      </w:rPr>
+    </w:lvl>
+    <w:lvl w:ilvl="4" w:tentative="1">
+      <w:start w:val="1"/>
+      <w:numFmt w:val="bullet"/>
+      <w:lvlText w:val=""/>
+      <w:lvlJc w:val="left"/>
+      <w:pPr>
+        <w:tabs>
+          <w:tab w:val="num" w:pos="3600"/>
+        </w:tabs>
+        <w:ind w:left="3600" w:hanging="360"/>
+      </w:pPr>
+      <w:rPr>
+        <w:rFonts w:ascii="Wingdings" w:hAnsi="Wingdings" w:hint="default"/>
+        <w:sz w:val="20"/>
+      </w:rPr>
+    </w:lvl>
+    <w:lvl w:ilvl="5" w:tentative="1">
+      <w:start w:val="1"/>
+      <w:numFmt w:val="bullet"/>
+      <w:lvlText w:val=""/>
+      <w:lvlJc w:val="left"/>
+      <w:pPr>
+        <w:tabs>
+          <w:tab w:val="num" w:pos="4320"/>
+        </w:tabs>
+        <w:ind w:left="4320" w:hanging="360"/>
+      </w:pPr>
+      <w:rPr>
+        <w:rFonts w:ascii="Wingdings" w:hAnsi="Wingdings" w:hint="default"/>
+        <w:sz w:val="20"/>
+      </w:rPr>
+    </w:lvl>
+    <w:lvl w:ilvl="6" w:tentative="1">
+      <w:start w:val="1"/>
+      <w:numFmt w:val="bullet"/>
+      <w:lvlText w:val=""/>
+      <w:lvlJc w:val="left"/>
+      <w:pPr>
+        <w:tabs>
+          <w:tab w:val="num" w:pos="5040"/>
+        </w:tabs>
+        <w:ind w:left="5040" w:hanging="360"/>
+      </w:pPr>
+      <w:rPr>
+        <w:rFonts w:ascii="Wingdings" w:hAnsi="Wingdings" w:hint="default"/>
+        <w:sz w:val="20"/>
+      </w:rPr>
+    </w:lvl>
+    <w:lvl w:ilvl="7" w:tentative="1">
+      <w:start w:val="1"/>
+      <w:numFmt w:val="bullet"/>
+      <w:lvlText w:val=""/>
+      <w:lvlJc w:val="left"/>
+      <w:pPr>
+        <w:tabs>
+          <w:tab w:val="num" w:pos="5760"/>
+        </w:tabs>
+        <w:ind w:left="5760" w:hanging="360"/>
+      </w:pPr>
+      <w:rPr>
+        <w:rFonts w:ascii="Wingdings" w:hAnsi="Wingdings" w:hint="default"/>
+        <w:sz w:val="20"/>
+      </w:rPr>
+    </w:lvl>
+    <w:lvl w:ilvl="8" w:tentative="1">
+      <w:start w:val="1"/>
+      <w:numFmt w:val="bullet"/>
+      <w:lvlText w:val=""/>
+      <w:lvlJc w:val="left"/>
+      <w:pPr>
+        <w:tabs>
+          <w:tab w:val="num" w:pos="6480"/>
+        </w:tabs>
+        <w:ind w:left="6480" w:hanging="360"/>
+      </w:pPr>
+      <w:rPr>
+        <w:rFonts w:ascii="Wingdings" w:hAnsi="Wingdings" w:hint="default"/>
+        <w:sz w:val="20"/>
+      </w:rPr>
+    </w:lvl>
+  </w:abstractNum>
+  <w:abstractNum w:abstractNumId="14" w15:restartNumberingAfterBreak="0">
     <w:nsid w:val="57650F01"/>
     <w:multiLevelType w:val="hybridMultilevel"/>
     <w:tmpl w:val="DC0081D8"/>
@@ -3307,7 +4802,7 @@
       </w:pPr>
     </w:lvl>
   </w:abstractNum>
-  <w:abstractNum w:abstractNumId="11" w15:restartNumberingAfterBreak="0">
+  <w:abstractNum w:abstractNumId="15" w15:restartNumberingAfterBreak="0">
     <w:nsid w:val="63DF3DD6"/>
     <w:multiLevelType w:val="hybridMultilevel"/>
     <w:tmpl w:val="BB78944E"/>
@@ -3396,7 +4891,7 @@
       </w:pPr>
     </w:lvl>
   </w:abstractNum>
-  <w:abstractNum w:abstractNumId="12" w15:restartNumberingAfterBreak="0">
+  <w:abstractNum w:abstractNumId="16" w15:restartNumberingAfterBreak="0">
     <w:nsid w:val="6B852497"/>
     <w:multiLevelType w:val="hybridMultilevel"/>
     <w:tmpl w:val="C2D28696"/>
@@ -3482,7 +4977,7 @@
       </w:pPr>
     </w:lvl>
   </w:abstractNum>
-  <w:abstractNum w:abstractNumId="13" w15:restartNumberingAfterBreak="0">
+  <w:abstractNum w:abstractNumId="17" w15:restartNumberingAfterBreak="0">
     <w:nsid w:val="759C30C1"/>
     <w:multiLevelType w:val="hybridMultilevel"/>
     <w:tmpl w:val="B470C012"/>
@@ -3568,7 +5063,7 @@
       </w:pPr>
     </w:lvl>
   </w:abstractNum>
-  <w:abstractNum w:abstractNumId="14" w15:restartNumberingAfterBreak="0">
+  <w:abstractNum w:abstractNumId="18" w15:restartNumberingAfterBreak="0">
     <w:nsid w:val="76AF6A1D"/>
     <w:multiLevelType w:val="hybridMultilevel"/>
     <w:tmpl w:val="8230F946"/>
@@ -3678,50 +5173,214 @@
       </w:pPr>
     </w:lvl>
   </w:abstractNum>
+  <w:abstractNum w:abstractNumId="19" w15:restartNumberingAfterBreak="0">
+    <w:nsid w:val="7B0F5062"/>
+    <w:multiLevelType w:val="multilevel"/>
+    <w:tmpl w:val="29B0BB04"/>
+    <w:lvl w:ilvl="0">
+      <w:start w:val="1"/>
+      <w:numFmt w:val="bullet"/>
+      <w:lvlText w:val=""/>
+      <w:lvlJc w:val="left"/>
+      <w:pPr>
+        <w:tabs>
+          <w:tab w:val="num" w:pos="720"/>
+        </w:tabs>
+        <w:ind w:left="720" w:hanging="360"/>
+      </w:pPr>
+      <w:rPr>
+        <w:rFonts w:ascii="Symbol" w:hAnsi="Symbol" w:hint="default"/>
+        <w:sz w:val="20"/>
+      </w:rPr>
+    </w:lvl>
+    <w:lvl w:ilvl="1" w:tentative="1">
+      <w:start w:val="1"/>
+      <w:numFmt w:val="bullet"/>
+      <w:lvlText w:val="o"/>
+      <w:lvlJc w:val="left"/>
+      <w:pPr>
+        <w:tabs>
+          <w:tab w:val="num" w:pos="1440"/>
+        </w:tabs>
+        <w:ind w:left="1440" w:hanging="360"/>
+      </w:pPr>
+      <w:rPr>
+        <w:rFonts w:ascii="Courier New" w:hAnsi="Courier New" w:hint="default"/>
+        <w:sz w:val="20"/>
+      </w:rPr>
+    </w:lvl>
+    <w:lvl w:ilvl="2" w:tentative="1">
+      <w:start w:val="1"/>
+      <w:numFmt w:val="bullet"/>
+      <w:lvlText w:val=""/>
+      <w:lvlJc w:val="left"/>
+      <w:pPr>
+        <w:tabs>
+          <w:tab w:val="num" w:pos="2160"/>
+        </w:tabs>
+        <w:ind w:left="2160" w:hanging="360"/>
+      </w:pPr>
+      <w:rPr>
+        <w:rFonts w:ascii="Wingdings" w:hAnsi="Wingdings" w:hint="default"/>
+        <w:sz w:val="20"/>
+      </w:rPr>
+    </w:lvl>
+    <w:lvl w:ilvl="3" w:tentative="1">
+      <w:start w:val="1"/>
+      <w:numFmt w:val="bullet"/>
+      <w:lvlText w:val=""/>
+      <w:lvlJc w:val="left"/>
+      <w:pPr>
+        <w:tabs>
+          <w:tab w:val="num" w:pos="2880"/>
+        </w:tabs>
+        <w:ind w:left="2880" w:hanging="360"/>
+      </w:pPr>
+      <w:rPr>
+        <w:rFonts w:ascii="Wingdings" w:hAnsi="Wingdings" w:hint="default"/>
+        <w:sz w:val="20"/>
+      </w:rPr>
+    </w:lvl>
+    <w:lvl w:ilvl="4" w:tentative="1">
+      <w:start w:val="1"/>
+      <w:numFmt w:val="bullet"/>
+      <w:lvlText w:val=""/>
+      <w:lvlJc w:val="left"/>
+      <w:pPr>
+        <w:tabs>
+          <w:tab w:val="num" w:pos="3600"/>
+        </w:tabs>
+        <w:ind w:left="3600" w:hanging="360"/>
+      </w:pPr>
+      <w:rPr>
+        <w:rFonts w:ascii="Wingdings" w:hAnsi="Wingdings" w:hint="default"/>
+        <w:sz w:val="20"/>
+      </w:rPr>
+    </w:lvl>
+    <w:lvl w:ilvl="5" w:tentative="1">
+      <w:start w:val="1"/>
+      <w:numFmt w:val="bullet"/>
+      <w:lvlText w:val=""/>
+      <w:lvlJc w:val="left"/>
+      <w:pPr>
+        <w:tabs>
+          <w:tab w:val="num" w:pos="4320"/>
+        </w:tabs>
+        <w:ind w:left="4320" w:hanging="360"/>
+      </w:pPr>
+      <w:rPr>
+        <w:rFonts w:ascii="Wingdings" w:hAnsi="Wingdings" w:hint="default"/>
+        <w:sz w:val="20"/>
+      </w:rPr>
+    </w:lvl>
+    <w:lvl w:ilvl="6" w:tentative="1">
+      <w:start w:val="1"/>
+      <w:numFmt w:val="bullet"/>
+      <w:lvlText w:val=""/>
+      <w:lvlJc w:val="left"/>
+      <w:pPr>
+        <w:tabs>
+          <w:tab w:val="num" w:pos="5040"/>
+        </w:tabs>
+        <w:ind w:left="5040" w:hanging="360"/>
+      </w:pPr>
+      <w:rPr>
+        <w:rFonts w:ascii="Wingdings" w:hAnsi="Wingdings" w:hint="default"/>
+        <w:sz w:val="20"/>
+      </w:rPr>
+    </w:lvl>
+    <w:lvl w:ilvl="7" w:tentative="1">
+      <w:start w:val="1"/>
+      <w:numFmt w:val="bullet"/>
+      <w:lvlText w:val=""/>
+      <w:lvlJc w:val="left"/>
+      <w:pPr>
+        <w:tabs>
+          <w:tab w:val="num" w:pos="5760"/>
+        </w:tabs>
+        <w:ind w:left="5760" w:hanging="360"/>
+      </w:pPr>
+      <w:rPr>
+        <w:rFonts w:ascii="Wingdings" w:hAnsi="Wingdings" w:hint="default"/>
+        <w:sz w:val="20"/>
+      </w:rPr>
+    </w:lvl>
+    <w:lvl w:ilvl="8" w:tentative="1">
+      <w:start w:val="1"/>
+      <w:numFmt w:val="bullet"/>
+      <w:lvlText w:val=""/>
+      <w:lvlJc w:val="left"/>
+      <w:pPr>
+        <w:tabs>
+          <w:tab w:val="num" w:pos="6480"/>
+        </w:tabs>
+        <w:ind w:left="6480" w:hanging="360"/>
+      </w:pPr>
+      <w:rPr>
+        <w:rFonts w:ascii="Wingdings" w:hAnsi="Wingdings" w:hint="default"/>
+        <w:sz w:val="20"/>
+      </w:rPr>
+    </w:lvl>
+  </w:abstractNum>
   <w:num w:numId="1" w16cid:durableId="1993362585">
-    <w:abstractNumId w:val="10"/>
+    <w:abstractNumId w:val="14"/>
   </w:num>
   <w:num w:numId="2" w16cid:durableId="1562406540">
-    <w:abstractNumId w:val="8"/>
+    <w:abstractNumId w:val="11"/>
   </w:num>
   <w:num w:numId="3" w16cid:durableId="718096523">
-    <w:abstractNumId w:val="14"/>
+    <w:abstractNumId w:val="18"/>
   </w:num>
   <w:num w:numId="4" w16cid:durableId="17048782">
-    <w:abstractNumId w:val="5"/>
+    <w:abstractNumId w:val="6"/>
   </w:num>
   <w:num w:numId="5" w16cid:durableId="1798141542">
     <w:abstractNumId w:val="1"/>
   </w:num>
   <w:num w:numId="6" w16cid:durableId="1150367456">
-    <w:abstractNumId w:val="12"/>
+    <w:abstractNumId w:val="16"/>
   </w:num>
   <w:num w:numId="7" w16cid:durableId="845634757">
     <w:abstractNumId w:val="2"/>
   </w:num>
   <w:num w:numId="8" w16cid:durableId="1245263617">
-    <w:abstractNumId w:val="7"/>
+    <w:abstractNumId w:val="9"/>
   </w:num>
   <w:num w:numId="9" w16cid:durableId="2023239016">
-    <w:abstractNumId w:val="4"/>
+    <w:abstractNumId w:val="5"/>
   </w:num>
   <w:num w:numId="10" w16cid:durableId="151485683">
-    <w:abstractNumId w:val="13"/>
+    <w:abstractNumId w:val="17"/>
   </w:num>
   <w:num w:numId="11" w16cid:durableId="1855027343">
-    <w:abstractNumId w:val="11"/>
+    <w:abstractNumId w:val="15"/>
   </w:num>
   <w:num w:numId="12" w16cid:durableId="775444331">
-    <w:abstractNumId w:val="9"/>
+    <w:abstractNumId w:val="12"/>
   </w:num>
   <w:num w:numId="13" w16cid:durableId="1614097860">
-    <w:abstractNumId w:val="3"/>
+    <w:abstractNumId w:val="4"/>
   </w:num>
   <w:num w:numId="14" w16cid:durableId="770122243">
     <w:abstractNumId w:val="0"/>
   </w:num>
   <w:num w:numId="15" w16cid:durableId="1547643994">
-    <w:abstractNumId w:val="6"/>
+    <w:abstractNumId w:val="7"/>
+  </w:num>
+  <w:num w:numId="16" w16cid:durableId="65539729">
+    <w:abstractNumId w:val="8"/>
+  </w:num>
+  <w:num w:numId="17" w16cid:durableId="269171695">
+    <w:abstractNumId w:val="19"/>
+  </w:num>
+  <w:num w:numId="18" w16cid:durableId="996613956">
+    <w:abstractNumId w:val="3"/>
+  </w:num>
+  <w:num w:numId="19" w16cid:durableId="989092684">
+    <w:abstractNumId w:val="10"/>
+  </w:num>
+  <w:num w:numId="20" w16cid:durableId="1985115685">
+    <w:abstractNumId w:val="13"/>
   </w:num>
 </w:numbering>
 </file>
